--- a/deliverables/Tozzi_Revised_Full_Draft.docx
+++ b/deliverables/Tozzi_Revised_Full_Draft.docx
@@ -140,7 +140,7 @@
         <w:fldChar w:fldCharType="begin"/>
       </w:r>
       <w:r>
-        <w:instrText xml:space="preserve"> ADDIN ZOTERO_ITEM CSL_CITATION {"citationID":"U8y5LWdq","properties":{"unsorted":false,"formattedCitation":"[1]","plainCitation":"[1]","noteIndex":0},"citationItems":[{"id":"904v12Jp/lgreOPHb","uris":["http://zotero.org/users/local/H13Fece5/items/267GENFB"],"itemData":{"id":1,"type":"article-journal","abstract":"Guided by brain-like ‘spiking’ computational frameworks, neuromorphic computing—brain-inspired computing for machine intelligence—promises to realize artificial intelligence while reducing the energy requirements of computing platforms. This interdisciplinary field began with the implementation of silicon circuits for biological neural routines, but has evolved to encompass the hardware implementation of algorithms with spike-based encoding and event-driven representations. Here we provide an overview of the developments in neuromorphic computing for both algorithms and hardware and highlight the fundamentals of learning and hardware frameworks. We discuss the main challenges and the future prospects of neuromorphic computing, with emphasis on algorithm–hardware codesign.","container-title":"Nature","DOI":"10.1038/s41586-019-1677-2","ISSN":"1476-4687","issue":"7784","language":"en","license":"2019 Springer Nature Limited","page":"607-617","publisher":"Nature Publishing Group","source":"www.nature.com","title":"Towards spike-based machine intelligence with neuromorphic computing","volume":"575","author":[{"family":"Roy","given":"Kaushik"},{"family":"Jaiswal","given":"Akhilesh"},{"family":"Panda","given":"Priyadarshini"}],"issued":{"date-parts":[["2019",11]]}}}],"schema":"https://github.com/citation-style-language/schema/raw/master/csl-citation.json"} </w:instrText>
+        <w:instrText xml:space="preserve"> ADDIN ZOTERO_ITEM CSL_CITATION {"citationID":"U8y5LWdq","properties":{"unsorted":false,"formattedCitation":"[1]","plainCitation":"[1]","noteIndex":0},"citationItems":[{"id":1,"uris":["http://zotero.org/users/local/H13Fece5/items/267GENFB","http://zotero.org/users/20614932/items/267GENFB"],"itemData":{"id":1,"type":"article-journal","abstract":"Guided by brain-like ‘spiking’ computational frameworks, neuromorphic computing—brain-inspired computing for machine intelligence—promises to realize artificial intelligence while reducing the energy requirements of computing platforms. This interdisciplinary field began with the implementation of silicon circuits for biological neural routines, but has evolved to encompass the hardware implementation of algorithms with spike-based encoding and event-driven representations. Here we provide an overview of the developments in neuromorphic computing for both algorithms and hardware and highlight the fundamentals of learning and hardware frameworks. We discuss the main challenges and the future prospects of neuromorphic computing, with emphasis on algorithm–hardware codesign.","container-title":"Nature","DOI":"10.1038/s41586-019-1677-2","ISSN":"1476-4687","issue":"7784","language":"en","license":"2019 Springer Nature Limited","page":"607-617","publisher":"Nature Publishing Group","source":"www.nature.com","title":"Towards spike-based machine intelligence with neuromorphic computing","volume":"575","author":[{"family":"Roy","given":"Kaushik"},{"family":"Jaiswal","given":"Akhilesh"},{"family":"Panda","given":"Priyadarshini"}],"issued":{"date-parts":[["2019",11]]}}}],"schema":"https://github.com/citation-style-language/schema/raw/master/csl-citation.json"} </w:instrText>
       </w:r>
       <w:r>
         <w:fldChar w:fldCharType="separate"/>
@@ -170,20 +170,118 @@
         <w:t>. These ANNs are recognizable to machine learning researchers and practitioners as common architectures often referred to as deep neural networks (DNNs), convolutional neural networks (CNNs), or recurrent neural networks (RNNs). The family of transformer-based models driving innovation in natural language processing is also classified as an analog neural network. Standing apart from ANNs, t</w:t>
       </w:r>
       <w:r>
-        <w:t xml:space="preserve">he main effort in neuromorphic approaches finds inspiration from binary spiking mechanisms more closely related to the current understanding of </w:t>
+        <w:t>he main effort in neuromorphic approaches finds inspiration from binary spiking mechanisms more closely related to the current understanding of how biological neurons and synapses function</w:t>
+      </w:r>
+      <w:r>
+        <w:t xml:space="preserve"> </w:t>
+      </w:r>
+      <w:r>
+        <w:fldChar w:fldCharType="begin"/>
+      </w:r>
+      <w:r>
+        <w:instrText xml:space="preserve"> ADDIN ZOTERO_ITEM CSL_CITATION {"citationID":"gvqQj6F2","properties":{"unsorted":false,"formattedCitation":"[1]","plainCitation":"[1]","noteIndex":0},"citationItems":[{"id":1,"uris":["http://zotero.org/users/local/H13Fece5/items/267GENFB","http://zotero.org/users/20614932/items/267GENFB"],"itemData":{"id":1,"type":"article-journal","abstract":"Guided by brain-like ‘spiking’ computational frameworks, neuromorphic computing—brain-inspired computing for machine intelligence—promises to realize artificial intelligence while reducing the energy requirements of computing platforms. This interdisciplinary field began with the implementation of silicon circuits for biological neural routines, but has evolved to encompass the hardware implementation of algorithms with spike-based encoding and event-driven representations. Here we provide an overview of the developments in neuromorphic computing for both algorithms and hardware and highlight the fundamentals of learning and hardware frameworks. We discuss the main challenges and the future prospects of neuromorphic computing, with emphasis on algorithm–hardware codesign.","container-title":"Nature","DOI":"10.1038/s41586-019-1677-2","ISSN":"1476-4687","issue":"7784","language":"en","license":"2019 Springer Nature Limited","page":"607-617","publisher":"Nature Publishing Group","source":"www.nature.com","title":"Towards spike-based machine intelligence with neuromorphic computing","volume":"575","author":[{"family":"Roy","given":"Kaushik"},{"family":"Jaiswal","given":"Akhilesh"},{"family":"Panda","given":"Priyadarshini"}],"issued":{"date-parts":[["2019",11]]}}}],"schema":"https://github.com/citation-style-language/schema/raw/master/csl-citation.json"} </w:instrText>
+      </w:r>
+      <w:r>
+        <w:fldChar w:fldCharType="separate"/>
+      </w:r>
+      <w:r>
+        <w:rPr>
+          <w:noProof/>
+        </w:rPr>
+        <w:t>[1]</w:t>
+      </w:r>
+      <w:r>
+        <w:fldChar w:fldCharType="end"/>
+      </w:r>
+      <w:r>
+        <w:t>.</w:t>
+      </w:r>
+      <w:r>
+        <w:t xml:space="preserve"> The algorithms underpinning neuromorphic </w:t>
       </w:r>
       <w:r>
         <w:lastRenderedPageBreak/>
-        <w:t>how biological neurons and synapses function</w:t>
+        <w:t xml:space="preserve">approaches are closely coupled with the development of neuromorphic hardware characterized by </w:t>
+      </w:r>
+      <w:r>
+        <w:t xml:space="preserve">massively parallel, in-memory computation distinct from the Von </w:t>
+      </w:r>
+      <w:proofErr w:type="spellStart"/>
+      <w:r>
+        <w:t>Neum</w:t>
+      </w:r>
+      <w:proofErr w:type="spellEnd"/>
+      <w:r>
+        <w:t xml:space="preserve">ann architecture </w:t>
+      </w:r>
+      <w:r>
+        <w:fldChar w:fldCharType="begin"/>
+      </w:r>
+      <w:r>
+        <w:instrText xml:space="preserve"> ADDIN ZOTERO_ITEM CSL_CITATION {"citationID":"VhyBnSq4","properties":{"unsorted":false,"formattedCitation":"[2]","plainCitation":"[2]","noteIndex":0},"citationItems":[{"id":51,"uris":["http://zotero.org/users/20614932/items/TWA4N9M6"],"itemData":{"id":51,"type":"article-journal","abstract":"Neuromorphic computing technologies will be important for the future of computing, but much of the work in neuromorphic computing has focused on hardware development. Here, we review recent results in neuromorphic computing algorithms and applications. We highlight characteristics of neuromorphic computing technologies that make them attractive for the future of computing and we discuss opportunities for future development of algorithms and applications on these systems.","container-title":"Nature Computational Science","DOI":"10.1038/s43588-021-00184-y","ISSN":"2662-8457","issue":"1","journalAbbreviation":"Nat Comput Sci","language":"en","license":"2022 Springer Nature America, Inc.","page":"10-19","publisher":"Nature Publishing Group","source":"www.nature.com","title":"Opportunities for neuromorphic computing algorithms and applications","volume":"2","author":[{"family":"Schuman","given":"Catherine D."},{"family":"Kulkarni","given":"Shruti R."},{"family":"Parsa","given":"Maryam"},{"family":"Mitchell","given":"J. Parker"},{"family":"Date","given":"Prasanna"},{"family":"Kay","given":"Bill"}],"issued":{"date-parts":[["2022",1]]}}}],"schema":"https://github.com/citation-style-language/schema/raw/master/csl-citation.json"} </w:instrText>
+      </w:r>
+      <w:r>
+        <w:fldChar w:fldCharType="separate"/>
+      </w:r>
+      <w:r>
+        <w:rPr>
+          <w:noProof/>
+        </w:rPr>
+        <w:t>[2]</w:t>
+      </w:r>
+      <w:r>
+        <w:fldChar w:fldCharType="end"/>
+      </w:r>
+      <w:r>
+        <w:t>.</w:t>
+      </w:r>
+    </w:p>
+    <w:p>
+      <w:bookmarkStart w:id="1" w:name="OLE_LINK3"/>
+      <w:r>
+        <w:t xml:space="preserve">Neuromorphic algorithms have been applied </w:t>
+      </w:r>
+      <w:r>
+        <w:t xml:space="preserve">successfully </w:t>
+      </w:r>
+      <w:r>
+        <w:t>to computer vision and sequence-to-sequence tasks</w:t>
+      </w:r>
+      <w:r>
+        <w:t xml:space="preserve"> where their sparsity drives reduced memory overhead and power draw</w:t>
+      </w:r>
+      <w:r>
+        <w:t xml:space="preserve">. In the field of computer vision, convolutional neural networks designed for </w:t>
+      </w:r>
+      <w:r>
+        <w:t>typical</w:t>
+      </w:r>
+      <w:r>
+        <w:t xml:space="preserve"> CPU-GPU compute have been successfully converted to spiking neural networks (SNNs), the predominant neuromorphic architecture</w:t>
+      </w:r>
+      <w:r>
+        <w:t xml:space="preserve"> without significant loss of accuracy</w:t>
+      </w:r>
+      <w:r>
+        <w:t>, supporting</w:t>
       </w:r>
       <w:r>
         <w:t xml:space="preserve"> </w:t>
       </w:r>
       <w:r>
+        <w:t>early theoretical work establishing that</w:t>
+      </w:r>
+      <w:r>
+        <w:t xml:space="preserve"> the computational capacity of SNNs is on par with that of ANNs</w:t>
+      </w:r>
+      <w:r>
+        <w:t xml:space="preserve"> </w:t>
+      </w:r>
+      <w:r>
         <w:fldChar w:fldCharType="begin"/>
       </w:r>
       <w:r>
-        <w:instrText xml:space="preserve"> ADDIN ZOTERO_ITEM CSL_CITATION {"citationID":"gvqQj6F2","properties":{"unsorted":false,"formattedCitation":"[1]","plainCitation":"[1]","noteIndex":0},"citationItems":[{"id":"904v12Jp/lgreOPHb","uris":["http://zotero.org/users/local/H13Fece5/items/267GENFB"],"itemData":{"id":"904v12Jp/lgreOPHb","type":"article-journal","abstract":"Guided by brain-like ‘spiking’ computational frameworks, neuromorphic computing—brain-inspired computing for machine intelligence—promises to realize artificial intelligence while reducing the energy requirements of computing platforms. This interdisciplinary field began with the implementation of silicon circuits for biological neural routines, but has evolved to encompass the hardware implementation of algorithms with spike-based encoding and event-driven representations. Here we provide an overview of the developments in neuromorphic computing for both algorithms and hardware and highlight the fundamentals of learning and hardware frameworks. We discuss the main challenges and the future prospects of neuromorphic computing, with emphasis on algorithm–hardware codesign.","container-title":"Nature","DOI":"10.1038/s41586-019-1677-2","ISSN":"1476-4687","issue":"7784","language":"en","license":"2019 Springer Nature Limited","page":"607-617","publisher":"Nature Publishing Group","source":"www.nature.com","title":"Towards spike-based machine intelligence with neuromorphic computing","volume":"575","author":[{"family":"Roy","given":"Kaushik"},{"family":"Jaiswal","given":"Akhilesh"},{"family":"Panda","given":"Priyadarshini"}],"issued":{"date-parts":[["2019",11]]}}}],"schema":"https://github.com/citation-style-language/schema/raw/master/csl-citation.json"} </w:instrText>
+        <w:instrText xml:space="preserve"> ADDIN ZOTERO_ITEM CSL_CITATION {"citationID":"cUQnJqnP","properties":{"unsorted":false,"formattedCitation":"[3]","plainCitation":"[3]","noteIndex":0},"citationItems":[{"id":53,"uris":["http://zotero.org/users/20614932/items/T25CGREJ"],"itemData":{"id":53,"type":"article-journal","abstract":"The computational power of formal models for networks of spiking neurons is compared with that of other neural network models based on McCulloch Pitts neurons (i.e., threshold gates), respectively, sigmoidal gates. In particular it is shown that networks of spiking neurons are, with regard to the number of neurons that are needed, computationally more powerful than these other neural network models. A concrete biologically relevant function is exhibited which can be computed by a single spiking neuron (for biologically reasonable values of its parameters), but which requires hundreds of hidden units on a sigmoidal neural net. On the other hand, it is known that any function that can be computed by a small sigmoidal neural net can also be computed by a small network of spiking neurons. This article does not assume prior knowledge about spiking neurons, and it contains an extensive list of references to the currently available literature on computations in networks of spiking neurons and relevant results from neurobiology.","container-title":"Neural Networks","DOI":"10.1016/S0893-6080(97)00011-7","ISSN":"0893-6080","issue":"9","journalAbbreviation":"Neural Networks","page":"1659-1671","source":"ScienceDirect","title":"Networks of spiking neurons: The third generation of neural network models","title-short":"Networks of spiking neurons","volume":"10","author":[{"family":"Maass","given":"Wolfgang"}],"issued":{"date-parts":[["1997",12,1]]}}}],"schema":"https://github.com/citation-style-language/schema/raw/master/csl-citation.json"} </w:instrText>
       </w:r>
       <w:r>
         <w:fldChar w:fldCharType="separate"/>
@@ -192,55 +290,253 @@
         <w:rPr>
           <w:noProof/>
         </w:rPr>
+        <w:t>[3]</w:t>
+      </w:r>
+      <w:r>
+        <w:fldChar w:fldCharType="end"/>
+      </w:r>
+      <w:r>
+        <w:fldChar w:fldCharType="begin"/>
+      </w:r>
+      <w:r>
+        <w:instrText xml:space="preserve"> ADDIN ZOTERO_ITEM CSL_CITATION {"citationID":"rSpFHDeH","properties":{"unsorted":false,"formattedCitation":"[4]","plainCitation":"[4]","noteIndex":0},"citationItems":[{"id":22,"uris":["http://zotero.org/users/20614932/items/IEI5QV9H"],"itemData":{"id":22,"type":"article-journal","container-title":"Frontiers in neuroscience","page":"95","publisher":"Frontiers Media SA","source":"Google Scholar","title":"Going deeper in spiking neural networks: VGG and residual architectures","title-short":"Going deeper in spiking neural networks","volume":"13","author":[{"family":"Sengupta","given":"Abhronil"},{"family":"Ye","given":"Yuting"},{"family":"Wang","given":"Robert"},{"family":"Liu","given":"Chiao"},{"family":"Roy","given":"Kaushik"}],"issued":{"date-parts":[["2019"]]}}}],"schema":"https://github.com/citation-style-language/schema/raw/master/csl-citation.json"} </w:instrText>
+      </w:r>
+      <w:r>
+        <w:fldChar w:fldCharType="separate"/>
+      </w:r>
+      <w:r>
+        <w:rPr>
+          <w:noProof/>
+        </w:rPr>
+        <w:t>[4]</w:t>
+      </w:r>
+      <w:r>
+        <w:fldChar w:fldCharType="end"/>
+      </w:r>
+      <w:r>
+        <w:fldChar w:fldCharType="begin"/>
+      </w:r>
+      <w:r>
+        <w:instrText xml:space="preserve"> ADDIN ZOTERO_ITEM CSL_CITATION {"citationID":"sxlYiEJK","properties":{"unsorted":false,"formattedCitation":"[5]","plainCitation":"[5]","noteIndex":0},"citationItems":[{"id":"0OytZoD3/9anXOGcw","uris":["http://zotero.org/users/20652394/items/BSB7Z4ID"],"itemData":{"id":"0OytZoD3/9anXOGcw","type":"article-journal","abstract":"Neuromorphic Computing, a concept pioneered in the late 1980s, is receiving a lot of attention lately due to its promise of reducing the computational energy, latency, as well as learning complexity in artificial neural networks. Taking inspiration from neuroscience, this interdisciplinary field performs a multi-stack optimization across devices, circuits, and algorithms by providing an end-to-end approach to achieving brain-like efficiency in machine intelligence. On one side, neuromorphic computing introduces a new algorithmic paradigm, known as Spiking Neural Networks (SNNs), which is a significant shift from standard deep learning and transmits information as spikes (“1” or “0”) rather than analog values. This has opened up novel algorithmic research directions to formulate methods to represent data in spike-trains, develop neuron models that can process information over time, design learning algorithms for event-driven dynamical systems, and engineer network architectures amenable to sparse, asynchronous, event-driven computing to achieve lower power consumption. On the other side, a parallel research thrust focuses on development of efficient computing platforms for new algorithms. Standard accelerators that are amenable to deep learning workloads are not particularly suitable to handle processing across multiple timesteps efficiently. To that effect, researchers have designed neuromorphic hardware that rely on event-driven sparse computations as well as efficient matrix operations. While most large-scale neuromorphic systems have been explored based on CMOS technology, recently, Non-Volatile Memory (NVM) technologies show promise toward implementing bio-mimetic functionalities on single devices. In this article, we outline several strides that neuromorphic computing based on spiking neural networks (SNNs) has taken over the recent past, and we present our outlook on the challenges that this field needs to overcome to make the bio-plausibility route a successful one.","container-title":"ACM Computing Surveys","DOI":"10.1145/3571155","ISSN":"0360-0300, 1557-7341","issue":"12","journalAbbreviation":"ACM Comput. Surv.","language":"en","page":"1-49","source":"DOI.org (Crossref)","title":"Exploring Neuromorphic Computing Based on Spiking Neural Networks: Algorithms to Hardware","title-short":"Exploring Neuromorphic Computing Based on Spiking Neural Networks","volume":"55","author":[{"family":"Rathi","given":"Nitin"},{"family":"Chakraborty","given":"Indranil"},{"family":"Kosta","given":"Adarsh"},{"family":"Sengupta","given":"Abhronil"},{"family":"Ankit","given":"Aayush"},{"family":"Panda","given":"Priyadarshini"},{"family":"Roy","given":"Kaushik"}],"issued":{"date-parts":[["2023",12,31]]}}}],"schema":"https://github.com/citation-style-language/schema/raw/master/csl-citation.json"} </w:instrText>
+      </w:r>
+      <w:r>
+        <w:fldChar w:fldCharType="separate"/>
+      </w:r>
+      <w:r>
+        <w:rPr>
+          <w:noProof/>
+        </w:rPr>
+        <w:t>[5]</w:t>
+      </w:r>
+      <w:r>
+        <w:fldChar w:fldCharType="end"/>
+      </w:r>
+      <w:r>
+        <w:t>.</w:t>
+      </w:r>
+      <w:r>
+        <w:t xml:space="preserve"> Exploiting the temporal nature of SNNs directly, approaches to applying neuromorphic architecture to sequence-to-sequence tasks like language translation and sentiment analysis have shown competitive performance relative to recurrent neural networks (RNNs) with the advantages of reduced power consumption and parameter efficiency </w:t>
+      </w:r>
+      <w:r>
+        <w:fldChar w:fldCharType="begin"/>
+      </w:r>
+      <w:r>
+        <w:instrText xml:space="preserve"> ADDIN ZOTERO_ITEM CSL_CITATION {"citationID":"cjOSY0Io","properties":{"unsorted":false,"formattedCitation":"[6]","plainCitation":"[6]","noteIndex":0},"citationItems":[{"id":"0OytZoD3/YFg3rEnv","uris":["http://zotero.org/users/20652394/items/5DKNVKVW"],"itemData":{"id":12,"type":"article-journal","container-title":"IEEE Transactions on Cognitive and Developmental Systems","DOI":"10.1109/TCDS.2024.3396431","ISSN":"2379-8920, 2379-8939","issue":"6","journalAbbreviation":"IEEE Trans. Cogn. Dev. Syst.","license":"https://ieeexplore.ieee.org/Xplorehelp/downloads/license-information/IEEE.html","page":"1905-1914","source":"DOI.org (Crossref)","title":"LITE-SNN: Leveraging Inherent Dynamics to Train Energy-Efficient Spiking Neural Networks for Sequential Learning","title-short":"LITE-SNN","volume":"16","author":[{"family":"Rathi","given":"Nitin"},{"family":"Roy","given":"Kaushik"}],"issued":{"date-parts":[["2024",12]]}}}],"schema":"https://github.com/citation-style-language/schema/raw/master/csl-citation.json"} </w:instrText>
+      </w:r>
+      <w:r>
+        <w:fldChar w:fldCharType="separate"/>
+      </w:r>
+      <w:r>
+        <w:rPr>
+          <w:noProof/>
+        </w:rPr>
+        <w:t>[6]</w:t>
+      </w:r>
+      <w:r>
+        <w:fldChar w:fldCharType="end"/>
+      </w:r>
+      <w:r>
+        <w:t>.</w:t>
+      </w:r>
+      <w:r>
+        <w:t xml:space="preserve"> These benefits extend to generative </w:t>
+      </w:r>
+      <w:r>
+        <w:t>models performing sequence-to-sequence tasks</w:t>
+      </w:r>
+      <w:r>
+        <w:t xml:space="preserve"> </w:t>
+      </w:r>
+      <w:r>
+        <w:t xml:space="preserve">where recent research reports a competitive performance despite a 32.2 x reduction in operations </w:t>
+      </w:r>
+      <w:r>
+        <w:fldChar w:fldCharType="begin"/>
+      </w:r>
+      <w:r>
+        <w:instrText xml:space="preserve"> ADDIN ZOTERO_ITEM CSL_CITATION {"citationID":"O5Kh2diP","properties":{"unsorted":false,"formattedCitation":"[7]","plainCitation":"[7]","noteIndex":0},"citationItems":[{"id":54,"uris":["http://zotero.org/users/20614932/items/87GEI2FP"],"itemData":{"id":54,"type":"article-journal","abstract":"As the size of large language models continue to scale, so does the computational resources required to run it. Spiking Neural Networks (SNNs) have emerged as an energy-efficient approach to deep learning that leverage sparse and event-driven activations to reduce the computational overhead associated with model inference. While they have become competitive with non-spiking models on many computer vision tasks, SNNs have also proven to be more challenging to train. As a result, their performance lags behind modern deep learning, and we are yet to see the effectiveness of SNNs in language generation. In this paper, inspired by the Receptance Weighted Key Value (RWKV) language model, we successfully implement `SpikeGPT', a generative language model with binary, event-driven spiking activation units. We train the proposed model on two model variants: 45M and 216M parameters. To the best of our knowledge, SpikeGPT is the largest backpropagation-trained SNN model to date, rendering it suitable for both the generation and comprehension of natural language. We achieve this by modifying the transformer block to replace multi-head self attention to reduce quadratic computational complexity O(N^2) to linear complexity O(N) with increasing sequence length. Input tokens are instead streamed in sequentially to our attention mechanism (as with typical SNNs). Our preliminary experiments show that SpikeGPT remains competitive with non-spiking models on tested benchmarks, while maintaining 20x fewer operations when processed on neuromorphic hardware that can leverage sparse, event-driven activations. Our code implementation is available at https://github.com/ridgerchu/SpikeGPT.","DOI":"10.48550/ARXIV.2302.13939","license":"Creative Commons Attribution Non Commercial Share Alike 4.0 International","note":"version: 5","publisher":"arXiv","source":"Semantic Scholar","title":"SpikeGPT: Generative Pre-trained Language Model with Spiking Neural Networks","title-short":"SpikeGPT","URL":"https://arxiv.org/abs/2302.13939","author":[{"family":"Zhu","given":"Rui-Jie"},{"family":"Zhao","given":"Qihang"},{"family":"Li","given":"Guoqi"},{"family":"Eshraghian","given":"Jason K."}],"accessed":{"date-parts":[["2026",6,22]]},"issued":{"date-parts":[["2023"]]}}}],"schema":"https://github.com/citation-style-language/schema/raw/master/csl-citation.json"} </w:instrText>
+      </w:r>
+      <w:r>
+        <w:fldChar w:fldCharType="separate"/>
+      </w:r>
+      <w:r>
+        <w:rPr>
+          <w:noProof/>
+        </w:rPr>
+        <w:t>[7]</w:t>
+      </w:r>
+      <w:r>
+        <w:fldChar w:fldCharType="end"/>
+      </w:r>
+      <w:r>
+        <w:t xml:space="preserve">. </w:t>
+      </w:r>
+    </w:p>
+    <w:bookmarkEnd w:id="1"/>
+    <w:p>
+      <w:r>
+        <w:t>The principal practical reason to pursue neuromorphic solutions is that n</w:t>
+      </w:r>
+      <w:r>
+        <w:t xml:space="preserve">euromorphic techniques, like spiking neural networks, offer power and memory advantages over </w:t>
+      </w:r>
+      <w:r>
+        <w:t>ANN</w:t>
+      </w:r>
+      <w:r>
+        <w:t>s</w:t>
+      </w:r>
+      <w:r>
+        <w:t xml:space="preserve">. </w:t>
+      </w:r>
+      <w:r>
+        <w:t>Every connection in an ANN is activated during every forward pass through the network</w:t>
+      </w:r>
+      <w:r>
+        <w:t xml:space="preserve"> </w:t>
+      </w:r>
+      <w:r>
+        <w:fldChar w:fldCharType="begin"/>
+      </w:r>
+      <w:r>
+        <w:instrText xml:space="preserve"> ADDIN ZOTERO_ITEM CSL_CITATION {"citationID":"yegT1pjf","properties":{"unsorted":false,"formattedCitation":"[1]","plainCitation":"[1]","noteIndex":0},"citationItems":[{"id":1,"uris":["http://zotero.org/users/local/H13Fece5/items/267GENFB","http://zotero.org/users/20614932/items/267GENFB"],"itemData":{"id":1,"type":"article-journal","abstract":"Guided by brain-like ‘spiking’ computational frameworks, neuromorphic computing—brain-inspired computing for machine intelligence—promises to realize artificial intelligence while reducing the energy requirements of computing platforms. This interdisciplinary field began with the implementation of silicon circuits for biological neural routines, but has evolved to encompass the hardware implementation of algorithms with spike-based encoding and event-driven representations. Here we provide an overview of the developments in neuromorphic computing for both algorithms and hardware and highlight the fundamentals of learning and hardware frameworks. We discuss the main challenges and the future prospects of neuromorphic computing, with emphasis on algorithm–hardware codesign.","container-title":"Nature","DOI":"10.1038/s41586-019-1677-2","ISSN":"1476-4687","issue":"7784","language":"en","license":"2019 Springer Nature Limited","page":"607-617","publisher":"Nature Publishing Group","source":"www.nature.com","title":"Towards spike-based machine intelligence with neuromorphic computing","volume":"575","author":[{"family":"Roy","given":"Kaushik"},{"family":"Jaiswal","given":"Akhilesh"},{"family":"Panda","given":"Priyadarshini"}],"issued":{"date-parts":[["2019",11]]}}}],"schema":"https://github.com/citation-style-language/schema/raw/master/csl-citation.json"} </w:instrText>
+      </w:r>
+      <w:r>
+        <w:fldChar w:fldCharType="separate"/>
+      </w:r>
+      <w:r>
+        <w:rPr>
+          <w:noProof/>
+        </w:rPr>
         <w:t>[1]</w:t>
       </w:r>
       <w:r>
         <w:fldChar w:fldCharType="end"/>
       </w:r>
       <w:r>
+        <w:t>. In contrast, neurons in an SNN transmit discrete spikes once their activation threshold is achieved</w:t>
+      </w:r>
+      <w:r>
+        <w:t xml:space="preserve">, resulting in dramatically less computation activity </w:t>
+      </w:r>
+      <w:r>
+        <w:fldChar w:fldCharType="begin"/>
+      </w:r>
+      <w:r>
+        <w:instrText xml:space="preserve"> ADDIN ZOTERO_ITEM CSL_CITATION {"citationID":"zoTXBGjH","properties":{"unsorted":false,"formattedCitation":"[1]","plainCitation":"[1]","noteIndex":0},"citationItems":[{"id":1,"uris":["http://zotero.org/users/local/H13Fece5/items/267GENFB","http://zotero.org/users/20614932/items/267GENFB"],"itemData":{"id":1,"type":"article-journal","abstract":"Guided by brain-like ‘spiking’ computational frameworks, neuromorphic computing—brain-inspired computing for machine intelligence—promises to realize artificial intelligence while reducing the energy requirements of computing platforms. This interdisciplinary field began with the implementation of silicon circuits for biological neural routines, but has evolved to encompass the hardware implementation of algorithms with spike-based encoding and event-driven representations. Here we provide an overview of the developments in neuromorphic computing for both algorithms and hardware and highlight the fundamentals of learning and hardware frameworks. We discuss the main challenges and the future prospects of neuromorphic computing, with emphasis on algorithm–hardware codesign.","container-title":"Nature","DOI":"10.1038/s41586-019-1677-2","ISSN":"1476-4687","issue":"7784","language":"en","license":"2019 Springer Nature Limited","page":"607-617","publisher":"Nature Publishing Group","source":"www.nature.com","title":"Towards spike-based machine intelligence with neuromorphic computing","volume":"575","author":[{"family":"Roy","given":"Kaushik"},{"family":"Jaiswal","given":"Akhilesh"},{"family":"Panda","given":"Priyadarshini"}],"issued":{"date-parts":[["2019",11]]}}}],"schema":"https://github.com/citation-style-language/schema/raw/master/csl-citation.json"} </w:instrText>
+      </w:r>
+      <w:r>
+        <w:fldChar w:fldCharType="separate"/>
+      </w:r>
+      <w:r>
+        <w:rPr>
+          <w:noProof/>
+        </w:rPr>
+        <w:t>[1]</w:t>
+      </w:r>
+      <w:r>
+        <w:fldChar w:fldCharType="end"/>
+      </w:r>
+      <w:r>
+        <w:t xml:space="preserve">. </w:t>
+      </w:r>
+      <w:r>
+        <w:t xml:space="preserve">The relative reduction in activity between SNNs and ANNs performing comparable tasks increases with network depth, allowing SNNs to scale more efficiently </w:t>
+      </w:r>
+      <w:r>
+        <w:fldChar w:fldCharType="begin"/>
+      </w:r>
+      <w:r>
+        <w:instrText xml:space="preserve"> ADDIN ZOTERO_ITEM CSL_CITATION {"citationID":"PGwnMTdE","properties":{"unsorted":false,"formattedCitation":"[8]","plainCitation":"[8]","noteIndex":0},"citationItems":[{"id":"0OytZoD3/8qMUwPG9","uris":["http://zotero.org/users/20652394/items/EL7KURLR"],"itemData":{"id":9,"type":"article-journal","container-title":"Frontiers in Neuroscience","DOI":"10.3389/fnins.2019.00095","ISSN":"1662-453X","journalAbbreviation":"Front. Neurosci.","page":"95","source":"DOI.org (Crossref)","title":"Going Deeper in Spiking Neural Networks: VGG and Residual Architectures","title-short":"Going Deeper in Spiking Neural Networks","volume":"13","author":[{"family":"Sengupta","given":"Abhronil"},{"family":"Ye","given":"Yuting"},{"family":"Wang","given":"Robert"},{"family":"Liu","given":"Chiao"},{"family":"Roy","given":"Kaushik"}],"issued":{"date-parts":[["2019",3,7]]}}}],"schema":"https://github.com/citation-style-language/schema/raw/master/csl-citation.json"} </w:instrText>
+      </w:r>
+      <w:r>
+        <w:fldChar w:fldCharType="separate"/>
+      </w:r>
+      <w:r>
+        <w:rPr>
+          <w:noProof/>
+        </w:rPr>
+        <w:t>[8]</w:t>
+      </w:r>
+      <w:r>
+        <w:fldChar w:fldCharType="end"/>
+      </w:r>
+      <w:r>
+        <w:t xml:space="preserve">. </w:t>
+      </w:r>
+      <w:r>
+        <w:t xml:space="preserve">The computations that do occur in the SNN are dramatically simpler than in an </w:t>
+      </w:r>
+      <w:r>
+        <w:t>equivalent</w:t>
+      </w:r>
+      <w:r>
+        <w:t xml:space="preserve"> ANN insofar as </w:t>
+      </w:r>
+      <w:r>
+        <w:t>ANNs require multiply-and-accumulate operations because weights in ANNs are floating point values. In contrast, SNNs transmit binary spikes and only require accumulate operations</w:t>
+      </w:r>
+      <w:r>
+        <w:t xml:space="preserve"> </w:t>
+      </w:r>
+      <w:r>
+        <w:fldChar w:fldCharType="begin"/>
+      </w:r>
+      <w:r>
+        <w:instrText xml:space="preserve"> ADDIN ZOTERO_ITEM CSL_CITATION {"citationID":"5Ze6CzyE","properties":{"unsorted":false,"formattedCitation":"[1], [4]","plainCitation":"[1], [4]","dontUpdate":true,"noteIndex":0},"citationItems":[{"id":1,"uris":["http://zotero.org/users/local/H13Fece5/items/267GENFB","http://zotero.org/users/20614932/items/267GENFB"],"itemData":{"id":1,"type":"article-journal","abstract":"Guided by brain-like ‘spiking’ computational frameworks, neuromorphic computing—brain-inspired computing for machine intelligence—promises to realize artificial intelligence while reducing the energy requirements of computing platforms. This interdisciplinary field began with the implementation of silicon circuits for biological neural routines, but has evolved to encompass the hardware implementation of algorithms with spike-based encoding and event-driven representations. Here we provide an overview of the developments in neuromorphic computing for both algorithms and hardware and highlight the fundamentals of learning and hardware frameworks. We discuss the main challenges and the future prospects of neuromorphic computing, with emphasis on algorithm–hardware codesign.","container-title":"Nature","DOI":"10.1038/s41586-019-1677-2","ISSN":"1476-4687","issue":"7784","language":"en","license":"2019 Springer Nature Limited","page":"607-617","publisher":"Nature Publishing Group","source":"www.nature.com","title":"Towards spike-based machine intelligence with neuromorphic computing","volume":"575","author":[{"family":"Roy","given":"Kaushik"},{"family":"Jaiswal","given":"Akhilesh"},{"family":"Panda","given":"Priyadarshini"}],"issued":{"date-parts":[["2019",11]]}}},{"id":"0OytZoD3/9anXOGcw","uris":["http://zotero.org/users/20652394/items/BSB7Z4ID"],"itemData":{"id":11,"type":"article-journal","abstract":"Neuromorphic Computing, a concept pioneered in the late 1980s, is receiving a lot of attention lately due to its promise of reducing the computational energy, latency, as well as learning complexity in artificial neural networks. Taking inspiration from neuroscience, this interdisciplinary field performs a multi-stack optimization across devices, circuits, and algorithms by providing an end-to-end approach to achieving brain-like efficiency in machine intelligence. On one side, neuromorphic computing introduces a new algorithmic paradigm, known as Spiking Neural Networks (SNNs), which is a significant shift from standard deep learning and transmits information as spikes (“1” or “0”) rather than analog values. This has opened up novel algorithmic research directions to formulate methods to represent data in spike-trains, develop neuron models that can process information over time, design learning algorithms for event-driven dynamical systems, and engineer network architectures amenable to sparse, asynchronous, event-driven computing to achieve lower power consumption. On the other side, a parallel research thrust focuses on development of efficient computing platforms for new algorithms. Standard accelerators that are amenable to deep learning workloads are not particularly suitable to handle processing across multiple timesteps efficiently. To that effect, researchers have designed neuromorphic hardware that rely on event-driven sparse computations as well as efficient matrix operations. While most large-scale neuromorphic systems have been explored based on CMOS technology, recently, Non-Volatile Memory (NVM) technologies show promise toward implementing bio-mimetic functionalities on single devices. In this article, we outline several strides that neuromorphic computing based on spiking neural networks (SNNs) has taken over the recent past, and we present our outlook on the challenges that this field needs to overcome to make the bio-plausibility route a successful one.","container-title":"ACM Computing Surveys","DOI":"10.1145/3571155","ISSN":"0360-0300, 1557-7341","issue":"12","journalAbbreviation":"ACM Comput. Surv.","language":"en","page":"1-49","source":"DOI.org (Crossref)","title":"Exploring Neuromorphic Computing Based on Spiking Neural Networks: Algorithms to Hardware","title-short":"Exploring Neuromorphic Computing Based on Spiking Neural Networks","volume":"55","author":[{"family":"Rathi","given":"Nitin"},{"family":"Chakraborty","given":"Indranil"},{"family":"Kosta","given":"Adarsh"},{"family":"Sengupta","given":"Abhronil"},{"family":"Ankit","given":"Aayush"},{"family":"Panda","given":"Priyadarshini"},{"family":"Roy","given":"Kaushik"}],"issued":{"date-parts":[["2023",12,31]]}}}],"schema":"https://github.com/citation-style-language/schema/raw/master/csl-citation.json"} </w:instrText>
+      </w:r>
+      <w:r>
+        <w:fldChar w:fldCharType="separate"/>
+      </w:r>
+      <w:r>
+        <w:rPr>
+          <w:noProof/>
+        </w:rPr>
+        <w:t>[1, 4]</w:t>
+      </w:r>
+      <w:r>
+        <w:fldChar w:fldCharType="end"/>
+      </w:r>
+      <w:r>
         <w:t>.</w:t>
       </w:r>
       <w:r>
-        <w:t xml:space="preserve"> The algorithms underpinning neuromorphic approaches are closely coupled with the development of neuromorphic hardware characterized by </w:t>
-      </w:r>
-    </w:p>
-    <w:p>
-      <w:bookmarkStart w:id="1" w:name="OLE_LINK3"/>
-      <w:r>
-        <w:t xml:space="preserve">Neuromorphic algorithms have been applied </w:t>
-      </w:r>
-      <w:r>
-        <w:t xml:space="preserve">successfully </w:t>
-      </w:r>
-      <w:r>
-        <w:t>to computer vision and sequence-to-sequence tasks</w:t>
-      </w:r>
-      <w:r>
-        <w:t xml:space="preserve"> where their sparsity drives reduced memory overhead and power draw</w:t>
-      </w:r>
-      <w:r>
-        <w:t xml:space="preserve">. In the field of computer vision, convolutional neural networks designed for </w:t>
-      </w:r>
-      <w:r>
-        <w:t>typical</w:t>
-      </w:r>
-      <w:r>
-        <w:t xml:space="preserve"> CPU-GPU compute have been successfully converted to spiking neural networks (SNNs), the predominant neuromorphic architecture</w:t>
-      </w:r>
-      <w:r>
-        <w:t xml:space="preserve"> without significant loss of accuracy</w:t>
-      </w:r>
-      <w:r>
-        <w:t>, supporting</w:t>
-      </w:r>
-      <w:r>
-        <w:t xml:space="preserve"> the conclusion that the computational capacity of SNNs is on par with that of ANNs </w:t>
+        <w:t xml:space="preserve"> The sparsity of SNNs </w:t>
+      </w:r>
+      <w:r>
+        <w:t xml:space="preserve">also yields reductions in parameter counts relative to </w:t>
+      </w:r>
+      <w:r>
+        <w:t>recurrent</w:t>
+      </w:r>
+      <w:r>
+        <w:t xml:space="preserve"> architectures performing similar tasks, reducing memory overhead </w:t>
       </w:r>
       <w:r>
         <w:fldChar w:fldCharType="begin"/>
       </w:r>
       <w:r>
-        <w:instrText xml:space="preserve"> ADDIN ZOTERO_ITEM CSL_CITATION {"citationID":"R6pEQvyx","properties":{"unsorted":false,"formattedCitation":"[3]","plainCitation":"[3]","noteIndex":0},"citationItems":[{"id":11,"uris":["http://zotero.org/users/20652394/items/BSB7Z4ID"],"itemData":{"id":11,"type":"article-journal","abstract":"Neuromorphic Computing, a concept pioneered in the late 1980s, is receiving a lot of attention lately due to its promise of reducing the computational energy, latency, as well as learning complexity in artificial neural networks. Taking inspiration from neuroscience, this interdisciplinary field performs a multi-stack optimization across devices, circuits, and algorithms by providing an end-to-end approach to achieving brain-like efficiency in machine intelligence. On one side, neuromorphic computing introduces a new algorithmic paradigm, known as Spiking Neural Networks (SNNs), which is a significant shift from standard deep learning and transmits information as spikes (“1” or “0”) rather than analog values. This has opened up novel algorithmic research directions to formulate methods to represent data in spike-trains, develop neuron models that can process information over time, design learning algorithms for event-driven dynamical systems, and engineer network architectures amenable to sparse, asynchronous, event-driven computing to achieve lower power consumption. On the other side, a parallel research thrust focuses on development of efficient computing platforms for new algorithms. Standard accelerators that are amenable to deep learning workloads are not particularly suitable to handle processing across multiple timesteps efficiently. To that effect, researchers have designed neuromorphic hardware that rely on event-driven sparse computations as well as efficient matrix operations. While most large-scale neuromorphic systems have been explored based on CMOS technology, recently, Non-Volatile Memory (NVM) technologies show promise toward implementing bio-mimetic functionalities on single devices. In this article, we outline several strides that neuromorphic computing based on spiking neural networks (SNNs) has taken over the recent past, and we present our outlook on the challenges that this field needs to overcome to make the bio-plausibility route a successful one.","container-title":"ACM Computing Surveys","DOI":"10.1145/3571155","ISSN":"0360-0300, 1557-7341","issue":"12","journalAbbreviation":"ACM Comput. Surv.","language":"en","page":"1-49","source":"DOI.org (Crossref)","title":"Exploring Neuromorphic Computing Based on Spiking Neural Networks: Algorithms to Hardware","title-short":"Exploring Neuromorphic Computing Based on Spiking Neural Networks","volume":"55","author":[{"family":"Rathi","given":"Nitin"},{"family":"Chakraborty","given":"Indranil"},{"family":"Kosta","given":"Adarsh"},{"family":"Sengupta","given":"Abhronil"},{"family":"Ankit","given":"Aayush"},{"family":"Panda","given":"Priyadarshini"},{"family":"Roy","given":"Kaushik"}],"issued":{"date-parts":[["2023",12,31]]}}}],"schema":"https://github.com/citation-style-language/schema/raw/master/csl-citation.json"} </w:instrText>
+        <w:instrText xml:space="preserve"> ADDIN ZOTERO_ITEM CSL_CITATION {"citationID":"knnLqeP3","properties":{"unsorted":false,"formattedCitation":"[6]","plainCitation":"[6]","noteIndex":0},"citationItems":[{"id":"0OytZoD3/YFg3rEnv","uris":["http://zotero.org/users/20652394/items/5DKNVKVW"],"itemData":{"id":12,"type":"article-journal","container-title":"IEEE Transactions on Cognitive and Developmental Systems","DOI":"10.1109/TCDS.2024.3396431","ISSN":"2379-8920, 2379-8939","issue":"6","journalAbbreviation":"IEEE Trans. Cogn. Dev. Syst.","license":"https://ieeexplore.ieee.org/Xplorehelp/downloads/license-information/IEEE.html","page":"1905-1914","source":"DOI.org (Crossref)","title":"LITE-SNN: Leveraging Inherent Dynamics to Train Energy-Efficient Spiking Neural Networks for Sequential Learning","title-short":"LITE-SNN","volume":"16","author":[{"family":"Rathi","given":"Nitin"},{"family":"Roy","given":"Kaushik"}],"issued":{"date-parts":[["2024",12]]}}}],"schema":"https://github.com/citation-style-language/schema/raw/master/csl-citation.json"} </w:instrText>
       </w:r>
       <w:r>
         <w:fldChar w:fldCharType="separate"/>
@@ -249,219 +545,7 @@
         <w:rPr>
           <w:noProof/>
         </w:rPr>
-        <w:t>[</w:t>
-      </w:r>
-      <w:r>
-        <w:rPr>
-          <w:noProof/>
-        </w:rPr>
-        <w:t xml:space="preserve">2, </w:t>
-      </w:r>
-      <w:r>
-        <w:rPr>
-          <w:noProof/>
-        </w:rPr>
-        <w:t>3]</w:t>
-      </w:r>
-      <w:r>
-        <w:fldChar w:fldCharType="end"/>
-      </w:r>
-      <w:r>
-        <w:t>.</w:t>
-      </w:r>
-      <w:r>
-        <w:t xml:space="preserve"> Exploiting the temporal nature of SNNs directly, approaches to applying neuromorphic architecture to sequence-to-sequence tasks like language translation and sentiment analysis have shown competitive performance relative to recurrent neural networks (RNNs) with the advantages of reduced power consumption and parameter efficiency </w:t>
-      </w:r>
-      <w:r>
-        <w:fldChar w:fldCharType="begin"/>
-      </w:r>
-      <w:r>
-        <w:instrText xml:space="preserve"> ADDIN ZOTERO_ITEM CSL_CITATION {"citationID":"cjOSY0Io","properties":{"unsorted":false,"formattedCitation":"[4]","plainCitation":"[4]","noteIndex":0},"citationItems":[{"id":12,"uris":["http://zotero.org/users/20652394/items/5DKNVKVW"],"itemData":{"id":12,"type":"article-journal","container-title":"IEEE Transactions on Cognitive and Developmental Systems","DOI":"10.1109/TCDS.2024.3396431","ISSN":"2379-8920, 2379-8939","issue":"6","journalAbbreviation":"IEEE Trans. Cogn. Dev. Syst.","license":"https://ieeexplore.ieee.org/Xplorehelp/downloads/license-information/IEEE.html","page":"1905-1914","source":"DOI.org (Crossref)","title":"LITE-SNN: Leveraging Inherent Dynamics to Train Energy-Efficient Spiking Neural Networks for Sequential Learning","title-short":"LITE-SNN","volume":"16","author":[{"family":"Rathi","given":"Nitin"},{"family":"Roy","given":"Kaushik"}],"issued":{"date-parts":[["2024",12]]}}}],"schema":"https://github.com/citation-style-language/schema/raw/master/csl-citation.json"} </w:instrText>
-      </w:r>
-      <w:r>
-        <w:fldChar w:fldCharType="separate"/>
-      </w:r>
-      <w:r>
-        <w:rPr>
-          <w:noProof/>
-        </w:rPr>
-        <w:t>[4]</w:t>
-      </w:r>
-      <w:r>
-        <w:fldChar w:fldCharType="end"/>
-      </w:r>
-      <w:r>
-        <w:t>.</w:t>
-      </w:r>
-    </w:p>
-    <w:bookmarkEnd w:id="1"/>
-    <w:p>
-      <w:r>
-        <w:t>The principal practical reason to pursue neuromorphic solutions is that n</w:t>
-      </w:r>
-      <w:r>
-        <w:t xml:space="preserve">euromorphic techniques, like spiking neural networks, offer power and memory advantages over </w:t>
-      </w:r>
-      <w:r>
-        <w:t>ANN</w:t>
-      </w:r>
-      <w:r>
-        <w:t>s</w:t>
-      </w:r>
-      <w:r>
-        <w:t xml:space="preserve">. </w:t>
-      </w:r>
-      <w:r>
-        <w:t>Every connection in an ANN is activated during every forward pass through the network</w:t>
-      </w:r>
-      <w:r>
-        <w:t xml:space="preserve"> </w:t>
-      </w:r>
-      <w:r>
-        <w:fldChar w:fldCharType="begin"/>
-      </w:r>
-      <w:r>
-        <w:instrText xml:space="preserve"> ADDIN ZOTERO_ITEM CSL_CITATION {"citationID":"yegT1pjf","properties":{"unsorted":false,"formattedCitation":"[1]","plainCitation":"[1]","noteIndex":0},"citationItems":[{"id":"904v12Jp/lgreOPHb","uris":["http://zotero.org/users/local/H13Fece5/items/267GENFB"],"itemData":{"id":"904v12Jp/lgreOPHb","type":"article-journal","abstract":"Guided by brain-like ‘spiking’ computational frameworks, neuromorphic computing—brain-inspired computing for machine intelligence—promises to realize artificial intelligence while reducing the energy requirements of computing platforms. This interdisciplinary field began with the implementation of silicon circuits for biological neural routines, but has evolved to encompass the hardware implementation of algorithms with spike-based encoding and event-driven representations. Here we provide an overview of the developments in neuromorphic computing for both algorithms and hardware and highlight the fundamentals of learning and hardware frameworks. We discuss the main challenges and the future prospects of neuromorphic computing, with emphasis on algorithm–hardware codesign.","container-title":"Nature","DOI":"10.1038/s41586-019-1677-2","ISSN":"1476-4687","issue":"7784","language":"en","license":"2019 Springer Nature Limited","page":"607-617","publisher":"Nature Publishing Group","source":"www.nature.com","title":"Towards spike-based machine intelligence with neuromorphic computing","volume":"575","author":[{"family":"Roy","given":"Kaushik"},{"family":"Jaiswal","given":"Akhilesh"},{"family":"Panda","given":"Priyadarshini"}],"issued":{"date-parts":[["2019",11]]}}}],"schema":"https://github.com/citation-style-language/schema/raw/master/csl-citation.json"} </w:instrText>
-      </w:r>
-      <w:r>
-        <w:fldChar w:fldCharType="separate"/>
-      </w:r>
-      <w:r>
-        <w:rPr>
-          <w:noProof/>
-        </w:rPr>
-        <w:t>[1]</w:t>
-      </w:r>
-      <w:r>
-        <w:fldChar w:fldCharType="end"/>
-      </w:r>
-      <w:r>
-        <w:t>. In contrast, neurons in an SNN transmit discrete spikes once their activation threshold is achieved</w:t>
-      </w:r>
-      <w:r>
-        <w:t xml:space="preserve">, resulting in dramatically less computation activity </w:t>
-      </w:r>
-      <w:r>
-        <w:fldChar w:fldCharType="begin"/>
-      </w:r>
-      <w:r>
-        <w:instrText xml:space="preserve"> ADDIN ZOTERO_ITEM CSL_CITATION {"citationID":"zoTXBGjH","properties":{"unsorted":false,"formattedCitation":"[1]","plainCitation":"[1]","noteIndex":0},"citationItems":[{"id":"904v12Jp/lgreOPHb","uris":["http://zotero.org/users/local/H13Fece5/items/267GENFB"],"itemData":{"id":"904v12Jp/lgreOPHb","type":"article-journal","abstract":"Guided by brain-like ‘spiking’ computational frameworks, neuromorphic computing—brain-inspired computing for machine intelligence—promises to realize artificial intelligence while reducing the energy requirements of computing platforms. This interdisciplinary field began with the implementation of silicon circuits for biological neural routines, but has evolved to encompass the hardware implementation of algorithms with spike-based encoding and event-driven representations. Here we provide an overview of the developments in neuromorphic computing for both algorithms and hardware and highlight the fundamentals of learning and hardware frameworks. We discuss the main challenges and the future prospects of neuromorphic computing, with emphasis on algorithm–hardware codesign.","container-title":"Nature","DOI":"10.1038/s41586-019-1677-2","ISSN":"1476-4687","issue":"7784","language":"en","license":"2019 Springer Nature Limited","page":"607-617","publisher":"Nature Publishing Group","source":"www.nature.com","title":"Towards spike-based machine intelligence with neuromorphic computing","volume":"575","author":[{"family":"Roy","given":"Kaushik"},{"family":"Jaiswal","given":"Akhilesh"},{"family":"Panda","given":"Priyadarshini"}],"issued":{"date-parts":[["2019",11]]}}}],"schema":"https://github.com/citation-style-language/schema/raw/master/csl-citation.json"} </w:instrText>
-      </w:r>
-      <w:r>
-        <w:fldChar w:fldCharType="separate"/>
-      </w:r>
-      <w:r>
-        <w:rPr>
-          <w:noProof/>
-        </w:rPr>
-        <w:t>[1]</w:t>
-      </w:r>
-      <w:r>
-        <w:fldChar w:fldCharType="end"/>
-      </w:r>
-      <w:r>
-        <w:t xml:space="preserve">. </w:t>
-      </w:r>
-      <w:r>
-        <w:t xml:space="preserve">The relative reduction in activity between SNNs and ANNs performing comparable tasks increases with network depth, allowing SNNs to scale more efficiently </w:t>
-      </w:r>
-      <w:r>
-        <w:fldChar w:fldCharType="begin"/>
-      </w:r>
-      <w:r>
-        <w:instrText xml:space="preserve"> ADDIN ZOTERO_ITEM CSL_CITATION {"citationID":"PGwnMTdE","properties":{"unsorted":false,"formattedCitation":"[2]","plainCitation":"[2]","noteIndex":0},"citationItems":[{"id":9,"uris":["http://zotero.org/users/20652394/items/EL7KURLR"],"itemData":{"id":9,"type":"article-journal","container-title":"Frontiers in Neuroscience","DOI":"10.3389/fnins.2019.00095","ISSN":"1662-453X","journalAbbreviation":"Front. Neurosci.","page":"95","source":"DOI.org (Crossref)","title":"Going Deeper in Spiking Neural Networks: VGG and Residual Architectures","title-short":"Going Deeper in Spiking Neural Networks","volume":"13","author":[{"family":"Sengupta","given":"Abhronil"},{"family":"Ye","given":"Yuting"},{"family":"Wang","given":"Robert"},{"family":"Liu","given":"Chiao"},{"family":"Roy","given":"Kaushik"}],"issued":{"date-parts":[["2019",3,7]]}}}],"schema":"https://github.com/citation-style-language/schema/raw/master/csl-citation.json"} </w:instrText>
-      </w:r>
-      <w:r>
-        <w:fldChar w:fldCharType="separate"/>
-      </w:r>
-      <w:r>
-        <w:rPr>
-          <w:noProof/>
-        </w:rPr>
-        <w:t>[2]</w:t>
-      </w:r>
-      <w:r>
-        <w:fldChar w:fldCharType="end"/>
-      </w:r>
-      <w:r>
-        <w:t xml:space="preserve">. </w:t>
-      </w:r>
-      <w:r>
-        <w:t xml:space="preserve">The computations that do occur in the SNN are dramatically simpler than in an </w:t>
-      </w:r>
-      <w:r>
-        <w:t>equivalent</w:t>
-      </w:r>
-      <w:r>
-        <w:t xml:space="preserve"> ANN insofar as </w:t>
-      </w:r>
-      <w:r>
-        <w:t xml:space="preserve">ANNs require multiply-and-accumulate operations because weights in ANNs are floating point </w:t>
-      </w:r>
-      <w:proofErr w:type="gramStart"/>
-      <w:r>
-        <w:t>values</w:t>
-      </w:r>
-      <w:r>
-        <w:t xml:space="preserve"> </w:t>
-      </w:r>
-      <w:r>
-        <w:t>.</w:t>
-      </w:r>
-      <w:proofErr w:type="gramEnd"/>
-      <w:r>
-        <w:t xml:space="preserve"> In contrast, SNNs transmit binary spikes and only require accumulate operations</w:t>
-      </w:r>
-      <w:r>
-        <w:t xml:space="preserve"> </w:t>
-      </w:r>
-      <w:r>
-        <w:fldChar w:fldCharType="begin"/>
-      </w:r>
-      <w:r>
-        <w:instrText xml:space="preserve"> ADDIN ZOTERO_ITEM CSL_CITATION {"citationID":"5Ze6CzyE","properties":{"unsorted":false,"formattedCitation":"[1], [4]","plainCitation":"[1], [4]","dontUpdate":true,"noteIndex":0},"citationItems":[{"id":"904v12Jp/lgreOPHb","uris":["http://zotero.org/users/local/H13Fece5/items/267GENFB"],"itemData":{"id":"904v12Jp/lgreOPHb","type":"article-journal","abstract":"Guided by brain-like ‘spiking’ computational frameworks, neuromorphic computing—brain-inspired computing for machine intelligence—promises to realize artificial intelligence while reducing the energy requirements of computing platforms. This interdisciplinary field began with the implementation of silicon circuits for biological neural routines, but has evolved to encompass the hardware implementation of algorithms with spike-based encoding and event-driven representations. Here we provide an overview of the developments in neuromorphic computing for both algorithms and hardware and highlight the fundamentals of learning and hardware frameworks. We discuss the main challenges and the future prospects of neuromorphic computing, with emphasis on algorithm–hardware codesign.","container-title":"Nature","DOI":"10.1038/s41586-019-1677-2","ISSN":"1476-4687","issue":"7784","language":"en","license":"2019 Springer Nature Limited","page":"607-617","publisher":"Nature Publishing Group","source":"www.nature.com","title":"Towards spike-based machine intelligence with neuromorphic computing","volume":"575","author":[{"family":"Roy","given":"Kaushik"},{"family":"Jaiswal","given":"Akhilesh"},{"family":"Panda","given":"Priyadarshini"}],"issued":{"date-parts":[["2019",11]]}}},{"id":11,"uris":["http://zotero.org/users/20652394/items/BSB7Z4ID"],"itemData":{"id":11,"type":"article-journal","abstract":"Neuromorphic Computing, a concept pioneered in the late 1980s, is receiving a lot of attention lately due to its promise of reducing the computational energy, latency, as well as learning complexity in artificial neural networks. Taking inspiration from neuroscience, this interdisciplinary field performs a multi-stack optimization across devices, circuits, and algorithms by providing an end-to-end approach to achieving brain-like efficiency in machine intelligence. On one side, neuromorphic computing introduces a new algorithmic paradigm, known as Spiking Neural Networks (SNNs), which is a significant shift from standard deep learning and transmits information as spikes (“1” or “0”) rather than analog values. This has opened up novel algorithmic research directions to formulate methods to represent data in spike-trains, develop neuron models that can process information over time, design learning algorithms for event-driven dynamical systems, and engineer network architectures amenable to sparse, asynchronous, event-driven computing to achieve lower power consumption. On the other side, a parallel research thrust focuses on development of efficient computing platforms for new algorithms. Standard accelerators that are amenable to deep learning workloads are not particularly suitable to handle processing across multiple timesteps efficiently. To that effect, researchers have designed neuromorphic hardware that rely on event-driven sparse computations as well as efficient matrix operations. While most large-scale neuromorphic systems have been explored based on CMOS technology, recently, Non-Volatile Memory (NVM) technologies show promise toward implementing bio-mimetic functionalities on single devices. In this article, we outline several strides that neuromorphic computing based on spiking neural networks (SNNs) has taken over the recent past, and we present our outlook on the challenges that this field needs to overcome to make the bio-plausibility route a successful one.","container-title":"ACM Computing Surveys","DOI":"10.1145/3571155","ISSN":"0360-0300, 1557-7341","issue":"12","journalAbbreviation":"ACM Comput. Surv.","language":"en","page":"1-49","source":"DOI.org (Crossref)","title":"Exploring Neuromorphic Computing Based on Spiking Neural Networks: Algorithms to Hardware","title-short":"Exploring Neuromorphic Computing Based on Spiking Neural Networks","volume":"55","author":[{"family":"Rathi","given":"Nitin"},{"family":"Chakraborty","given":"Indranil"},{"family":"Kosta","given":"Adarsh"},{"family":"Sengupta","given":"Abhronil"},{"family":"Ankit","given":"Aayush"},{"family":"Panda","given":"Priyadarshini"},{"family":"Roy","given":"Kaushik"}],"issued":{"date-parts":[["2023",12,31]]}}}],"schema":"https://github.com/citation-style-language/schema/raw/master/csl-citation.json"} </w:instrText>
-      </w:r>
-      <w:r>
-        <w:fldChar w:fldCharType="separate"/>
-      </w:r>
-      <w:r>
-        <w:rPr>
-          <w:noProof/>
-        </w:rPr>
-        <w:t>[1, 4]</w:t>
-      </w:r>
-      <w:r>
-        <w:fldChar w:fldCharType="end"/>
-      </w:r>
-      <w:r>
-        <w:t>.</w:t>
-      </w:r>
-      <w:r>
-        <w:t xml:space="preserve"> The sparsity of SNNs </w:t>
-      </w:r>
-      <w:r>
-        <w:t xml:space="preserve">also yields reductions in parameter counts relative to </w:t>
-      </w:r>
-      <w:r>
-        <w:t>recurrent</w:t>
-      </w:r>
-      <w:r>
-        <w:t xml:space="preserve"> architectures performing similar tasks, reducing memory overhead </w:t>
-      </w:r>
-      <w:r>
-        <w:fldChar w:fldCharType="begin"/>
-      </w:r>
-      <w:r>
-        <w:instrText xml:space="preserve"> ADDIN ZOTERO_ITEM CSL_CITATION {"citationID":"knnLqeP3","properties":{"unsorted":false,"formattedCitation":"[4]","plainCitation":"[4]","noteIndex":0},"citationItems":[{"id":12,"uris":["http://zotero.org/users/20652394/items/5DKNVKVW"],"itemData":{"id":12,"type":"article-journal","container-title":"IEEE Transactions on Cognitive and Developmental Systems","DOI":"10.1109/TCDS.2024.3396431","ISSN":"2379-8920, 2379-8939","issue":"6","journalAbbreviation":"IEEE Trans. Cogn. Dev. Syst.","license":"https://ieeexplore.ieee.org/Xplorehelp/downloads/license-information/IEEE.html","page":"1905-1914","source":"DOI.org (Crossref)","title":"LITE-SNN: Leveraging Inherent Dynamics to Train Energy-Efficient Spiking Neural Networks for Sequential Learning","title-short":"LITE-SNN","volume":"16","author":[{"family":"Rathi","given":"Nitin"},{"family":"Roy","given":"Kaushik"}],"issued":{"date-parts":[["2024",12]]}}}],"schema":"https://github.com/citation-style-language/schema/raw/master/csl-citation.json"} </w:instrText>
-      </w:r>
-      <w:r>
-        <w:fldChar w:fldCharType="separate"/>
-      </w:r>
-      <w:r>
-        <w:rPr>
-          <w:noProof/>
-        </w:rPr>
-        <w:t>[4]</w:t>
+        <w:t>[6]</w:t>
       </w:r>
       <w:r>
         <w:fldChar w:fldCharType="end"/>
@@ -504,7 +588,7 @@
         <w:fldChar w:fldCharType="begin"/>
       </w:r>
       <w:r>
-        <w:instrText xml:space="preserve"> ADDIN ZOTERO_ITEM CSL_CITATION {"citationID":"Kxax1obe","properties":{"unsorted":false,"formattedCitation":"[5]","plainCitation":"[5]","noteIndex":0},"citationItems":[{"id":20,"uris":["http://zotero.org/users/20652394/items/ZY5C25FY"],"itemData":{"id":20,"type":"chapter","container-title":"14th AIAA Aviation Technology, Integration, and Operations Conference","DOI":"10.2514/6.2014-2705","note":"_eprint: https://arc.aiaa.org/doi/pdf/10.2514/6.2014-2705\nDOI: 10.2514/6.2014-2705","publisher":"American Institute of Aeronautics and Astronautics","source":"American Institute of Aeronautics and Astronautics","title":"Reducing Size, Weight, and Power (SWaP) of Perception Systems in Small Autonomous Aerial Systems","URL":"https://arc.aiaa.org/doi/abs/10.2514/6.2014-2705","author":[{"family":"Jones","given":"Kennie H."},{"family":"Gross","given":"Jason N."}],"accessed":{"date-parts":[["2026",6,16]]}}}],"schema":"https://github.com/citation-style-language/schema/raw/master/csl-citation.json"} </w:instrText>
+        <w:instrText xml:space="preserve"> ADDIN ZOTERO_ITEM CSL_CITATION {"citationID":"Kxax1obe","properties":{"unsorted":false,"formattedCitation":"[9]","plainCitation":"[9]","noteIndex":0},"citationItems":[{"id":"0OytZoD3/XgnDGoqU","uris":["http://zotero.org/users/20652394/items/ZY5C25FY"],"itemData":{"id":20,"type":"chapter","container-title":"14th AIAA Aviation Technology, Integration, and Operations Conference","DOI":"10.2514/6.2014-2705","note":"_eprint: https://arc.aiaa.org/doi/pdf/10.2514/6.2014-2705\nDOI: 10.2514/6.2014-2705","publisher":"American Institute of Aeronautics and Astronautics","source":"American Institute of Aeronautics and Astronautics","title":"Reducing Size, Weight, and Power (SWaP) of Perception Systems in Small Autonomous Aerial Systems","URL":"https://arc.aiaa.org/doi/abs/10.2514/6.2014-2705","author":[{"family":"Jones","given":"Kennie H."},{"family":"Gross","given":"Jason N."}],"accessed":{"date-parts":[["2026",6,16]]}}}],"schema":"https://github.com/citation-style-language/schema/raw/master/csl-citation.json"} </w:instrText>
       </w:r>
       <w:r>
         <w:fldChar w:fldCharType="separate"/>
@@ -513,7 +597,7 @@
         <w:rPr>
           <w:noProof/>
         </w:rPr>
-        <w:t>[5]</w:t>
+        <w:t>[9]</w:t>
       </w:r>
       <w:r>
         <w:fldChar w:fldCharType="end"/>
@@ -543,7 +627,7 @@
         <w:fldChar w:fldCharType="begin"/>
       </w:r>
       <w:r>
-        <w:instrText xml:space="preserve"> ADDIN ZOTERO_ITEM CSL_CITATION {"citationID":"DwNYCV7n","properties":{"unsorted":false,"formattedCitation":"[6]","plainCitation":"[6]","noteIndex":0},"citationItems":[{"id":16,"uris":["http://zotero.org/users/20652394/items/N76VZG2U"],"itemData":{"id":16,"type":"article-journal","container-title":"Communications Engineering","DOI":"10.1038/s44172-025-00492-5","ISSN":"2731-3395","issue":"1","journalAbbreviation":"Commun Eng","language":"en","page":"152","source":"DOI.org (Crossref)","title":"Neuromorphic computing for robotic vision: algorithms to hardware advances","title-short":"Neuromorphic computing for robotic vision","volume":"4","author":[{"family":"Chowdhury","given":"Sayeed Shafayet"},{"family":"Sharma","given":"Deepika"},{"family":"Kosta","given":"Adarsh"},{"family":"Roy","given":"Kaushik"}],"issued":{"date-parts":[["2025",8,13]]}}}],"schema":"https://github.com/citation-style-language/schema/raw/master/csl-citation.json"} </w:instrText>
+        <w:instrText xml:space="preserve"> ADDIN ZOTERO_ITEM CSL_CITATION {"citationID":"DwNYCV7n","properties":{"unsorted":false,"formattedCitation":"[10]","plainCitation":"[10]","noteIndex":0},"citationItems":[{"id":"0OytZoD3/KpAXZiHm","uris":["http://zotero.org/users/20652394/items/N76VZG2U"],"itemData":{"id":16,"type":"article-journal","container-title":"Communications Engineering","DOI":"10.1038/s44172-025-00492-5","ISSN":"2731-3395","issue":"1","journalAbbreviation":"Commun Eng","language":"en","page":"152","source":"DOI.org (Crossref)","title":"Neuromorphic computing for robotic vision: algorithms to hardware advances","title-short":"Neuromorphic computing for robotic vision","volume":"4","author":[{"family":"Chowdhury","given":"Sayeed Shafayet"},{"family":"Sharma","given":"Deepika"},{"family":"Kosta","given":"Adarsh"},{"family":"Roy","given":"Kaushik"}],"issued":{"date-parts":[["2025",8,13]]}}}],"schema":"https://github.com/citation-style-language/schema/raw/master/csl-citation.json"} </w:instrText>
       </w:r>
       <w:r>
         <w:fldChar w:fldCharType="separate"/>
@@ -552,7 +636,7 @@
         <w:rPr>
           <w:noProof/>
         </w:rPr>
-        <w:t>[6]</w:t>
+        <w:t>[10]</w:t>
       </w:r>
       <w:r>
         <w:fldChar w:fldCharType="end"/>
@@ -576,7 +660,7 @@
         <w:fldChar w:fldCharType="begin"/>
       </w:r>
       <w:r>
-        <w:instrText xml:space="preserve"> ADDIN ZOTERO_ITEM CSL_CITATION {"citationID":"BWOFJO2F","properties":{"unsorted":false,"formattedCitation":"[6]","plainCitation":"[6]","noteIndex":0},"citationItems":[{"id":16,"uris":["http://zotero.org/users/20652394/items/N76VZG2U"],"itemData":{"id":16,"type":"article-journal","container-title":"Communications Engineering","DOI":"10.1038/s44172-025-00492-5","ISSN":"2731-3395","issue":"1","journalAbbreviation":"Commun Eng","language":"en","page":"152","source":"DOI.org (Crossref)","title":"Neuromorphic computing for robotic vision: algorithms to hardware advances","title-short":"Neuromorphic computing for robotic vision","volume":"4","author":[{"family":"Chowdhury","given":"Sayeed Shafayet"},{"family":"Sharma","given":"Deepika"},{"family":"Kosta","given":"Adarsh"},{"family":"Roy","given":"Kaushik"}],"issued":{"date-parts":[["2025",8,13]]}}}],"schema":"https://github.com/citation-style-language/schema/raw/master/csl-citation.json"} </w:instrText>
+        <w:instrText xml:space="preserve"> ADDIN ZOTERO_ITEM CSL_CITATION {"citationID":"BWOFJO2F","properties":{"unsorted":false,"formattedCitation":"[10]","plainCitation":"[10]","noteIndex":0},"citationItems":[{"id":"0OytZoD3/KpAXZiHm","uris":["http://zotero.org/users/20652394/items/N76VZG2U"],"itemData":{"id":16,"type":"article-journal","container-title":"Communications Engineering","DOI":"10.1038/s44172-025-00492-5","ISSN":"2731-3395","issue":"1","journalAbbreviation":"Commun Eng","language":"en","page":"152","source":"DOI.org (Crossref)","title":"Neuromorphic computing for robotic vision: algorithms to hardware advances","title-short":"Neuromorphic computing for robotic vision","volume":"4","author":[{"family":"Chowdhury","given":"Sayeed Shafayet"},{"family":"Sharma","given":"Deepika"},{"family":"Kosta","given":"Adarsh"},{"family":"Roy","given":"Kaushik"}],"issued":{"date-parts":[["2025",8,13]]}}}],"schema":"https://github.com/citation-style-language/schema/raw/master/csl-citation.json"} </w:instrText>
       </w:r>
       <w:r>
         <w:fldChar w:fldCharType="separate"/>
@@ -585,7 +669,7 @@
         <w:rPr>
           <w:noProof/>
         </w:rPr>
-        <w:t>[6]</w:t>
+        <w:t>[10]</w:t>
       </w:r>
       <w:r>
         <w:fldChar w:fldCharType="end"/>
@@ -614,7 +698,7 @@
         <w:fldChar w:fldCharType="begin"/>
       </w:r>
       <w:r>
-        <w:instrText xml:space="preserve"> ADDIN ZOTERO_ITEM CSL_CITATION {"citationID":"C5fxQFg6","properties":{"unsorted":false,"formattedCitation":"[7]","plainCitation":"[7]","noteIndex":0},"citationItems":[{"id":23,"uris":["http://zotero.org/users/20652394/items/HVN3RKV6"],"itemData":{"id":23,"type":"article-journal","container-title":"IEEE Transactions on Geoscience and Remote Sensing","DOI":"10.1109/TGRS.2022.3207098","ISSN":"0196-2892, 1558-0644","journalAbbreviation":"IEEE Trans. Geosci. Remote Sensing","license":"https://creativecommons.org/licenses/by-nc-nd/4.0/","page":"1-16","source":"DOI.org (Crossref)","title":"Hyperspectral Image Classification of Brain-Inspired Spiking Neural Network Based on Approximate Derivative Algorithm","volume":"60","author":[{"family":"Liu","given":"Yang"},{"family":"Cao","given":"Kejing"},{"family":"Li","given":"Rui"},{"family":"Zhang","given":"Hongxia"},{"family":"Zhou","given":"Liming"}],"issued":{"date-parts":[["2022"]]}}}],"schema":"https://github.com/citation-style-language/schema/raw/master/csl-citation.json"} </w:instrText>
+        <w:instrText xml:space="preserve"> ADDIN ZOTERO_ITEM CSL_CITATION {"citationID":"C5fxQFg6","properties":{"unsorted":false,"formattedCitation":"[11]","plainCitation":"[11]","noteIndex":0},"citationItems":[{"id":"0OytZoD3/1LmZTZog","uris":["http://zotero.org/users/20652394/items/HVN3RKV6"],"itemData":{"id":23,"type":"article-journal","container-title":"IEEE Transactions on Geoscience and Remote Sensing","DOI":"10.1109/TGRS.2022.3207098","ISSN":"0196-2892, 1558-0644","journalAbbreviation":"IEEE Trans. Geosci. Remote Sensing","license":"https://creativecommons.org/licenses/by-nc-nd/4.0/","page":"1-16","source":"DOI.org (Crossref)","title":"Hyperspectral Image Classification of Brain-Inspired Spiking Neural Network Based on Approximate Derivative Algorithm","volume":"60","author":[{"family":"Liu","given":"Yang"},{"family":"Cao","given":"Kejing"},{"family":"Li","given":"Rui"},{"family":"Zhang","given":"Hongxia"},{"family":"Zhou","given":"Liming"}],"issued":{"date-parts":[["2022"]]}}}],"schema":"https://github.com/citation-style-language/schema/raw/master/csl-citation.json"} </w:instrText>
       </w:r>
       <w:r>
         <w:fldChar w:fldCharType="separate"/>
@@ -623,7 +707,7 @@
         <w:rPr>
           <w:noProof/>
         </w:rPr>
-        <w:t>[7]</w:t>
+        <w:t>[11]</w:t>
       </w:r>
       <w:r>
         <w:fldChar w:fldCharType="end"/>
@@ -635,7 +719,7 @@
         <w:fldChar w:fldCharType="begin"/>
       </w:r>
       <w:r>
-        <w:instrText xml:space="preserve"> ADDIN ZOTERO_ITEM CSL_CITATION {"citationID":"X9yCHXFr","properties":{"unsorted":false,"formattedCitation":"[7]","plainCitation":"[7]","noteIndex":0},"citationItems":[{"id":23,"uris":["http://zotero.org/users/20652394/items/HVN3RKV6"],"itemData":{"id":23,"type":"article-journal","container-title":"IEEE Transactions on Geoscience and Remote Sensing","DOI":"10.1109/TGRS.2022.3207098","ISSN":"0196-2892, 1558-0644","journalAbbreviation":"IEEE Trans. Geosci. Remote Sensing","license":"https://creativecommons.org/licenses/by-nc-nd/4.0/","page":"1-16","source":"DOI.org (Crossref)","title":"Hyperspectral Image Classification of Brain-Inspired Spiking Neural Network Based on Approximate Derivative Algorithm","volume":"60","author":[{"family":"Liu","given":"Yang"},{"family":"Cao","given":"Kejing"},{"family":"Li","given":"Rui"},{"family":"Zhang","given":"Hongxia"},{"family":"Zhou","given":"Liming"}],"issued":{"date-parts":[["2022"]]}}}],"schema":"https://github.com/citation-style-language/schema/raw/master/csl-citation.json"} </w:instrText>
+        <w:instrText xml:space="preserve"> ADDIN ZOTERO_ITEM CSL_CITATION {"citationID":"X9yCHXFr","properties":{"unsorted":false,"formattedCitation":"[11]","plainCitation":"[11]","noteIndex":0},"citationItems":[{"id":"0OytZoD3/1LmZTZog","uris":["http://zotero.org/users/20652394/items/HVN3RKV6"],"itemData":{"id":23,"type":"article-journal","container-title":"IEEE Transactions on Geoscience and Remote Sensing","DOI":"10.1109/TGRS.2022.3207098","ISSN":"0196-2892, 1558-0644","journalAbbreviation":"IEEE Trans. Geosci. Remote Sensing","license":"https://creativecommons.org/licenses/by-nc-nd/4.0/","page":"1-16","source":"DOI.org (Crossref)","title":"Hyperspectral Image Classification of Brain-Inspired Spiking Neural Network Based on Approximate Derivative Algorithm","volume":"60","author":[{"family":"Liu","given":"Yang"},{"family":"Cao","given":"Kejing"},{"family":"Li","given":"Rui"},{"family":"Zhang","given":"Hongxia"},{"family":"Zhou","given":"Liming"}],"issued":{"date-parts":[["2022"]]}}}],"schema":"https://github.com/citation-style-language/schema/raw/master/csl-citation.json"} </w:instrText>
       </w:r>
       <w:r>
         <w:fldChar w:fldCharType="separate"/>
@@ -644,7 +728,7 @@
         <w:rPr>
           <w:noProof/>
         </w:rPr>
-        <w:t>[7]</w:t>
+        <w:t>[11]</w:t>
       </w:r>
       <w:r>
         <w:fldChar w:fldCharType="end"/>
@@ -662,7 +746,7 @@
         <w:fldChar w:fldCharType="begin"/>
       </w:r>
       <w:r>
-        <w:instrText xml:space="preserve"> ADDIN ZOTERO_ITEM CSL_CITATION {"citationID":"IrGoh30S","properties":{"unsorted":false,"formattedCitation":"[8]","plainCitation":"[8]","noteIndex":0},"citationItems":[{"id":25,"uris":["http://zotero.org/users/20652394/items/RR2WLLLG"],"itemData":{"id":25,"type":"paper-conference","container-title":"2021 IEEE International Geoscience and Remote Sensing Symposium IGARSS","DOI":"10.1109/IGARSS47720.2021.9554883","event-title":"IGARSS 2021 - 2021 IEEE International Geoscience and Remote Sensing Symposium","ISBN":"978-1-6654-0369-6","license":"https://ieeexplore.ieee.org/Xplorehelp/downloads/license-information/IEEE.html","page":"2795-2798","publisher":"IEEE","publisher-place":"Brussels, Belgium","source":"DOI.org (Crossref)","title":"Remote Sensing Imagery Scene Classification Based on Spiking Neural Network","URL":"https://ieeexplore.ieee.org/document/9554883/","author":[{"family":"Wu","given":"Saifei"},{"family":"Li","given":"Jie"},{"family":"Qi","given":"Lin"},{"family":"Liu","given":"Ziming"},{"family":"Gao","given":"Xinbo"}],"accessed":{"date-parts":[["2026",6,16]]},"issued":{"date-parts":[["2021",7,11]]}}}],"schema":"https://github.com/citation-style-language/schema/raw/master/csl-citation.json"} </w:instrText>
+        <w:instrText xml:space="preserve"> ADDIN ZOTERO_ITEM CSL_CITATION {"citationID":"IrGoh30S","properties":{"unsorted":false,"formattedCitation":"[12]","plainCitation":"[12]","noteIndex":0},"citationItems":[{"id":"0OytZoD3/LUH02G0O","uris":["http://zotero.org/users/20652394/items/RR2WLLLG"],"itemData":{"id":25,"type":"paper-conference","container-title":"2021 IEEE International Geoscience and Remote Sensing Symposium IGARSS","DOI":"10.1109/IGARSS47720.2021.9554883","event-title":"IGARSS 2021 - 2021 IEEE International Geoscience and Remote Sensing Symposium","ISBN":"978-1-6654-0369-6","license":"https://ieeexplore.ieee.org/Xplorehelp/downloads/license-information/IEEE.html","page":"2795-2798","publisher":"IEEE","publisher-place":"Brussels, Belgium","source":"DOI.org (Crossref)","title":"Remote Sensing Imagery Scene Classification Based on Spiking Neural Network","URL":"https://ieeexplore.ieee.org/document/9554883/","author":[{"family":"Wu","given":"Saifei"},{"family":"Li","given":"Jie"},{"family":"Qi","given":"Lin"},{"family":"Liu","given":"Ziming"},{"family":"Gao","given":"Xinbo"}],"accessed":{"date-parts":[["2026",6,16]]},"issued":{"date-parts":[["2021",7,11]]}}}],"schema":"https://github.com/citation-style-language/schema/raw/master/csl-citation.json"} </w:instrText>
       </w:r>
       <w:r>
         <w:fldChar w:fldCharType="separate"/>
@@ -671,7 +755,7 @@
         <w:rPr>
           <w:noProof/>
         </w:rPr>
-        <w:t>[8]</w:t>
+        <w:t>[12]</w:t>
       </w:r>
       <w:r>
         <w:fldChar w:fldCharType="end"/>
@@ -694,7 +778,7 @@
         <w:fldChar w:fldCharType="begin"/>
       </w:r>
       <w:r>
-        <w:instrText xml:space="preserve"> ADDIN ZOTERO_ITEM CSL_CITATION {"citationID":"LXOSe7Qb","properties":{"unsorted":false,"formattedCitation":"[9]","plainCitation":"[9]","noteIndex":0},"citationItems":[{"id":13,"uris":["http://zotero.org/users/20652394/items/5R9H32Y3"],"itemData":{"id":13,"type":"article-journal","container-title":"Proceedings of the IEEE","DOI":"10.1109/JPROC.2021.3067593","ISSN":"0018-9219, 1558-2256","issue":"5","journalAbbreviation":"Proc. IEEE","license":"https://creativecommons.org/licenses/by/4.0/legalcode","page":"911-934","source":"DOI.org (Crossref)","title":"Advancing Neuromorphic Computing With Loihi: A Survey of Results and Outlook","title-short":"Advancing Neuromorphic Computing With Loihi","volume":"109","author":[{"family":"Davies","given":"Mike"},{"family":"Wild","given":"Andreas"},{"family":"Orchard","given":"Garrick"},{"family":"Sandamirskaya","given":"Yulia"},{"family":"Guerra","given":"Gabriel A. Fonseca"},{"family":"Joshi","given":"Prasad"},{"family":"Plank","given":"Philipp"},{"family":"Risbud","given":"Sumedh R."}],"issued":{"date-parts":[["2021",5]]}}}],"schema":"https://github.com/citation-style-language/schema/raw/master/csl-citation.json"} </w:instrText>
+        <w:instrText xml:space="preserve"> ADDIN ZOTERO_ITEM CSL_CITATION {"citationID":"LXOSe7Qb","properties":{"unsorted":false,"formattedCitation":"[13]","plainCitation":"[13]","noteIndex":0},"citationItems":[{"id":"0OytZoD3/bHTxndRO","uris":["http://zotero.org/users/20652394/items/5R9H32Y3"],"itemData":{"id":13,"type":"article-journal","container-title":"Proceedings of the IEEE","DOI":"10.1109/JPROC.2021.3067593","ISSN":"0018-9219, 1558-2256","issue":"5","journalAbbreviation":"Proc. IEEE","license":"https://creativecommons.org/licenses/by/4.0/legalcode","page":"911-934","source":"DOI.org (Crossref)","title":"Advancing Neuromorphic Computing With Loihi: A Survey of Results and Outlook","title-short":"Advancing Neuromorphic Computing With Loihi","volume":"109","author":[{"family":"Davies","given":"Mike"},{"family":"Wild","given":"Andreas"},{"family":"Orchard","given":"Garrick"},{"family":"Sandamirskaya","given":"Yulia"},{"family":"Guerra","given":"Gabriel A. Fonseca"},{"family":"Joshi","given":"Prasad"},{"family":"Plank","given":"Philipp"},{"family":"Risbud","given":"Sumedh R."}],"issued":{"date-parts":[["2021",5]]}}}],"schema":"https://github.com/citation-style-language/schema/raw/master/csl-citation.json"} </w:instrText>
       </w:r>
       <w:r>
         <w:fldChar w:fldCharType="separate"/>
@@ -703,7 +787,7 @@
         <w:rPr>
           <w:noProof/>
         </w:rPr>
-        <w:t>[9]</w:t>
+        <w:t>[13]</w:t>
       </w:r>
       <w:r>
         <w:fldChar w:fldCharType="end"/>
@@ -724,7 +808,7 @@
         <w:fldChar w:fldCharType="begin"/>
       </w:r>
       <w:r>
-        <w:instrText xml:space="preserve"> ADDIN ZOTERO_ITEM CSL_CITATION {"citationID":"wq62Yt16","properties":{"unsorted":false,"formattedCitation":"[10]","plainCitation":"[10]","noteIndex":0},"citationItems":[{"id":19,"uris":["http://zotero.org/users/20652394/items/IZFLX4LA"],"itemData":{"id":19,"type":"paper-conference","container-title":"2023 IEEE/CVF International Conference on Computer Vision (ICCV)","DOI":"10.1109/ICCV51070.2023.00901","event-title":"2023 IEEE/CVF International Conference on Computer Vision (ICCV)","ISBN":"979-8-3503-0718-4","language":"en","license":"https://doi.org/10.15223/policy-029","page":"9793-9802","publisher":"IEEE","publisher-place":"Paris, France","source":"DOI.org (Crossref)","title":"Event-based Temporally Dense Optical Flow Estimation with Sequential Learning","URL":"https://ieeexplore.ieee.org/document/10376548/","author":[{"family":"Ponghiran","given":"Wachirawit"},{"family":"Liyanagedera","given":"Chamika Mihiranga"},{"family":"Roy","given":"Kaushik"}],"accessed":{"date-parts":[["2026",6,16]]},"issued":{"date-parts":[["2023",10,1]]}}}],"schema":"https://github.com/citation-style-language/schema/raw/master/csl-citation.json"} </w:instrText>
+        <w:instrText xml:space="preserve"> ADDIN ZOTERO_ITEM CSL_CITATION {"citationID":"wq62Yt16","properties":{"unsorted":false,"formattedCitation":"[14]","plainCitation":"[14]","noteIndex":0},"citationItems":[{"id":"0OytZoD3/nwPS69Fv","uris":["http://zotero.org/users/20652394/items/IZFLX4LA"],"itemData":{"id":19,"type":"paper-conference","container-title":"2023 IEEE/CVF International Conference on Computer Vision (ICCV)","DOI":"10.1109/ICCV51070.2023.00901","event-title":"2023 IEEE/CVF International Conference on Computer Vision (ICCV)","ISBN":"979-8-3503-0718-4","language":"en","license":"https://doi.org/10.15223/policy-029","page":"9793-9802","publisher":"IEEE","publisher-place":"Paris, France","source":"DOI.org (Crossref)","title":"Event-based Temporally Dense Optical Flow Estimation with Sequential Learning","URL":"https://ieeexplore.ieee.org/document/10376548/","author":[{"family":"Ponghiran","given":"Wachirawit"},{"family":"Liyanagedera","given":"Chamika Mihiranga"},{"family":"Roy","given":"Kaushik"}],"accessed":{"date-parts":[["2026",6,16]]},"issued":{"date-parts":[["2023",10,1]]}}}],"schema":"https://github.com/citation-style-language/schema/raw/master/csl-citation.json"} </w:instrText>
       </w:r>
       <w:r>
         <w:fldChar w:fldCharType="separate"/>
@@ -733,40 +817,40 @@
         <w:rPr>
           <w:noProof/>
         </w:rPr>
+        <w:t>[14]</w:t>
+      </w:r>
+      <w:r>
+        <w:fldChar w:fldCharType="end"/>
+      </w:r>
+      <w:r>
+        <w:t xml:space="preserve">. </w:t>
+      </w:r>
+      <w:r>
+        <w:t>Vision-based drone navigation</w:t>
+      </w:r>
+      <w:r>
+        <w:t xml:space="preserve">, with its inherent spatiotemporal nature, is </w:t>
+      </w:r>
+      <w:r>
+        <w:t xml:space="preserve">also </w:t>
+      </w:r>
+      <w:r>
+        <w:t xml:space="preserve">well-suited to treatment with spiking networks </w:t>
+      </w:r>
+      <w:r>
+        <w:fldChar w:fldCharType="begin"/>
+      </w:r>
+      <w:r>
+        <w:instrText xml:space="preserve"> ADDIN ZOTERO_ITEM CSL_CITATION {"citationID":"Bev60wRS","properties":{"unsorted":false,"formattedCitation":"[10]","plainCitation":"[10]","noteIndex":0},"citationItems":[{"id":"0OytZoD3/KpAXZiHm","uris":["http://zotero.org/users/20652394/items/N76VZG2U"],"itemData":{"id":16,"type":"article-journal","container-title":"Communications Engineering","DOI":"10.1038/s44172-025-00492-5","ISSN":"2731-3395","issue":"1","journalAbbreviation":"Commun Eng","language":"en","page":"152","source":"DOI.org (Crossref)","title":"Neuromorphic computing for robotic vision: algorithms to hardware advances","title-short":"Neuromorphic computing for robotic vision","volume":"4","author":[{"family":"Chowdhury","given":"Sayeed Shafayet"},{"family":"Sharma","given":"Deepika"},{"family":"Kosta","given":"Adarsh"},{"family":"Roy","given":"Kaushik"}],"issued":{"date-parts":[["2025",8,13]]}}}],"schema":"https://github.com/citation-style-language/schema/raw/master/csl-citation.json"} </w:instrText>
+      </w:r>
+      <w:r>
+        <w:fldChar w:fldCharType="separate"/>
+      </w:r>
+      <w:r>
+        <w:rPr>
+          <w:noProof/>
+        </w:rPr>
         <w:t>[10]</w:t>
-      </w:r>
-      <w:r>
-        <w:fldChar w:fldCharType="end"/>
-      </w:r>
-      <w:r>
-        <w:t xml:space="preserve">. </w:t>
-      </w:r>
-      <w:r>
-        <w:t>Vision-based drone navigation</w:t>
-      </w:r>
-      <w:r>
-        <w:t xml:space="preserve">, with its inherent spatiotemporal nature, is </w:t>
-      </w:r>
-      <w:r>
-        <w:t xml:space="preserve">also </w:t>
-      </w:r>
-      <w:r>
-        <w:t xml:space="preserve">well-suited to treatment with spiking networks </w:t>
-      </w:r>
-      <w:r>
-        <w:fldChar w:fldCharType="begin"/>
-      </w:r>
-      <w:r>
-        <w:instrText xml:space="preserve"> ADDIN ZOTERO_ITEM CSL_CITATION {"citationID":"Bev60wRS","properties":{"unsorted":false,"formattedCitation":"[6]","plainCitation":"[6]","noteIndex":0},"citationItems":[{"id":16,"uris":["http://zotero.org/users/20652394/items/N76VZG2U"],"itemData":{"id":16,"type":"article-journal","container-title":"Communications Engineering","DOI":"10.1038/s44172-025-00492-5","ISSN":"2731-3395","issue":"1","journalAbbreviation":"Commun Eng","language":"en","page":"152","source":"DOI.org (Crossref)","title":"Neuromorphic computing for robotic vision: algorithms to hardware advances","title-short":"Neuromorphic computing for robotic vision","volume":"4","author":[{"family":"Chowdhury","given":"Sayeed Shafayet"},{"family":"Sharma","given":"Deepika"},{"family":"Kosta","given":"Adarsh"},{"family":"Roy","given":"Kaushik"}],"issued":{"date-parts":[["2025",8,13]]}}}],"schema":"https://github.com/citation-style-language/schema/raw/master/csl-citation.json"} </w:instrText>
-      </w:r>
-      <w:r>
-        <w:fldChar w:fldCharType="separate"/>
-      </w:r>
-      <w:r>
-        <w:rPr>
-          <w:noProof/>
-        </w:rPr>
-        <w:t>[6]</w:t>
       </w:r>
       <w:r>
         <w:fldChar w:fldCharType="end"/>
@@ -874,7 +958,15 @@
         <w:t>Nature</w:t>
       </w:r>
       <w:r>
-        <w:t>, vol. 575, no. 7784, pp. 607–617, Nov. 2019, doi: 10.1038/s41586-019-1677-2.</w:t>
+        <w:t xml:space="preserve">, vol. 575, no. 7784, pp. 607–617, Nov. 2019, </w:t>
+      </w:r>
+      <w:proofErr w:type="spellStart"/>
+      <w:r>
+        <w:t>doi</w:t>
+      </w:r>
+      <w:proofErr w:type="spellEnd"/>
+      <w:r>
+        <w:t>: 10.1038/s41586-019-1677-2.</w:t>
       </w:r>
     </w:p>
     <w:p>
@@ -883,6 +975,258 @@
       </w:pPr>
       <w:r>
         <w:t>[2]</w:t>
+      </w:r>
+      <w:r>
+        <w:tab/>
+        <w:t xml:space="preserve">C. D. Schuman, S. R. Kulkarni, M. Parsa, J. P. Mitchell, P. Date, and B. Kay, “Opportunities for neuromorphic computing algorithms and applications,” </w:t>
+      </w:r>
+      <w:r>
+        <w:rPr>
+          <w:i/>
+          <w:iCs/>
+        </w:rPr>
+        <w:t xml:space="preserve">Nat </w:t>
+      </w:r>
+      <w:proofErr w:type="spellStart"/>
+      <w:r>
+        <w:rPr>
+          <w:i/>
+          <w:iCs/>
+        </w:rPr>
+        <w:t>Comput</w:t>
+      </w:r>
+      <w:proofErr w:type="spellEnd"/>
+      <w:r>
+        <w:rPr>
+          <w:i/>
+          <w:iCs/>
+        </w:rPr>
+        <w:t xml:space="preserve"> Sci</w:t>
+      </w:r>
+      <w:r>
+        <w:t xml:space="preserve">, vol. 2, no. 1, pp. 10–19, Jan. 2022, </w:t>
+      </w:r>
+      <w:proofErr w:type="spellStart"/>
+      <w:r>
+        <w:t>doi</w:t>
+      </w:r>
+      <w:proofErr w:type="spellEnd"/>
+      <w:r>
+        <w:t>: 10.1038/s43588-021-00184-y.</w:t>
+      </w:r>
+    </w:p>
+    <w:p>
+      <w:pPr>
+        <w:pStyle w:val="Bibliography"/>
+      </w:pPr>
+      <w:r>
+        <w:t>[3]</w:t>
+      </w:r>
+      <w:r>
+        <w:tab/>
+        <w:t xml:space="preserve">W. Maass, “Networks of spiking neurons: The third generation of neural network models,” </w:t>
+      </w:r>
+      <w:r>
+        <w:rPr>
+          <w:i/>
+          <w:iCs/>
+        </w:rPr>
+        <w:t>Neural Networks</w:t>
+      </w:r>
+      <w:r>
+        <w:t xml:space="preserve">, vol. 10, no. 9, pp. 1659–1671, Dec. 1997, </w:t>
+      </w:r>
+      <w:proofErr w:type="spellStart"/>
+      <w:r>
+        <w:t>doi</w:t>
+      </w:r>
+      <w:proofErr w:type="spellEnd"/>
+      <w:r>
+        <w:t>: 10.1016/S0893-6080(97)00011-7.</w:t>
+      </w:r>
+    </w:p>
+    <w:p>
+      <w:pPr>
+        <w:pStyle w:val="Bibliography"/>
+      </w:pPr>
+      <w:r>
+        <w:t>[4]</w:t>
+      </w:r>
+      <w:r>
+        <w:tab/>
+        <w:t xml:space="preserve">A. Sengupta, Y. Ye, R. Wang, C. Liu, and K. Roy, “Going deeper in spiking neural networks: VGG and residual architectures,” </w:t>
+      </w:r>
+      <w:r>
+        <w:rPr>
+          <w:i/>
+          <w:iCs/>
+        </w:rPr>
+        <w:t>Frontiers in neuroscience</w:t>
+      </w:r>
+      <w:r>
+        <w:t>, vol. 13, p. 95, 2019.</w:t>
+      </w:r>
+    </w:p>
+    <w:p>
+      <w:pPr>
+        <w:pStyle w:val="Bibliography"/>
+      </w:pPr>
+      <w:r>
+        <w:t>[5]</w:t>
+      </w:r>
+      <w:r>
+        <w:tab/>
+        <w:t xml:space="preserve">N. Rathi </w:t>
+      </w:r>
+      <w:r>
+        <w:rPr>
+          <w:i/>
+          <w:iCs/>
+        </w:rPr>
+        <w:t>et al.</w:t>
+      </w:r>
+      <w:r>
+        <w:t xml:space="preserve">, “Exploring Neuromorphic Computing Based on Spiking Neural Networks: Algorithms to Hardware,” </w:t>
+      </w:r>
+      <w:r>
+        <w:rPr>
+          <w:i/>
+          <w:iCs/>
+        </w:rPr>
+        <w:t xml:space="preserve">ACM </w:t>
+      </w:r>
+      <w:proofErr w:type="spellStart"/>
+      <w:r>
+        <w:rPr>
+          <w:i/>
+          <w:iCs/>
+        </w:rPr>
+        <w:t>Comput</w:t>
+      </w:r>
+      <w:proofErr w:type="spellEnd"/>
+      <w:r>
+        <w:rPr>
+          <w:i/>
+          <w:iCs/>
+        </w:rPr>
+        <w:t xml:space="preserve">. </w:t>
+      </w:r>
+      <w:proofErr w:type="spellStart"/>
+      <w:r>
+        <w:rPr>
+          <w:i/>
+          <w:iCs/>
+        </w:rPr>
+        <w:t>Surv</w:t>
+      </w:r>
+      <w:proofErr w:type="spellEnd"/>
+      <w:r>
+        <w:rPr>
+          <w:i/>
+          <w:iCs/>
+        </w:rPr>
+        <w:t>.</w:t>
+      </w:r>
+      <w:r>
+        <w:t xml:space="preserve">, vol. 55, no. 12, pp. 1–49, Dec. 2023, </w:t>
+      </w:r>
+      <w:proofErr w:type="spellStart"/>
+      <w:r>
+        <w:t>doi</w:t>
+      </w:r>
+      <w:proofErr w:type="spellEnd"/>
+      <w:r>
+        <w:t>: 10.1145/3571155.</w:t>
+      </w:r>
+    </w:p>
+    <w:p>
+      <w:pPr>
+        <w:pStyle w:val="Bibliography"/>
+      </w:pPr>
+      <w:r>
+        <w:t>[6]</w:t>
+      </w:r>
+      <w:r>
+        <w:tab/>
+        <w:t xml:space="preserve">N. Rathi and K. Roy, “LITE-SNN: Leveraging Inherent Dynamics to Train Energy-Efficient Spiking Neural Networks for Sequential Learning,” </w:t>
+      </w:r>
+      <w:r>
+        <w:rPr>
+          <w:i/>
+          <w:iCs/>
+        </w:rPr>
+        <w:t xml:space="preserve">IEEE Trans. </w:t>
+      </w:r>
+      <w:proofErr w:type="spellStart"/>
+      <w:r>
+        <w:rPr>
+          <w:i/>
+          <w:iCs/>
+        </w:rPr>
+        <w:t>Cogn</w:t>
+      </w:r>
+      <w:proofErr w:type="spellEnd"/>
+      <w:r>
+        <w:rPr>
+          <w:i/>
+          <w:iCs/>
+        </w:rPr>
+        <w:t>. Dev. Syst.</w:t>
+      </w:r>
+      <w:r>
+        <w:t xml:space="preserve">, vol. 16, no. 6, pp. 1905–1914, Dec. 2024, </w:t>
+      </w:r>
+      <w:proofErr w:type="spellStart"/>
+      <w:r>
+        <w:t>doi</w:t>
+      </w:r>
+      <w:proofErr w:type="spellEnd"/>
+      <w:r>
+        <w:t>: 10.1109/TCDS.2024.3396431.</w:t>
+      </w:r>
+    </w:p>
+    <w:p>
+      <w:pPr>
+        <w:pStyle w:val="Bibliography"/>
+      </w:pPr>
+      <w:r>
+        <w:t>[7]</w:t>
+      </w:r>
+      <w:r>
+        <w:tab/>
+        <w:t xml:space="preserve">R.-J. Zhu, Q. Zhao, G. Li, and J. K. </w:t>
+      </w:r>
+      <w:proofErr w:type="spellStart"/>
+      <w:r>
+        <w:t>Eshraghian</w:t>
+      </w:r>
+      <w:proofErr w:type="spellEnd"/>
+      <w:r>
+        <w:t>, “</w:t>
+      </w:r>
+      <w:proofErr w:type="spellStart"/>
+      <w:r>
+        <w:t>SpikeGPT</w:t>
+      </w:r>
+      <w:proofErr w:type="spellEnd"/>
+      <w:r>
+        <w:t xml:space="preserve">: Generative Pre-trained Language Model with Spiking Neural Networks,” 2023, </w:t>
+      </w:r>
+      <w:proofErr w:type="spellStart"/>
+      <w:r>
+        <w:t>doi</w:t>
+      </w:r>
+      <w:proofErr w:type="spellEnd"/>
+      <w:r>
+        <w:t>: 10.48550/ARXIV.2302.13939.</w:t>
+      </w:r>
+    </w:p>
+    <w:p>
+      <w:pPr>
+        <w:pStyle w:val="Bibliography"/>
+      </w:pPr>
+      <w:r>
+        <w:t>[8]</w:t>
       </w:r>
       <w:r>
         <w:tab/>
@@ -893,10 +1237,34 @@
           <w:i/>
           <w:iCs/>
         </w:rPr>
-        <w:t>Front. Neurosci.</w:t>
-      </w:r>
-      <w:r>
-        <w:t>, vol. 13, p. 95, Mar. 2019, doi: 10.3389/fnins.2019.00095.</w:t>
+        <w:t xml:space="preserve">Front. </w:t>
+      </w:r>
+      <w:proofErr w:type="spellStart"/>
+      <w:r>
+        <w:rPr>
+          <w:i/>
+          <w:iCs/>
+        </w:rPr>
+        <w:t>Neurosci</w:t>
+      </w:r>
+      <w:proofErr w:type="spellEnd"/>
+      <w:r>
+        <w:rPr>
+          <w:i/>
+          <w:iCs/>
+        </w:rPr>
+        <w:t>.</w:t>
+      </w:r>
+      <w:r>
+        <w:t xml:space="preserve">, vol. 13, p. 95, Mar. 2019, </w:t>
+      </w:r>
+      <w:proofErr w:type="spellStart"/>
+      <w:r>
+        <w:t>doi</w:t>
+      </w:r>
+      <w:proofErr w:type="spellEnd"/>
+      <w:r>
+        <w:t>: 10.3389/fnins.2019.00095.</w:t>
       </w:r>
     </w:p>
     <w:p>
@@ -904,31 +1272,37 @@
         <w:pStyle w:val="Bibliography"/>
       </w:pPr>
       <w:r>
-        <w:t>[3]</w:t>
+        <w:t>[9]</w:t>
       </w:r>
       <w:r>
         <w:tab/>
-        <w:t xml:space="preserve">N. Rathi </w:t>
-      </w:r>
-      <w:r>
-        <w:rPr>
-          <w:i/>
-          <w:iCs/>
-        </w:rPr>
-        <w:t>et al.</w:t>
-      </w:r>
-      <w:r>
-        <w:t xml:space="preserve">, “Exploring Neuromorphic Computing Based on Spiking Neural Networks: Algorithms to Hardware,” </w:t>
-      </w:r>
-      <w:r>
-        <w:rPr>
-          <w:i/>
-          <w:iCs/>
-        </w:rPr>
-        <w:t>ACM Comput. Surv.</w:t>
-      </w:r>
-      <w:r>
-        <w:t>, vol. 55, no. 12, pp. 1–49, Dec. 2023, doi: 10.1145/3571155.</w:t>
+        <w:t>K. H. Jones and J. N. Gross, “Reducing Size, Weight, and Power (</w:t>
+      </w:r>
+      <w:proofErr w:type="spellStart"/>
+      <w:r>
+        <w:t>SWaP</w:t>
+      </w:r>
+      <w:proofErr w:type="spellEnd"/>
+      <w:r>
+        <w:t xml:space="preserve">) of Perception Systems in Small Autonomous Aerial Systems,” in </w:t>
+      </w:r>
+      <w:r>
+        <w:rPr>
+          <w:i/>
+          <w:iCs/>
+        </w:rPr>
+        <w:t>14th AIAA Aviation Technology, Integration, and Operations Conference</w:t>
+      </w:r>
+      <w:r>
+        <w:t xml:space="preserve">, American Institute of Aeronautics and Astronautics. </w:t>
+      </w:r>
+      <w:proofErr w:type="spellStart"/>
+      <w:r>
+        <w:t>doi</w:t>
+      </w:r>
+      <w:proofErr w:type="spellEnd"/>
+      <w:r>
+        <w:t>: 10.2514/6.2014-2705.</w:t>
       </w:r>
     </w:p>
     <w:p>
@@ -936,51 +1310,7 @@
         <w:pStyle w:val="Bibliography"/>
       </w:pPr>
       <w:r>
-        <w:t>[4]</w:t>
-      </w:r>
-      <w:r>
-        <w:tab/>
-        <w:t xml:space="preserve">N. Rathi and K. Roy, “LITE-SNN: Leveraging Inherent Dynamics to Train Energy-Efficient Spiking Neural Networks for Sequential Learning,” </w:t>
-      </w:r>
-      <w:r>
-        <w:rPr>
-          <w:i/>
-          <w:iCs/>
-        </w:rPr>
-        <w:t>IEEE Trans. Cogn. Dev. Syst.</w:t>
-      </w:r>
-      <w:r>
-        <w:t>, vol. 16, no. 6, pp. 1905–1914, Dec. 2024, doi: 10.1109/TCDS.2024.3396431.</w:t>
-      </w:r>
-    </w:p>
-    <w:p>
-      <w:pPr>
-        <w:pStyle w:val="Bibliography"/>
-      </w:pPr>
-      <w:r>
-        <w:t>[5]</w:t>
-      </w:r>
-      <w:r>
-        <w:tab/>
-        <w:t xml:space="preserve">K. H. Jones and J. N. Gross, “Reducing Size, Weight, and Power (SWaP) of Perception Systems in Small Autonomous Aerial Systems,” in </w:t>
-      </w:r>
-      <w:r>
-        <w:rPr>
-          <w:i/>
-          <w:iCs/>
-        </w:rPr>
-        <w:t>14th AIAA Aviation Technology, Integration, and Operations Conference</w:t>
-      </w:r>
-      <w:r>
-        <w:t>, American Institute of Aeronautics and Astronautics. doi: 10.2514/6.2014-2705.</w:t>
-      </w:r>
-    </w:p>
-    <w:p>
-      <w:pPr>
-        <w:pStyle w:val="Bibliography"/>
-      </w:pPr>
-      <w:r>
-        <w:t>[6]</w:t>
+        <w:t>[10]</w:t>
       </w:r>
       <w:r>
         <w:tab/>
@@ -994,7 +1324,15 @@
         <w:t>Commun Eng</w:t>
       </w:r>
       <w:r>
-        <w:t>, vol. 4, no. 1, p. 152, Aug. 2025, doi: 10.1038/s44172-025-00492-5.</w:t>
+        <w:t xml:space="preserve">, vol. 4, no. 1, p. 152, Aug. 2025, </w:t>
+      </w:r>
+      <w:proofErr w:type="spellStart"/>
+      <w:r>
+        <w:t>doi</w:t>
+      </w:r>
+      <w:proofErr w:type="spellEnd"/>
+      <w:r>
+        <w:t>: 10.1038/s44172-025-00492-5.</w:t>
       </w:r>
     </w:p>
     <w:p>
@@ -1002,7 +1340,7 @@
         <w:pStyle w:val="Bibliography"/>
       </w:pPr>
       <w:r>
-        <w:t>[7]</w:t>
+        <w:t>[11]</w:t>
       </w:r>
       <w:r>
         <w:tab/>
@@ -1013,10 +1351,34 @@
           <w:i/>
           <w:iCs/>
         </w:rPr>
-        <w:t>IEEE Trans. Geosci. Remote Sensing</w:t>
-      </w:r>
-      <w:r>
-        <w:t>, vol. 60, pp. 1–16, 2022, doi: 10.1109/TGRS.2022.3207098.</w:t>
+        <w:t xml:space="preserve">IEEE Trans. </w:t>
+      </w:r>
+      <w:proofErr w:type="spellStart"/>
+      <w:r>
+        <w:rPr>
+          <w:i/>
+          <w:iCs/>
+        </w:rPr>
+        <w:t>Geosci</w:t>
+      </w:r>
+      <w:proofErr w:type="spellEnd"/>
+      <w:r>
+        <w:rPr>
+          <w:i/>
+          <w:iCs/>
+        </w:rPr>
+        <w:t>. Remote Sensing</w:t>
+      </w:r>
+      <w:r>
+        <w:t xml:space="preserve">, vol. 60, pp. 1–16, 2022, </w:t>
+      </w:r>
+      <w:proofErr w:type="spellStart"/>
+      <w:r>
+        <w:t>doi</w:t>
+      </w:r>
+      <w:proofErr w:type="spellEnd"/>
+      <w:r>
+        <w:t>: 10.1109/TGRS.2022.3207098.</w:t>
       </w:r>
     </w:p>
     <w:p>
@@ -1024,7 +1386,7 @@
         <w:pStyle w:val="Bibliography"/>
       </w:pPr>
       <w:r>
-        <w:t>[8]</w:t>
+        <w:t>[12]</w:t>
       </w:r>
       <w:r>
         <w:tab/>
@@ -1038,7 +1400,15 @@
         <w:t>2021 IEEE International Geoscience and Remote Sensing Symposium IGARSS</w:t>
       </w:r>
       <w:r>
-        <w:t>, Brussels, Belgium: IEEE, Jul. 2021, pp. 2795–2798. doi: 10.1109/IGARSS47720.2021.9554883.</w:t>
+        <w:t xml:space="preserve">, Brussels, Belgium: IEEE, Jul. 2021, pp. 2795–2798. </w:t>
+      </w:r>
+      <w:proofErr w:type="spellStart"/>
+      <w:r>
+        <w:t>doi</w:t>
+      </w:r>
+      <w:proofErr w:type="spellEnd"/>
+      <w:r>
+        <w:t>: 10.1109/IGARSS47720.2021.9554883.</w:t>
       </w:r>
     </w:p>
     <w:p>
@@ -1046,7 +1416,7 @@
         <w:pStyle w:val="Bibliography"/>
       </w:pPr>
       <w:r>
-        <w:t>[9]</w:t>
+        <w:t>[13]</w:t>
       </w:r>
       <w:r>
         <w:tab/>
@@ -1060,7 +1430,23 @@
         <w:t>et al.</w:t>
       </w:r>
       <w:r>
-        <w:t xml:space="preserve">, “Advancing Neuromorphic Computing With Loihi: A Survey of Results and Outlook,” </w:t>
+        <w:t xml:space="preserve">, “Advancing Neuromorphic Computing </w:t>
+      </w:r>
+      <w:proofErr w:type="gramStart"/>
+      <w:r>
+        <w:t>With</w:t>
+      </w:r>
+      <w:proofErr w:type="gramEnd"/>
+      <w:r>
+        <w:t xml:space="preserve"> </w:t>
+      </w:r>
+      <w:proofErr w:type="spellStart"/>
+      <w:r>
+        <w:t>Loihi</w:t>
+      </w:r>
+      <w:proofErr w:type="spellEnd"/>
+      <w:r>
+        <w:t xml:space="preserve">: A Survey of Results and Outlook,” </w:t>
       </w:r>
       <w:r>
         <w:rPr>
@@ -1070,7 +1456,15 @@
         <w:t>Proc. IEEE</w:t>
       </w:r>
       <w:r>
-        <w:t>, vol. 109, no. 5, pp. 911–934, May 2021, doi: 10.1109/JPROC.2021.3067593.</w:t>
+        <w:t xml:space="preserve">, vol. 109, no. 5, pp. 911–934, May 2021, </w:t>
+      </w:r>
+      <w:proofErr w:type="spellStart"/>
+      <w:r>
+        <w:t>doi</w:t>
+      </w:r>
+      <w:proofErr w:type="spellEnd"/>
+      <w:r>
+        <w:t>: 10.1109/JPROC.2021.3067593.</w:t>
       </w:r>
     </w:p>
     <w:p>
@@ -1078,21 +1472,53 @@
         <w:pStyle w:val="Bibliography"/>
       </w:pPr>
       <w:r>
-        <w:t>[10]</w:t>
+        <w:t>[14]</w:t>
       </w:r>
       <w:r>
         <w:tab/>
-        <w:t xml:space="preserve">W. Ponghiran, C. M. Liyanagedera, and K. Roy, “Event-based Temporally Dense Optical Flow Estimation with Sequential Learning,” in </w:t>
-      </w:r>
-      <w:r>
-        <w:rPr>
-          <w:i/>
-          <w:iCs/>
-        </w:rPr>
-        <w:t>2023 IEEE/CVF International Conference on Computer Vision (ICCV)</w:t>
-      </w:r>
-      <w:r>
-        <w:t>, Paris, France: IEEE, Oct. 2023, pp. 9793–9802. doi: 10.1109/ICCV51070.2023.00901.</w:t>
+        <w:t xml:space="preserve">W. </w:t>
+      </w:r>
+      <w:proofErr w:type="spellStart"/>
+      <w:r>
+        <w:t>Ponghiran</w:t>
+      </w:r>
+      <w:proofErr w:type="spellEnd"/>
+      <w:r>
+        <w:t xml:space="preserve">, C. M. </w:t>
+      </w:r>
+      <w:proofErr w:type="spellStart"/>
+      <w:r>
+        <w:t>Liyanagedera</w:t>
+      </w:r>
+      <w:proofErr w:type="spellEnd"/>
+      <w:r>
+        <w:t xml:space="preserve">, and K. Roy, “Event-based Temporally Dense Optical Flow Estimation with Sequential Learning,” in </w:t>
+      </w:r>
+      <w:r>
+        <w:rPr>
+          <w:i/>
+          <w:iCs/>
+        </w:rPr>
+        <w:t xml:space="preserve">2023 IEEE/CVF International Conference on Computer </w:t>
+      </w:r>
+      <w:r>
+        <w:rPr>
+          <w:i/>
+          <w:iCs/>
+        </w:rPr>
+        <w:lastRenderedPageBreak/>
+        <w:t>Vision (ICCV)</w:t>
+      </w:r>
+      <w:r>
+        <w:t xml:space="preserve">, Paris, France: IEEE, Oct. 2023, pp. 9793–9802. </w:t>
+      </w:r>
+      <w:proofErr w:type="spellStart"/>
+      <w:r>
+        <w:t>doi</w:t>
+      </w:r>
+      <w:proofErr w:type="spellEnd"/>
+      <w:r>
+        <w:t>: 10.1109/ICCV51070.2023.00901.</w:t>
       </w:r>
     </w:p>
     <w:p>

--- a/deliverables/Tozzi_Revised_Full_Draft.docx
+++ b/deliverables/Tozzi_Revised_Full_Draft.docx
@@ -130,6 +130,9 @@
       </w:r>
     </w:p>
     <w:p>
+      <w:pPr>
+        <w:ind w:firstLine="720"/>
+      </w:pPr>
       <w:r>
         <w:t>Neuromorphic computing is an emerging field of research that focuses on applying brain-inspired hardware and software solutions to learning tasks</w:t>
       </w:r>
@@ -140,7 +143,7 @@
         <w:fldChar w:fldCharType="begin"/>
       </w:r>
       <w:r>
-        <w:instrText xml:space="preserve"> ADDIN ZOTERO_ITEM CSL_CITATION {"citationID":"U8y5LWdq","properties":{"unsorted":false,"formattedCitation":"[1]","plainCitation":"[1]","noteIndex":0},"citationItems":[{"id":1,"uris":["http://zotero.org/users/local/H13Fece5/items/267GENFB","http://zotero.org/users/20614932/items/267GENFB"],"itemData":{"id":1,"type":"article-journal","abstract":"Guided by brain-like ‘spiking’ computational frameworks, neuromorphic computing—brain-inspired computing for machine intelligence—promises to realize artificial intelligence while reducing the energy requirements of computing platforms. This interdisciplinary field began with the implementation of silicon circuits for biological neural routines, but has evolved to encompass the hardware implementation of algorithms with spike-based encoding and event-driven representations. Here we provide an overview of the developments in neuromorphic computing for both algorithms and hardware and highlight the fundamentals of learning and hardware frameworks. We discuss the main challenges and the future prospects of neuromorphic computing, with emphasis on algorithm–hardware codesign.","container-title":"Nature","DOI":"10.1038/s41586-019-1677-2","ISSN":"1476-4687","issue":"7784","language":"en","license":"2019 Springer Nature Limited","page":"607-617","publisher":"Nature Publishing Group","source":"www.nature.com","title":"Towards spike-based machine intelligence with neuromorphic computing","volume":"575","author":[{"family":"Roy","given":"Kaushik"},{"family":"Jaiswal","given":"Akhilesh"},{"family":"Panda","given":"Priyadarshini"}],"issued":{"date-parts":[["2019",11]]}}}],"schema":"https://github.com/citation-style-language/schema/raw/master/csl-citation.json"} </w:instrText>
+        <w:instrText xml:space="preserve"> ADDIN ZOTERO_ITEM CSL_CITATION {"citationID":"U8y5LWdq","properties":{"unsorted":false,"formattedCitation":"[1]","plainCitation":"[1]","noteIndex":0},"citationItems":[{"id":"HjF7f3pC/T6NPStn6","uris":["http://zotero.org/users/local/H13Fece5/items/267GENFB","http://zotero.org/users/20614932/items/267GENFB"],"itemData":{"id":1,"type":"article-journal","abstract":"Guided by brain-like ‘spiking’ computational frameworks, neuromorphic computing—brain-inspired computing for machine intelligence—promises to realize artificial intelligence while reducing the energy requirements of computing platforms. This interdisciplinary field began with the implementation of silicon circuits for biological neural routines, but has evolved to encompass the hardware implementation of algorithms with spike-based encoding and event-driven representations. Here we provide an overview of the developments in neuromorphic computing for both algorithms and hardware and highlight the fundamentals of learning and hardware frameworks. We discuss the main challenges and the future prospects of neuromorphic computing, with emphasis on algorithm–hardware codesign.","container-title":"Nature","DOI":"10.1038/s41586-019-1677-2","ISSN":"1476-4687","issue":"7784","language":"en","license":"2019 Springer Nature Limited","page":"607-617","publisher":"Nature Publishing Group","source":"www.nature.com","title":"Towards spike-based machine intelligence with neuromorphic computing","volume":"575","author":[{"family":"Roy","given":"Kaushik"},{"family":"Jaiswal","given":"Akhilesh"},{"family":"Panda","given":"Priyadarshini"}],"issued":{"date-parts":[["2019",11]]}}}],"schema":"https://github.com/citation-style-language/schema/raw/master/csl-citation.json"} </w:instrText>
       </w:r>
       <w:r>
         <w:fldChar w:fldCharType="separate"/>
@@ -164,7 +167,13 @@
         <w:t>Neuromorphic approaches stand in contrast with what the community terms analog neural networks (ANNs) which refer to</w:t>
       </w:r>
       <w:r>
-        <w:t xml:space="preserve"> networks constructed of nodes and edges to which floating point values are applied</w:t>
+        <w:t xml:space="preserve"> networks constructed of nodes and edges to which </w:t>
+      </w:r>
+      <w:r>
+        <w:t>floating-point</w:t>
+      </w:r>
+      <w:r>
+        <w:t xml:space="preserve"> values are applied</w:t>
       </w:r>
       <w:r>
         <w:t>. These ANNs are recognizable to machine learning researchers and practitioners as common architectures often referred to as deep neural networks (DNNs), convolutional neural networks (CNNs), or recurrent neural networks (RNNs). The family of transformer-based models driving innovation in natural language processing is also classified as an analog neural network. Standing apart from ANNs, t</w:t>
@@ -179,7 +188,7 @@
         <w:fldChar w:fldCharType="begin"/>
       </w:r>
       <w:r>
-        <w:instrText xml:space="preserve"> ADDIN ZOTERO_ITEM CSL_CITATION {"citationID":"gvqQj6F2","properties":{"unsorted":false,"formattedCitation":"[1]","plainCitation":"[1]","noteIndex":0},"citationItems":[{"id":1,"uris":["http://zotero.org/users/local/H13Fece5/items/267GENFB","http://zotero.org/users/20614932/items/267GENFB"],"itemData":{"id":1,"type":"article-journal","abstract":"Guided by brain-like ‘spiking’ computational frameworks, neuromorphic computing—brain-inspired computing for machine intelligence—promises to realize artificial intelligence while reducing the energy requirements of computing platforms. This interdisciplinary field began with the implementation of silicon circuits for biological neural routines, but has evolved to encompass the hardware implementation of algorithms with spike-based encoding and event-driven representations. Here we provide an overview of the developments in neuromorphic computing for both algorithms and hardware and highlight the fundamentals of learning and hardware frameworks. We discuss the main challenges and the future prospects of neuromorphic computing, with emphasis on algorithm–hardware codesign.","container-title":"Nature","DOI":"10.1038/s41586-019-1677-2","ISSN":"1476-4687","issue":"7784","language":"en","license":"2019 Springer Nature Limited","page":"607-617","publisher":"Nature Publishing Group","source":"www.nature.com","title":"Towards spike-based machine intelligence with neuromorphic computing","volume":"575","author":[{"family":"Roy","given":"Kaushik"},{"family":"Jaiswal","given":"Akhilesh"},{"family":"Panda","given":"Priyadarshini"}],"issued":{"date-parts":[["2019",11]]}}}],"schema":"https://github.com/citation-style-language/schema/raw/master/csl-citation.json"} </w:instrText>
+        <w:instrText xml:space="preserve"> ADDIN ZOTERO_ITEM CSL_CITATION {"citationID":"gvqQj6F2","properties":{"unsorted":false,"formattedCitation":"[1]","plainCitation":"[1]","noteIndex":0},"citationItems":[{"id":"HjF7f3pC/T6NPStn6","uris":["http://zotero.org/users/local/H13Fece5/items/267GENFB","http://zotero.org/users/20614932/items/267GENFB"],"itemData":{"id":1,"type":"article-journal","abstract":"Guided by brain-like ‘spiking’ computational frameworks, neuromorphic computing—brain-inspired computing for machine intelligence—promises to realize artificial intelligence while reducing the energy requirements of computing platforms. This interdisciplinary field began with the implementation of silicon circuits for biological neural routines, but has evolved to encompass the hardware implementation of algorithms with spike-based encoding and event-driven representations. Here we provide an overview of the developments in neuromorphic computing for both algorithms and hardware and highlight the fundamentals of learning and hardware frameworks. We discuss the main challenges and the future prospects of neuromorphic computing, with emphasis on algorithm–hardware codesign.","container-title":"Nature","DOI":"10.1038/s41586-019-1677-2","ISSN":"1476-4687","issue":"7784","language":"en","license":"2019 Springer Nature Limited","page":"607-617","publisher":"Nature Publishing Group","source":"www.nature.com","title":"Towards spike-based machine intelligence with neuromorphic computing","volume":"575","author":[{"family":"Roy","given":"Kaushik"},{"family":"Jaiswal","given":"Akhilesh"},{"family":"Panda","given":"Priyadarshini"}],"issued":{"date-parts":[["2019",11]]}}}],"schema":"https://github.com/citation-style-language/schema/raw/master/csl-citation.json"} </w:instrText>
       </w:r>
       <w:r>
         <w:fldChar w:fldCharType="separate"/>
@@ -197,28 +206,20 @@
         <w:t>.</w:t>
       </w:r>
       <w:r>
-        <w:t xml:space="preserve"> The algorithms underpinning neuromorphic </w:t>
+        <w:t xml:space="preserve"> The algorithms </w:t>
       </w:r>
       <w:r>
         <w:lastRenderedPageBreak/>
-        <w:t xml:space="preserve">approaches are closely coupled with the development of neuromorphic hardware characterized by </w:t>
-      </w:r>
-      <w:r>
-        <w:t xml:space="preserve">massively parallel, in-memory computation distinct from the Von </w:t>
-      </w:r>
-      <w:proofErr w:type="spellStart"/>
-      <w:r>
-        <w:t>Neum</w:t>
-      </w:r>
-      <w:proofErr w:type="spellEnd"/>
-      <w:r>
-        <w:t xml:space="preserve">ann architecture </w:t>
+        <w:t xml:space="preserve">underpinning neuromorphic approaches are closely coupled with the development of neuromorphic hardware characterized by </w:t>
+      </w:r>
+      <w:r>
+        <w:t xml:space="preserve">massively parallel, in-memory computation distinct from the Von Neumann architecture </w:t>
       </w:r>
       <w:r>
         <w:fldChar w:fldCharType="begin"/>
       </w:r>
       <w:r>
-        <w:instrText xml:space="preserve"> ADDIN ZOTERO_ITEM CSL_CITATION {"citationID":"VhyBnSq4","properties":{"unsorted":false,"formattedCitation":"[2]","plainCitation":"[2]","noteIndex":0},"citationItems":[{"id":51,"uris":["http://zotero.org/users/20614932/items/TWA4N9M6"],"itemData":{"id":51,"type":"article-journal","abstract":"Neuromorphic computing technologies will be important for the future of computing, but much of the work in neuromorphic computing has focused on hardware development. Here, we review recent results in neuromorphic computing algorithms and applications. We highlight characteristics of neuromorphic computing technologies that make them attractive for the future of computing and we discuss opportunities for future development of algorithms and applications on these systems.","container-title":"Nature Computational Science","DOI":"10.1038/s43588-021-00184-y","ISSN":"2662-8457","issue":"1","journalAbbreviation":"Nat Comput Sci","language":"en","license":"2022 Springer Nature America, Inc.","page":"10-19","publisher":"Nature Publishing Group","source":"www.nature.com","title":"Opportunities for neuromorphic computing algorithms and applications","volume":"2","author":[{"family":"Schuman","given":"Catherine D."},{"family":"Kulkarni","given":"Shruti R."},{"family":"Parsa","given":"Maryam"},{"family":"Mitchell","given":"J. Parker"},{"family":"Date","given":"Prasanna"},{"family":"Kay","given":"Bill"}],"issued":{"date-parts":[["2022",1]]}}}],"schema":"https://github.com/citation-style-language/schema/raw/master/csl-citation.json"} </w:instrText>
+        <w:instrText xml:space="preserve"> ADDIN ZOTERO_ITEM CSL_CITATION {"citationID":"VhyBnSq4","properties":{"unsorted":false,"formattedCitation":"[2]","plainCitation":"[2]","noteIndex":0},"citationItems":[{"id":"HjF7f3pC/76yP0lEB","uris":["http://zotero.org/users/20614932/items/TWA4N9M6"],"itemData":{"id":51,"type":"article-journal","abstract":"Neuromorphic computing technologies will be important for the future of computing, but much of the work in neuromorphic computing has focused on hardware development. Here, we review recent results in neuromorphic computing algorithms and applications. We highlight characteristics of neuromorphic computing technologies that make them attractive for the future of computing and we discuss opportunities for future development of algorithms and applications on these systems.","container-title":"Nature Computational Science","DOI":"10.1038/s43588-021-00184-y","ISSN":"2662-8457","issue":"1","journalAbbreviation":"Nat Comput Sci","language":"en","license":"2022 Springer Nature America, Inc.","page":"10-19","publisher":"Nature Publishing Group","source":"www.nature.com","title":"Opportunities for neuromorphic computing algorithms and applications","volume":"2","author":[{"family":"Schuman","given":"Catherine D."},{"family":"Kulkarni","given":"Shruti R."},{"family":"Parsa","given":"Maryam"},{"family":"Mitchell","given":"J. Parker"},{"family":"Date","given":"Prasanna"},{"family":"Kay","given":"Bill"}],"issued":{"date-parts":[["2022",1]]}}}],"schema":"https://github.com/citation-style-language/schema/raw/master/csl-citation.json"} </w:instrText>
       </w:r>
       <w:r>
         <w:fldChar w:fldCharType="separate"/>
@@ -237,6 +238,9 @@
       </w:r>
     </w:p>
     <w:p>
+      <w:pPr>
+        <w:ind w:firstLine="720"/>
+      </w:pPr>
       <w:bookmarkStart w:id="1" w:name="OLE_LINK3"/>
       <w:r>
         <w:t xml:space="preserve">Neuromorphic algorithms have been applied </w:t>
@@ -260,6 +264,9 @@
         <w:t xml:space="preserve"> CPU-GPU compute have been successfully converted to spiking neural networks (SNNs), the predominant neuromorphic architecture</w:t>
       </w:r>
       <w:r>
+        <w:t>,</w:t>
+      </w:r>
+      <w:r>
         <w:t xml:space="preserve"> without significant loss of accuracy</w:t>
       </w:r>
       <w:r>
@@ -281,7 +288,7 @@
         <w:fldChar w:fldCharType="begin"/>
       </w:r>
       <w:r>
-        <w:instrText xml:space="preserve"> ADDIN ZOTERO_ITEM CSL_CITATION {"citationID":"cUQnJqnP","properties":{"unsorted":false,"formattedCitation":"[3]","plainCitation":"[3]","noteIndex":0},"citationItems":[{"id":53,"uris":["http://zotero.org/users/20614932/items/T25CGREJ"],"itemData":{"id":53,"type":"article-journal","abstract":"The computational power of formal models for networks of spiking neurons is compared with that of other neural network models based on McCulloch Pitts neurons (i.e., threshold gates), respectively, sigmoidal gates. In particular it is shown that networks of spiking neurons are, with regard to the number of neurons that are needed, computationally more powerful than these other neural network models. A concrete biologically relevant function is exhibited which can be computed by a single spiking neuron (for biologically reasonable values of its parameters), but which requires hundreds of hidden units on a sigmoidal neural net. On the other hand, it is known that any function that can be computed by a small sigmoidal neural net can also be computed by a small network of spiking neurons. This article does not assume prior knowledge about spiking neurons, and it contains an extensive list of references to the currently available literature on computations in networks of spiking neurons and relevant results from neurobiology.","container-title":"Neural Networks","DOI":"10.1016/S0893-6080(97)00011-7","ISSN":"0893-6080","issue":"9","journalAbbreviation":"Neural Networks","page":"1659-1671","source":"ScienceDirect","title":"Networks of spiking neurons: The third generation of neural network models","title-short":"Networks of spiking neurons","volume":"10","author":[{"family":"Maass","given":"Wolfgang"}],"issued":{"date-parts":[["1997",12,1]]}}}],"schema":"https://github.com/citation-style-language/schema/raw/master/csl-citation.json"} </w:instrText>
+        <w:instrText xml:space="preserve"> ADDIN ZOTERO_ITEM CSL_CITATION {"citationID":"A42cUaSv","properties":{"unsorted":false,"formattedCitation":"[3], [4], [5]","plainCitation":"[3], [4], [5]","noteIndex":0},"citationItems":[{"id":11,"uris":["http://zotero.org/users/20652394/items/BSB7Z4ID"],"itemData":{"id":11,"type":"article-journal","abstract":"Neuromorphic Computing, a concept pioneered in the late 1980s, is receiving a lot of attention lately due to its promise of reducing the computational energy, latency, as well as learning complexity in artificial neural networks. Taking inspiration from neuroscience, this interdisciplinary field performs a multi-stack optimization across devices, circuits, and algorithms by providing an end-to-end approach to achieving brain-like efficiency in machine intelligence. On one side, neuromorphic computing introduces a new algorithmic paradigm, known as Spiking Neural Networks (SNNs), which is a significant shift from standard deep learning and transmits information as spikes (“1” or “0”) rather than analog values. This has opened up novel algorithmic research directions to formulate methods to represent data in spike-trains, develop neuron models that can process information over time, design learning algorithms for event-driven dynamical systems, and engineer network architectures amenable to sparse, asynchronous, event-driven computing to achieve lower power consumption. On the other side, a parallel research thrust focuses on development of efficient computing platforms for new algorithms. Standard accelerators that are amenable to deep learning workloads are not particularly suitable to handle processing across multiple timesteps efficiently. To that effect, researchers have designed neuromorphic hardware that rely on event-driven sparse computations as well as efficient matrix operations. While most large-scale neuromorphic systems have been explored based on CMOS technology, recently, Non-Volatile Memory (NVM) technologies show promise toward implementing bio-mimetic functionalities on single devices. In this article, we outline several strides that neuromorphic computing based on spiking neural networks (SNNs) has taken over the recent past, and we present our outlook on the challenges that this field needs to overcome to make the bio-plausibility route a successful one.","container-title":"ACM Computing Surveys","DOI":"10.1145/3571155","ISSN":"0360-0300, 1557-7341","issue":"12","journalAbbreviation":"ACM Comput. Surv.","language":"en","page":"1-49","source":"DOI.org (Crossref)","title":"Exploring Neuromorphic Computing Based on Spiking Neural Networks: Algorithms to Hardware","title-short":"Exploring Neuromorphic Computing Based on Spiking Neural Networks","volume":"55","author":[{"family":"Rathi","given":"Nitin"},{"family":"Chakraborty","given":"Indranil"},{"family":"Kosta","given":"Adarsh"},{"family":"Sengupta","given":"Abhronil"},{"family":"Ankit","given":"Aayush"},{"family":"Panda","given":"Priyadarshini"},{"family":"Roy","given":"Kaushik"}],"issued":{"date-parts":[["2023",12,31]]}}},{"id":43,"uris":["http://zotero.org/users/20652394/items/7B9BV66E"],"itemData":{"id":43,"type":"article-journal","container-title":"Neural Networks","DOI":"10.1016/S0893-6080(97)00011-7","ISSN":"08936080","issue":"9","journalAbbreviation":"Neural Networks","language":"en","license":"https://www.elsevier.com/tdm/userlicense/1.0/","page":"1659-1671","source":"DOI.org (Crossref)","title":"Networks of spiking neurons: The third generation of neural network models","title-short":"Networks of spiking neurons","volume":"10","author":[{"family":"Maass","given":"Wolfgang"}],"issued":{"date-parts":[["1997",12]]}}},{"id":9,"uris":["http://zotero.org/users/20652394/items/EL7KURLR"],"itemData":{"id":9,"type":"article-journal","container-title":"Frontiers in Neuroscience","DOI":"10.3389/fnins.2019.00095","ISSN":"1662-453X","journalAbbreviation":"Front. Neurosci.","page":"95","source":"DOI.org (Crossref)","title":"Going Deeper in Spiking Neural Networks: VGG and Residual Architectures","title-short":"Going Deeper in Spiking Neural Networks","volume":"13","author":[{"family":"Sengupta","given":"Abhronil"},{"family":"Ye","given":"Yuting"},{"family":"Wang","given":"Robert"},{"family":"Liu","given":"Chiao"},{"family":"Roy","given":"Kaushik"}],"issued":{"date-parts":[["2019",3,7]]}}}],"schema":"https://github.com/citation-style-language/schema/raw/master/csl-citation.json"} </w:instrText>
       </w:r>
       <w:r>
         <w:fldChar w:fldCharType="separate"/>
@@ -290,16 +297,22 @@
         <w:rPr>
           <w:noProof/>
         </w:rPr>
-        <w:t>[3]</w:t>
+        <w:t>[3], [4], [5]</w:t>
       </w:r>
       <w:r>
         <w:fldChar w:fldCharType="end"/>
       </w:r>
       <w:r>
+        <w:t>.</w:t>
+      </w:r>
+      <w:r>
+        <w:t xml:space="preserve"> Exploiting the temporal nature of SNNs directly, approaches to applying neuromorphic architecture to sequence-to-sequence tasks like language translation and sentiment analysis have shown competitive performance relative to recurrent neural networks (RNNs) with the advantages of reduced power consumption and parameter efficiency </w:t>
+      </w:r>
+      <w:r>
         <w:fldChar w:fldCharType="begin"/>
       </w:r>
       <w:r>
-        <w:instrText xml:space="preserve"> ADDIN ZOTERO_ITEM CSL_CITATION {"citationID":"rSpFHDeH","properties":{"unsorted":false,"formattedCitation":"[4]","plainCitation":"[4]","noteIndex":0},"citationItems":[{"id":22,"uris":["http://zotero.org/users/20614932/items/IEI5QV9H"],"itemData":{"id":22,"type":"article-journal","container-title":"Frontiers in neuroscience","page":"95","publisher":"Frontiers Media SA","source":"Google Scholar","title":"Going deeper in spiking neural networks: VGG and residual architectures","title-short":"Going deeper in spiking neural networks","volume":"13","author":[{"family":"Sengupta","given":"Abhronil"},{"family":"Ye","given":"Yuting"},{"family":"Wang","given":"Robert"},{"family":"Liu","given":"Chiao"},{"family":"Roy","given":"Kaushik"}],"issued":{"date-parts":[["2019"]]}}}],"schema":"https://github.com/citation-style-language/schema/raw/master/csl-citation.json"} </w:instrText>
+        <w:instrText xml:space="preserve"> ADDIN ZOTERO_ITEM CSL_CITATION {"citationID":"cjOSY0Io","properties":{"unsorted":false,"formattedCitation":"[6]","plainCitation":"[6]","noteIndex":0},"citationItems":[{"id":12,"uris":["http://zotero.org/users/20652394/items/5DKNVKVW"],"itemData":{"id":12,"type":"article-journal","container-title":"IEEE Transactions on Cognitive and Developmental Systems","DOI":"10.1109/TCDS.2024.3396431","ISSN":"2379-8920, 2379-8939","issue":"6","journalAbbreviation":"IEEE Trans. Cogn. Dev. Syst.","license":"https://ieeexplore.ieee.org/Xplorehelp/downloads/license-information/IEEE.html","page":"1905-1914","source":"DOI.org (Crossref)","title":"LITE-SNN: Leveraging Inherent Dynamics to Train Energy-Efficient Spiking Neural Networks for Sequential Learning","title-short":"LITE-SNN","volume":"16","author":[{"family":"Rathi","given":"Nitin"},{"family":"Roy","given":"Kaushik"}],"issued":{"date-parts":[["2024",12]]}}}],"schema":"https://github.com/citation-style-language/schema/raw/master/csl-citation.json"} </w:instrText>
       </w:r>
       <w:r>
         <w:fldChar w:fldCharType="separate"/>
@@ -308,16 +321,46 @@
         <w:rPr>
           <w:noProof/>
         </w:rPr>
-        <w:t>[4]</w:t>
+        <w:t>[6]</w:t>
       </w:r>
       <w:r>
         <w:fldChar w:fldCharType="end"/>
       </w:r>
       <w:r>
+        <w:t>.</w:t>
+      </w:r>
+    </w:p>
+    <w:bookmarkEnd w:id="1"/>
+    <w:p>
+      <w:pPr>
+        <w:ind w:firstLine="720"/>
+      </w:pPr>
+      <w:r>
+        <w:t>The principal practical reason to pursue neuromorphic solutions is that n</w:t>
+      </w:r>
+      <w:r>
+        <w:t xml:space="preserve">euromorphic techniques, like spiking neural networks, offer power and memory advantages over </w:t>
+      </w:r>
+      <w:r>
+        <w:t>ANN</w:t>
+      </w:r>
+      <w:r>
+        <w:t>s</w:t>
+      </w:r>
+      <w:r>
+        <w:t xml:space="preserve">. </w:t>
+      </w:r>
+      <w:r>
+        <w:t>Every connection in an ANN is activated during every forward pass through the network</w:t>
+      </w:r>
+      <w:r>
+        <w:t xml:space="preserve"> </w:t>
+      </w:r>
+      <w:r>
         <w:fldChar w:fldCharType="begin"/>
       </w:r>
       <w:r>
-        <w:instrText xml:space="preserve"> ADDIN ZOTERO_ITEM CSL_CITATION {"citationID":"sxlYiEJK","properties":{"unsorted":false,"formattedCitation":"[5]","plainCitation":"[5]","noteIndex":0},"citationItems":[{"id":"0OytZoD3/9anXOGcw","uris":["http://zotero.org/users/20652394/items/BSB7Z4ID"],"itemData":{"id":"0OytZoD3/9anXOGcw","type":"article-journal","abstract":"Neuromorphic Computing, a concept pioneered in the late 1980s, is receiving a lot of attention lately due to its promise of reducing the computational energy, latency, as well as learning complexity in artificial neural networks. Taking inspiration from neuroscience, this interdisciplinary field performs a multi-stack optimization across devices, circuits, and algorithms by providing an end-to-end approach to achieving brain-like efficiency in machine intelligence. On one side, neuromorphic computing introduces a new algorithmic paradigm, known as Spiking Neural Networks (SNNs), which is a significant shift from standard deep learning and transmits information as spikes (“1” or “0”) rather than analog values. This has opened up novel algorithmic research directions to formulate methods to represent data in spike-trains, develop neuron models that can process information over time, design learning algorithms for event-driven dynamical systems, and engineer network architectures amenable to sparse, asynchronous, event-driven computing to achieve lower power consumption. On the other side, a parallel research thrust focuses on development of efficient computing platforms for new algorithms. Standard accelerators that are amenable to deep learning workloads are not particularly suitable to handle processing across multiple timesteps efficiently. To that effect, researchers have designed neuromorphic hardware that rely on event-driven sparse computations as well as efficient matrix operations. While most large-scale neuromorphic systems have been explored based on CMOS technology, recently, Non-Volatile Memory (NVM) technologies show promise toward implementing bio-mimetic functionalities on single devices. In this article, we outline several strides that neuromorphic computing based on spiking neural networks (SNNs) has taken over the recent past, and we present our outlook on the challenges that this field needs to overcome to make the bio-plausibility route a successful one.","container-title":"ACM Computing Surveys","DOI":"10.1145/3571155","ISSN":"0360-0300, 1557-7341","issue":"12","journalAbbreviation":"ACM Comput. Surv.","language":"en","page":"1-49","source":"DOI.org (Crossref)","title":"Exploring Neuromorphic Computing Based on Spiking Neural Networks: Algorithms to Hardware","title-short":"Exploring Neuromorphic Computing Based on Spiking Neural Networks","volume":"55","author":[{"family":"Rathi","given":"Nitin"},{"family":"Chakraborty","given":"Indranil"},{"family":"Kosta","given":"Adarsh"},{"family":"Sengupta","given":"Abhronil"},{"family":"Ankit","given":"Aayush"},{"family":"Panda","given":"Priyadarshini"},{"family":"Roy","given":"Kaushik"}],"issued":{"date-parts":[["2023",12,31]]}}}],"schema":"https://github.com/citation-style-language/schema/raw/master/csl-citation.json"} </w:instrText>
+        <w:instrText xml:space="preserve"> ADDIN ZOTERO_ITEM CSL_CITATION {"citationID":"yegT1pjf","properties":{"unsorted":false,"formattedCitation":"[1]","plainCitation":"[1]","noteIndex":0},"citationItems":[{"id":"HjF7f3pC/T6NPStn6","uris":["http://zotero.org/users/local/H13Fece5/items/267GENFB","http://zotero.org/users/20614932/items/267GENFB"],"itemData":{"id":1,"type":"article-journal","abstract":"Guided by brain-like ‘spiking’ computational frameworks, neuromorphic computing—brain-inspired computing for machine intelligence—promises to realize artificial intelligence while reducing the energy requirements of computing platforms. This interdisciplinary field began with the implementation of silicon circuits for biological neural routines, but has evolved to encompass the hardware implementation of algorithms with spike-based encoding and event-driven representations. Here we provide an overview of the developments in neuromorphic computing for both algorithms and hardware and highlight the fundamentals of learning and hardware frameworks. We discuss the main challenges and the future prospects of neuromorphic computing, with emphasis on algorithm–hardware codesign.","container-title":"Nature","DOI":"10.1038/s41586-019-1677-2","ISSN":"1476-4687","issue":"7784","language":"en","license":"2019 Springer Nature Limited","page":"607-617","publisher":"Nature Publishing Group","source":"www.nature.com","title":"Towards spike-based machine intelligence with neuromorphic computing","volume":"575","author":[{"family":"Roy","given":"Kaushik"},{"family":"Jaiswal","given":"Akhilesh"},{"family":"Panda","given":"Priyadarshini"}],"issued":{"date-parts":[["2019",11]]}}}],"schema":"https://github.com/citation-style-language/schema/raw/master/csl-citation.json"} </w:instrText>
       </w:r>
       <w:r>
         <w:fldChar w:fldCharType="separate"/>
@@ -326,22 +369,127 @@
         <w:rPr>
           <w:noProof/>
         </w:rPr>
-        <w:t>[5]</w:t>
+        <w:t>[1]</w:t>
       </w:r>
       <w:r>
         <w:fldChar w:fldCharType="end"/>
       </w:r>
       <w:r>
+        <w:t>. In contrast, neurons in an SNN transmit discrete spikes once their activation threshold is achieved</w:t>
+      </w:r>
+      <w:r>
+        <w:t>, resulting in dramatically less computation</w:t>
+      </w:r>
+      <w:r>
+        <w:t>al</w:t>
+      </w:r>
+      <w:r>
+        <w:t xml:space="preserve"> activity </w:t>
+      </w:r>
+      <w:r>
+        <w:fldChar w:fldCharType="begin"/>
+      </w:r>
+      <w:r>
+        <w:instrText xml:space="preserve"> ADDIN ZOTERO_ITEM CSL_CITATION {"citationID":"zoTXBGjH","properties":{"unsorted":false,"formattedCitation":"[1]","plainCitation":"[1]","noteIndex":0},"citationItems":[{"id":"HjF7f3pC/T6NPStn6","uris":["http://zotero.org/users/local/H13Fece5/items/267GENFB","http://zotero.org/users/20614932/items/267GENFB"],"itemData":{"id":1,"type":"article-journal","abstract":"Guided by brain-like ‘spiking’ computational frameworks, neuromorphic computing—brain-inspired computing for machine intelligence—promises to realize artificial intelligence while reducing the energy requirements of computing platforms. This interdisciplinary field began with the implementation of silicon circuits for biological neural routines, but has evolved to encompass the hardware implementation of algorithms with spike-based encoding and event-driven representations. Here we provide an overview of the developments in neuromorphic computing for both algorithms and hardware and highlight the fundamentals of learning and hardware frameworks. We discuss the main challenges and the future prospects of neuromorphic computing, with emphasis on algorithm–hardware codesign.","container-title":"Nature","DOI":"10.1038/s41586-019-1677-2","ISSN":"1476-4687","issue":"7784","language":"en","license":"2019 Springer Nature Limited","page":"607-617","publisher":"Nature Publishing Group","source":"www.nature.com","title":"Towards spike-based machine intelligence with neuromorphic computing","volume":"575","author":[{"family":"Roy","given":"Kaushik"},{"family":"Jaiswal","given":"Akhilesh"},{"family":"Panda","given":"Priyadarshini"}],"issued":{"date-parts":[["2019",11]]}}}],"schema":"https://github.com/citation-style-language/schema/raw/master/csl-citation.json"} </w:instrText>
+      </w:r>
+      <w:r>
+        <w:fldChar w:fldCharType="separate"/>
+      </w:r>
+      <w:r>
+        <w:rPr>
+          <w:noProof/>
+        </w:rPr>
+        <w:t>[1]</w:t>
+      </w:r>
+      <w:r>
+        <w:fldChar w:fldCharType="end"/>
+      </w:r>
+      <w:r>
+        <w:t xml:space="preserve">. </w:t>
+      </w:r>
+      <w:r>
+        <w:t xml:space="preserve">The relative reduction in activity between SNNs and ANNs performing comparable tasks increases with network depth, allowing SNNs to scale more efficiently </w:t>
+      </w:r>
+      <w:r>
+        <w:fldChar w:fldCharType="begin"/>
+      </w:r>
+      <w:r>
+        <w:instrText xml:space="preserve"> ADDIN ZOTERO_ITEM CSL_CITATION {"citationID":"icVVpuj7","properties":{"unsorted":false,"formattedCitation":"[5], [7]","plainCitation":"[5], [7]","noteIndex":0},"citationItems":[{"id":28,"uris":["http://zotero.org/users/20652394/items/9MGWVZ39"],"itemData":{"id":28,"type":"article-journal","abstract":"Spiking Neural Networks (SNNs) have recently emerged as a prominent neural computing paradigm. However, the typical shallow SNN architectures have limited capacity for expressing complex representations, while training deep SNNs using input spikes has not been successful so far. Diverse methods have been proposed to get around this issue such as converting off-line trained deep Artificial Neural Networks (ANNs) to SNNs. However, the ANN-SNN conversion scheme fails to capture the temporal dynamics of a spiking system. On the other hand, it is still a difficult problem to directly train deep SNNs using input spike events due to the discontinuous, non-differentiable nature of the spike generation function. To overcome this problem, we propose an approximate derivative method that accounts for the leaky behavior of LIF neurons. This method enables training deep convolutional SNNs directly (with input spike events) using spike-based backpropagation. Our experiments show the effectiveness of the proposed spike-based learning strategy on deep networks (VGG and Residual architectures) by achieving the best classification accuracies in MNIST, SVHN and CIFAR-10 datasets compared to other SNNs trained with a spike-based learning. Moreover, we analyze sparse event-based computations to demonstrate the efficacy of the proposed SNN training method for inference operation in the spiking domain.","container-title":"Frontiers in Neuroscience","DOI":"10.3389/fnins.2020.00119","ISSN":"1662-453X","journalAbbreviation":"Front. Neurosci.","language":"English","publisher":"Frontiers","source":"Frontiers","title":"Enabling Spike-Based Backpropagation for Training Deep Neural Network Architectures","URL":"https://www.frontiersin.org/journals/neuroscience/articles/10.3389/fnins.2020.00119/full","volume":"14","author":[{"family":"Lee","given":"Chankyu"},{"family":"Sarwar","given":"Syed Shakib"},{"family":"Panda","given":"Priyadarshini"},{"family":"Srinivasan","given":"Gopalakrishnan"},{"family":"Roy","given":"Kaushik"}],"accessed":{"date-parts":[["2026",6,22]]},"issued":{"date-parts":[["2020",2,28]]}}},{"id":9,"uris":["http://zotero.org/users/20652394/items/EL7KURLR"],"itemData":{"id":9,"type":"article-journal","container-title":"Frontiers in Neuroscience","DOI":"10.3389/fnins.2019.00095","ISSN":"1662-453X","journalAbbreviation":"Front. Neurosci.","page":"95","source":"DOI.org (Crossref)","title":"Going Deeper in Spiking Neural Networks: VGG and Residual Architectures","title-short":"Going Deeper in Spiking Neural Networks","volume":"13","author":[{"family":"Sengupta","given":"Abhronil"},{"family":"Ye","given":"Yuting"},{"family":"Wang","given":"Robert"},{"family":"Liu","given":"Chiao"},{"family":"Roy","given":"Kaushik"}],"issued":{"date-parts":[["2019",3,7]]}}}],"schema":"https://github.com/citation-style-language/schema/raw/master/csl-citation.json"} </w:instrText>
+      </w:r>
+      <w:r>
+        <w:fldChar w:fldCharType="separate"/>
+      </w:r>
+      <w:r>
+        <w:rPr>
+          <w:noProof/>
+        </w:rPr>
+        <w:t>[5], [7]</w:t>
+      </w:r>
+      <w:r>
+        <w:fldChar w:fldCharType="end"/>
+      </w:r>
+      <w:r>
+        <w:t xml:space="preserve">. </w:t>
+      </w:r>
+      <w:r>
+        <w:t xml:space="preserve">The computations that do occur in the SNN are dramatically simpler than in an </w:t>
+      </w:r>
+      <w:r>
+        <w:t>equivalent</w:t>
+      </w:r>
+      <w:r>
+        <w:t xml:space="preserve"> ANN insofar as </w:t>
+      </w:r>
+      <w:r>
+        <w:t xml:space="preserve">ANNs require multiply-and-accumulate operations because weights in ANNs are </w:t>
+      </w:r>
+      <w:r>
+        <w:t>floating-point</w:t>
+      </w:r>
+      <w:r>
+        <w:t xml:space="preserve"> values. In contrast, SNNs transmit binary spikes and only require accumulate operations</w:t>
+      </w:r>
+      <w:r>
+        <w:t xml:space="preserve"> </w:t>
+      </w:r>
+      <w:r>
+        <w:fldChar w:fldCharType="begin"/>
+      </w:r>
+      <w:r>
+        <w:instrText xml:space="preserve"> ADDIN ZOTERO_ITEM CSL_CITATION {"citationID":"V0ttNecf","properties":{"unsorted":false,"formattedCitation":"[1], [3], [7]","plainCitation":"[1], [3], [7]","noteIndex":0},"citationItems":[{"id":28,"uris":["http://zotero.org/users/20652394/items/9MGWVZ39"],"itemData":{"id":28,"type":"article-journal","abstract":"Spiking Neural Networks (SNNs) have recently emerged as a prominent neural computing paradigm. However, the typical shallow SNN architectures have limited capacity for expressing complex representations, while training deep SNNs using input spikes has not been successful so far. Diverse methods have been proposed to get around this issue such as converting off-line trained deep Artificial Neural Networks (ANNs) to SNNs. However, the ANN-SNN conversion scheme fails to capture the temporal dynamics of a spiking system. On the other hand, it is still a difficult problem to directly train deep SNNs using input spike events due to the discontinuous, non-differentiable nature of the spike generation function. To overcome this problem, we propose an approximate derivative method that accounts for the leaky behavior of LIF neurons. This method enables training deep convolutional SNNs directly (with input spike events) using spike-based backpropagation. Our experiments show the effectiveness of the proposed spike-based learning strategy on deep networks (VGG and Residual architectures) by achieving the best classification accuracies in MNIST, SVHN and CIFAR-10 datasets compared to other SNNs trained with a spike-based learning. Moreover, we analyze sparse event-based computations to demonstrate the efficacy of the proposed SNN training method for inference operation in the spiking domain.","container-title":"Frontiers in Neuroscience","DOI":"10.3389/fnins.2020.00119","ISSN":"1662-453X","journalAbbreviation":"Front. Neurosci.","language":"English","publisher":"Frontiers","source":"Frontiers","title":"Enabling Spike-Based Backpropagation for Training Deep Neural Network Architectures","URL":"https://www.frontiersin.org/journals/neuroscience/articles/10.3389/fnins.2020.00119/full","volume":"14","author":[{"family":"Lee","given":"Chankyu"},{"family":"Sarwar","given":"Syed Shakib"},{"family":"Panda","given":"Priyadarshini"},{"family":"Srinivasan","given":"Gopalakrishnan"},{"family":"Roy","given":"Kaushik"}],"accessed":{"date-parts":[["2026",6,22]]},"issued":{"date-parts":[["2020",2,28]]}}},{"id":"HjF7f3pC/T6NPStn6","uris":["http://zotero.org/users/local/H13Fece5/items/267GENFB","http://zotero.org/users/20614932/items/267GENFB"],"itemData":{"id":1,"type":"article-journal","abstract":"Guided by brain-like ‘spiking’ computational frameworks, neuromorphic computing—brain-inspired computing for machine intelligence—promises to realize artificial intelligence while reducing the energy requirements of computing platforms. This interdisciplinary field began with the implementation of silicon circuits for biological neural routines, but has evolved to encompass the hardware implementation of algorithms with spike-based encoding and event-driven representations. Here we provide an overview of the developments in neuromorphic computing for both algorithms and hardware and highlight the fundamentals of learning and hardware frameworks. We discuss the main challenges and the future prospects of neuromorphic computing, with emphasis on algorithm–hardware codesign.","container-title":"Nature","DOI":"10.1038/s41586-019-1677-2","ISSN":"1476-4687","issue":"7784","language":"en","license":"2019 Springer Nature Limited","page":"607-617","publisher":"Nature Publishing Group","source":"www.nature.com","title":"Towards spike-based machine intelligence with neuromorphic computing","volume":"575","author":[{"family":"Roy","given":"Kaushik"},{"family":"Jaiswal","given":"Akhilesh"},{"family":"Panda","given":"Priyadarshini"}],"issued":{"date-parts":[["2019",11]]}}},{"id":11,"uris":["http://zotero.org/users/20652394/items/BSB7Z4ID"],"itemData":{"id":11,"type":"article-journal","abstract":"Neuromorphic Computing, a concept pioneered in the late 1980s, is receiving a lot of attention lately due to its promise of reducing the computational energy, latency, as well as learning complexity in artificial neural networks. Taking inspiration from neuroscience, this interdisciplinary field performs a multi-stack optimization across devices, circuits, and algorithms by providing an end-to-end approach to achieving brain-like efficiency in machine intelligence. On one side, neuromorphic computing introduces a new algorithmic paradigm, known as Spiking Neural Networks (SNNs), which is a significant shift from standard deep learning and transmits information as spikes (“1” or “0”) rather than analog values. This has opened up novel algorithmic research directions to formulate methods to represent data in spike-trains, develop neuron models that can process information over time, design learning algorithms for event-driven dynamical systems, and engineer network architectures amenable to sparse, asynchronous, event-driven computing to achieve lower power consumption. On the other side, a parallel research thrust focuses on development of efficient computing platforms for new algorithms. Standard accelerators that are amenable to deep learning workloads are not particularly suitable to handle processing across multiple timesteps efficiently. To that effect, researchers have designed neuromorphic hardware that rely on event-driven sparse computations as well as efficient matrix operations. While most large-scale neuromorphic systems have been explored based on CMOS technology, recently, Non-Volatile Memory (NVM) technologies show promise toward implementing bio-mimetic functionalities on single devices. In this article, we outline several strides that neuromorphic computing based on spiking neural networks (SNNs) has taken over the recent past, and we present our outlook on the challenges that this field needs to overcome to make the bio-plausibility route a successful one.","container-title":"ACM Computing Surveys","DOI":"10.1145/3571155","ISSN":"0360-0300, 1557-7341","issue":"12","journalAbbreviation":"ACM Comput. Surv.","language":"en","page":"1-49","source":"DOI.org (Crossref)","title":"Exploring Neuromorphic Computing Based on Spiking Neural Networks: Algorithms to Hardware","title-short":"Exploring Neuromorphic Computing Based on Spiking Neural Networks","volume":"55","author":[{"family":"Rathi","given":"Nitin"},{"family":"Chakraborty","given":"Indranil"},{"family":"Kosta","given":"Adarsh"},{"family":"Sengupta","given":"Abhronil"},{"family":"Ankit","given":"Aayush"},{"family":"Panda","given":"Priyadarshini"},{"family":"Roy","given":"Kaushik"}],"issued":{"date-parts":[["2023",12,31]]}}}],"schema":"https://github.com/citation-style-language/schema/raw/master/csl-citation.json"} </w:instrText>
+      </w:r>
+      <w:r>
+        <w:fldChar w:fldCharType="separate"/>
+      </w:r>
+      <w:r>
+        <w:rPr>
+          <w:noProof/>
+        </w:rPr>
+        <w:t>[1], [3], [7]</w:t>
+      </w:r>
+      <w:r>
+        <w:fldChar w:fldCharType="end"/>
+      </w:r>
+      <w:r>
         <w:t>.</w:t>
       </w:r>
       <w:r>
-        <w:t xml:space="preserve"> Exploiting the temporal nature of SNNs directly, approaches to applying neuromorphic architecture to sequence-to-sequence tasks like language translation and sentiment analysis have shown competitive performance relative to recurrent neural networks (RNNs) with the advantages of reduced power consumption and parameter efficiency </w:t>
+        <w:t xml:space="preserve"> The sparsity of SNNs </w:t>
+      </w:r>
+      <w:r>
+        <w:t xml:space="preserve">also yields reductions in parameter counts relative to </w:t>
+      </w:r>
+      <w:r>
+        <w:t>recurrent</w:t>
+      </w:r>
+      <w:r>
+        <w:t xml:space="preserve"> architectures performing similar tasks, reducing memory overhead </w:t>
       </w:r>
       <w:r>
         <w:fldChar w:fldCharType="begin"/>
       </w:r>
       <w:r>
-        <w:instrText xml:space="preserve"> ADDIN ZOTERO_ITEM CSL_CITATION {"citationID":"cjOSY0Io","properties":{"unsorted":false,"formattedCitation":"[6]","plainCitation":"[6]","noteIndex":0},"citationItems":[{"id":"0OytZoD3/YFg3rEnv","uris":["http://zotero.org/users/20652394/items/5DKNVKVW"],"itemData":{"id":12,"type":"article-journal","container-title":"IEEE Transactions on Cognitive and Developmental Systems","DOI":"10.1109/TCDS.2024.3396431","ISSN":"2379-8920, 2379-8939","issue":"6","journalAbbreviation":"IEEE Trans. Cogn. Dev. Syst.","license":"https://ieeexplore.ieee.org/Xplorehelp/downloads/license-information/IEEE.html","page":"1905-1914","source":"DOI.org (Crossref)","title":"LITE-SNN: Leveraging Inherent Dynamics to Train Energy-Efficient Spiking Neural Networks for Sequential Learning","title-short":"LITE-SNN","volume":"16","author":[{"family":"Rathi","given":"Nitin"},{"family":"Roy","given":"Kaushik"}],"issued":{"date-parts":[["2024",12]]}}}],"schema":"https://github.com/citation-style-language/schema/raw/master/csl-citation.json"} </w:instrText>
+        <w:instrText xml:space="preserve"> ADDIN ZOTERO_ITEM CSL_CITATION {"citationID":"knnLqeP3","properties":{"unsorted":false,"formattedCitation":"[6]","plainCitation":"[6]","noteIndex":0},"citationItems":[{"id":12,"uris":["http://zotero.org/users/20652394/items/5DKNVKVW"],"itemData":{"id":12,"type":"article-journal","container-title":"IEEE Transactions on Cognitive and Developmental Systems","DOI":"10.1109/TCDS.2024.3396431","ISSN":"2379-8920, 2379-8939","issue":"6","journalAbbreviation":"IEEE Trans. Cogn. Dev. Syst.","license":"https://ieeexplore.ieee.org/Xplorehelp/downloads/license-information/IEEE.html","page":"1905-1914","source":"DOI.org (Crossref)","title":"LITE-SNN: Leveraging Inherent Dynamics to Train Energy-Efficient Spiking Neural Networks for Sequential Learning","title-short":"LITE-SNN","volume":"16","author":[{"family":"Rathi","given":"Nitin"},{"family":"Roy","given":"Kaushik"}],"issued":{"date-parts":[["2024",12]]}}}],"schema":"https://github.com/citation-style-language/schema/raw/master/csl-citation.json"} </w:instrText>
       </w:r>
       <w:r>
         <w:fldChar w:fldCharType="separate"/>
@@ -359,22 +507,55 @@
         <w:t>.</w:t>
       </w:r>
       <w:r>
-        <w:t xml:space="preserve"> These benefits extend to generative </w:t>
-      </w:r>
-      <w:r>
-        <w:t>models performing sequence-to-sequence tasks</w:t>
+        <w:t xml:space="preserve"> Reducing power and memory </w:t>
+      </w:r>
+      <w:r>
+        <w:lastRenderedPageBreak/>
+        <w:t xml:space="preserve">requirements </w:t>
+      </w:r>
+      <w:proofErr w:type="gramStart"/>
+      <w:r>
+        <w:t>is</w:t>
+      </w:r>
+      <w:proofErr w:type="gramEnd"/>
+      <w:r>
+        <w:t xml:space="preserve"> especially consequential for small edge systems where</w:t>
+      </w:r>
+      <w:r>
+        <w:t xml:space="preserve"> payloads and power are severely constrained.</w:t>
+      </w:r>
+    </w:p>
+    <w:p>
+      <w:pPr>
+        <w:pStyle w:val="Heading2"/>
+      </w:pPr>
+      <w:r>
+        <w:t xml:space="preserve">Neuromorphic Computing Applied to Small Unmanned Systems </w:t>
+      </w:r>
+    </w:p>
+    <w:p>
+      <w:pPr>
+        <w:ind w:firstLine="720"/>
+      </w:pPr>
+      <w:r>
+        <w:t xml:space="preserve">Small unmanned systems are particularly </w:t>
+      </w:r>
+      <w:proofErr w:type="spellStart"/>
+      <w:r>
+        <w:t>SWaP</w:t>
+      </w:r>
+      <w:proofErr w:type="spellEnd"/>
+      <w:r>
+        <w:t xml:space="preserve"> constrained</w:t>
       </w:r>
       <w:r>
         <w:t xml:space="preserve"> </w:t>
       </w:r>
       <w:r>
-        <w:t xml:space="preserve">where recent research reports a competitive performance despite a 32.2 x reduction in operations </w:t>
-      </w:r>
-      <w:r>
         <w:fldChar w:fldCharType="begin"/>
       </w:r>
       <w:r>
-        <w:instrText xml:space="preserve"> ADDIN ZOTERO_ITEM CSL_CITATION {"citationID":"O5Kh2diP","properties":{"unsorted":false,"formattedCitation":"[7]","plainCitation":"[7]","noteIndex":0},"citationItems":[{"id":54,"uris":["http://zotero.org/users/20614932/items/87GEI2FP"],"itemData":{"id":54,"type":"article-journal","abstract":"As the size of large language models continue to scale, so does the computational resources required to run it. Spiking Neural Networks (SNNs) have emerged as an energy-efficient approach to deep learning that leverage sparse and event-driven activations to reduce the computational overhead associated with model inference. While they have become competitive with non-spiking models on many computer vision tasks, SNNs have also proven to be more challenging to train. As a result, their performance lags behind modern deep learning, and we are yet to see the effectiveness of SNNs in language generation. In this paper, inspired by the Receptance Weighted Key Value (RWKV) language model, we successfully implement `SpikeGPT', a generative language model with binary, event-driven spiking activation units. We train the proposed model on two model variants: 45M and 216M parameters. To the best of our knowledge, SpikeGPT is the largest backpropagation-trained SNN model to date, rendering it suitable for both the generation and comprehension of natural language. We achieve this by modifying the transformer block to replace multi-head self attention to reduce quadratic computational complexity O(N^2) to linear complexity O(N) with increasing sequence length. Input tokens are instead streamed in sequentially to our attention mechanism (as with typical SNNs). Our preliminary experiments show that SpikeGPT remains competitive with non-spiking models on tested benchmarks, while maintaining 20x fewer operations when processed on neuromorphic hardware that can leverage sparse, event-driven activations. Our code implementation is available at https://github.com/ridgerchu/SpikeGPT.","DOI":"10.48550/ARXIV.2302.13939","license":"Creative Commons Attribution Non Commercial Share Alike 4.0 International","note":"version: 5","publisher":"arXiv","source":"Semantic Scholar","title":"SpikeGPT: Generative Pre-trained Language Model with Spiking Neural Networks","title-short":"SpikeGPT","URL":"https://arxiv.org/abs/2302.13939","author":[{"family":"Zhu","given":"Rui-Jie"},{"family":"Zhao","given":"Qihang"},{"family":"Li","given":"Guoqi"},{"family":"Eshraghian","given":"Jason K."}],"accessed":{"date-parts":[["2026",6,22]]},"issued":{"date-parts":[["2023"]]}}}],"schema":"https://github.com/citation-style-language/schema/raw/master/csl-citation.json"} </w:instrText>
+        <w:instrText xml:space="preserve"> ADDIN ZOTERO_ITEM CSL_CITATION {"citationID":"Kxax1obe","properties":{"unsorted":false,"formattedCitation":"[8], [9]","plainCitation":"[8], [9]","noteIndex":0},"citationItems":[{"id":20,"uris":["http://zotero.org/users/20652394/items/ZY5C25FY"],"itemData":{"id":20,"type":"chapter","container-title":"14th AIAA Aviation Technology, Integration, and Operations Conference","DOI":"10.2514/6.2014-2705","note":"_eprint: https://arc.aiaa.org/doi/pdf/10.2514/6.2014-2705\nDOI: 10.2514/6.2014-2705","publisher":"American Institute of Aeronautics and Astronautics","source":"American Institute of Aeronautics and Astronautics","title":"Reducing Size, Weight, and Power (SWaP) of Perception Systems in Small Autonomous Aerial Systems","URL":"https://arc.aiaa.org/doi/abs/10.2514/6.2014-2705","author":[{"family":"Jones","given":"Kennie H."},{"family":"Gross","given":"Jason N."}],"accessed":{"date-parts":[["2026",6,16]]},"issued":{"date-parts":[["2014"]]}}},{"id":37,"uris":["http://zotero.org/users/20652394/items/QNUY3HCU"],"itemData":{"id":37,"type":"paper-conference","abstract":"We introduce an early-phase bottleneck analysis and characterization model called the F-1 for designing computing systems that target autonomous Unmanned Aerial Vehicles (UAVs). The model provides insights by exploiting the fundamental relationships between various components in the autonomous UAV, such as sensor, compute, and body dynamics. To guarantee safe operation while maximizing the performance (e.g., velocity) of the UAV, the compute, sensor, and other mechanical properties must be carefully selected or designed. The F-1 model provides visual insights that can aid a system architect in understanding the optimal compute design or selection for autonomous UAVs. The model is experimentally validated using real UAVs, and the error is between 5.1% to 9.5% compared to real-world flight tests. An interactive web-based tool for the F-1 model called Skyline is available for free of cost use at: https://bit.ly/skyline-tool","container-title":"2022 IEEE International Symposium on Performance Analysis of Systems and Software (ISPASS)","DOI":"10.1109/ISPASS55109.2022.00023","event-title":"2022 IEEE International Symposium on Performance Analysis of Systems and Software (ISPASS)","page":"162-174","source":"IEEE Xplore","title":"Roofline Model for UAVs: A Bottleneck Analysis Tool for Onboard Compute Characterization of Autonomous Unmanned Aerial Vehicles","title-short":"Roofline Model for UAVs","URL":"https://ieeexplore.ieee.org/abstract/document/9804618","author":[{"family":"Krishnan","given":"Srivatsan"},{"family":"Wan","given":"Zishen"},{"family":"Bhardwaj","given":"Kshitij"},{"family":"Jadhav","given":"Ninad"},{"family":"Faust","given":"Aleksandra"},{"family":"Reddi","given":"Vijay Janapa"}],"accessed":{"date-parts":[["2026",6,22]]},"issued":{"date-parts":[["2022",5]]}}}],"schema":"https://github.com/citation-style-language/schema/raw/master/csl-citation.json"} </w:instrText>
       </w:r>
       <w:r>
         <w:fldChar w:fldCharType="separate"/>
@@ -383,43 +564,111 @@
         <w:rPr>
           <w:noProof/>
         </w:rPr>
-        <w:t>[7]</w:t>
+        <w:t>[8], [9]</w:t>
       </w:r>
       <w:r>
         <w:fldChar w:fldCharType="end"/>
       </w:r>
       <w:r>
+        <w:t xml:space="preserve">, and neuromorphic techniques have been applied to elements of their operation. Conventional deep neural networks </w:t>
+      </w:r>
+      <w:r>
+        <w:t xml:space="preserve">running on GPUs frequently require </w:t>
+      </w:r>
+      <w:r>
+        <w:t>hundreds of</w:t>
+      </w:r>
+      <w:r>
+        <w:t xml:space="preserve"> watts of power</w:t>
+      </w:r>
+      <w:r>
+        <w:t xml:space="preserve">, making them poorly suited for deployment on small </w:t>
+      </w:r>
+      <w:r>
+        <w:t>unmanned</w:t>
+      </w:r>
+      <w:r>
+        <w:t xml:space="preserve"> platforms operating under strict size, weight, and power budgets </w:t>
+      </w:r>
+      <w:r>
+        <w:fldChar w:fldCharType="begin"/>
+      </w:r>
+      <w:r>
+        <w:instrText xml:space="preserve"> ADDIN ZOTERO_ITEM CSL_CITATION {"citationID":"DwNYCV7n","properties":{"unsorted":false,"formattedCitation":"[10]","plainCitation":"[10]","noteIndex":0},"citationItems":[{"id":16,"uris":["http://zotero.org/users/20652394/items/N76VZG2U"],"itemData":{"id":16,"type":"article-journal","container-title":"Communications Engineering","DOI":"10.1038/s44172-025-00492-5","ISSN":"2731-3395","issue":"1","journalAbbreviation":"Commun Eng","language":"en","page":"152","source":"DOI.org (Crossref)","title":"Neuromorphic computing for robotic vision: algorithms to hardware advances","title-short":"Neuromorphic computing for robotic vision","volume":"4","author":[{"family":"Chowdhury","given":"Sayeed Shafayet"},{"family":"Sharma","given":"Deepika"},{"family":"Kosta","given":"Adarsh"},{"family":"Roy","given":"Kaushik"}],"issued":{"date-parts":[["2025",8,13]]}}}],"schema":"https://github.com/citation-style-language/schema/raw/master/csl-citation.json"} </w:instrText>
+      </w:r>
+      <w:r>
+        <w:fldChar w:fldCharType="separate"/>
+      </w:r>
+      <w:r>
+        <w:rPr>
+          <w:noProof/>
+        </w:rPr>
+        <w:t>[10]</w:t>
+      </w:r>
+      <w:r>
+        <w:fldChar w:fldCharType="end"/>
+      </w:r>
+      <w:r>
         <w:t xml:space="preserve">. </w:t>
       </w:r>
-    </w:p>
-    <w:bookmarkEnd w:id="1"/>
-    <w:p>
-      <w:r>
-        <w:t>The principal practical reason to pursue neuromorphic solutions is that n</w:t>
-      </w:r>
-      <w:r>
-        <w:t xml:space="preserve">euromorphic techniques, like spiking neural networks, offer power and memory advantages over </w:t>
-      </w:r>
-      <w:r>
-        <w:t>ANN</w:t>
-      </w:r>
-      <w:r>
-        <w:t>s</w:t>
+      <w:r>
+        <w:t>T</w:t>
+      </w:r>
+      <w:r>
+        <w:t xml:space="preserve">he event-driven, sparse computation of SNNs is well-matched to the low-power, low-latency sensing and processing requirements of </w:t>
+      </w:r>
+      <w:r>
+        <w:t>small</w:t>
+      </w:r>
+      <w:r>
+        <w:t xml:space="preserve"> edge systems </w:t>
+      </w:r>
+      <w:r>
+        <w:fldChar w:fldCharType="begin"/>
+      </w:r>
+      <w:r>
+        <w:instrText xml:space="preserve"> ADDIN ZOTERO_ITEM CSL_CITATION {"citationID":"BWOFJO2F","properties":{"unsorted":false,"formattedCitation":"[10]","plainCitation":"[10]","noteIndex":0},"citationItems":[{"id":16,"uris":["http://zotero.org/users/20652394/items/N76VZG2U"],"itemData":{"id":16,"type":"article-journal","container-title":"Communications Engineering","DOI":"10.1038/s44172-025-00492-5","ISSN":"2731-3395","issue":"1","journalAbbreviation":"Commun Eng","language":"en","page":"152","source":"DOI.org (Crossref)","title":"Neuromorphic computing for robotic vision: algorithms to hardware advances","title-short":"Neuromorphic computing for robotic vision","volume":"4","author":[{"family":"Chowdhury","given":"Sayeed Shafayet"},{"family":"Sharma","given":"Deepika"},{"family":"Kosta","given":"Adarsh"},{"family":"Roy","given":"Kaushik"}],"issued":{"date-parts":[["2025",8,13]]}}}],"schema":"https://github.com/citation-style-language/schema/raw/master/csl-citation.json"} </w:instrText>
+      </w:r>
+      <w:r>
+        <w:fldChar w:fldCharType="separate"/>
+      </w:r>
+      <w:r>
+        <w:rPr>
+          <w:noProof/>
+        </w:rPr>
+        <w:t>[10]</w:t>
+      </w:r>
+      <w:r>
+        <w:fldChar w:fldCharType="end"/>
+      </w:r>
+      <w:r>
+        <w:t>.</w:t>
+      </w:r>
+    </w:p>
+    <w:p>
+      <w:pPr>
+        <w:ind w:firstLine="720"/>
+      </w:pPr>
+      <w:r>
+        <w:t>Neuromorphic techniques have been applied to remote sensing and spectral image classification, demonstrating the feasibility of such approaches to support image classification in small autonomous systems</w:t>
       </w:r>
       <w:r>
         <w:t xml:space="preserve">. </w:t>
       </w:r>
       <w:r>
-        <w:t>Every connection in an ANN is activated during every forward pass through the network</w:t>
+        <w:t>Hyperspectral image classification is a computationally</w:t>
       </w:r>
       <w:r>
         <w:t xml:space="preserve"> </w:t>
       </w:r>
       <w:r>
+        <w:t xml:space="preserve">intensive task that has been difficult to deploy on small edge systems using conventional ANNs </w:t>
+      </w:r>
+      <w:r>
         <w:fldChar w:fldCharType="begin"/>
       </w:r>
       <w:r>
-        <w:instrText xml:space="preserve"> ADDIN ZOTERO_ITEM CSL_CITATION {"citationID":"yegT1pjf","properties":{"unsorted":false,"formattedCitation":"[1]","plainCitation":"[1]","noteIndex":0},"citationItems":[{"id":1,"uris":["http://zotero.org/users/local/H13Fece5/items/267GENFB","http://zotero.org/users/20614932/items/267GENFB"],"itemData":{"id":1,"type":"article-journal","abstract":"Guided by brain-like ‘spiking’ computational frameworks, neuromorphic computing—brain-inspired computing for machine intelligence—promises to realize artificial intelligence while reducing the energy requirements of computing platforms. This interdisciplinary field began with the implementation of silicon circuits for biological neural routines, but has evolved to encompass the hardware implementation of algorithms with spike-based encoding and event-driven representations. Here we provide an overview of the developments in neuromorphic computing for both algorithms and hardware and highlight the fundamentals of learning and hardware frameworks. We discuss the main challenges and the future prospects of neuromorphic computing, with emphasis on algorithm–hardware codesign.","container-title":"Nature","DOI":"10.1038/s41586-019-1677-2","ISSN":"1476-4687","issue":"7784","language":"en","license":"2019 Springer Nature Limited","page":"607-617","publisher":"Nature Publishing Group","source":"www.nature.com","title":"Towards spike-based machine intelligence with neuromorphic computing","volume":"575","author":[{"family":"Roy","given":"Kaushik"},{"family":"Jaiswal","given":"Akhilesh"},{"family":"Panda","given":"Priyadarshini"}],"issued":{"date-parts":[["2019",11]]}}}],"schema":"https://github.com/citation-style-language/schema/raw/master/csl-citation.json"} </w:instrText>
+        <w:instrText xml:space="preserve"> ADDIN ZOTERO_ITEM CSL_CITATION {"citationID":"C5fxQFg6","properties":{"unsorted":false,"formattedCitation":"[11]","plainCitation":"[11]","noteIndex":0},"citationItems":[{"id":23,"uris":["http://zotero.org/users/20652394/items/HVN3RKV6"],"itemData":{"id":23,"type":"article-journal","container-title":"IEEE Transactions on Geoscience and Remote Sensing","DOI":"10.1109/TGRS.2022.3207098","ISSN":"0196-2892, 1558-0644","journalAbbreviation":"IEEE Trans. Geosci. Remote Sensing","license":"https://creativecommons.org/licenses/by-nc-nd/4.0/","page":"1-16","source":"DOI.org (Crossref)","title":"Hyperspectral Image Classification of Brain-Inspired Spiking Neural Network Based on Approximate Derivative Algorithm","volume":"60","author":[{"family":"Liu","given":"Yang"},{"family":"Cao","given":"Kejing"},{"family":"Li","given":"Rui"},{"family":"Zhang","given":"Hongxia"},{"family":"Zhou","given":"Liming"}],"issued":{"date-parts":[["2022"]]}}}],"schema":"https://github.com/citation-style-language/schema/raw/master/csl-citation.json"} </w:instrText>
       </w:r>
       <w:r>
         <w:fldChar w:fldCharType="separate"/>
@@ -428,22 +677,19 @@
         <w:rPr>
           <w:noProof/>
         </w:rPr>
-        <w:t>[1]</w:t>
+        <w:t>[11]</w:t>
       </w:r>
       <w:r>
         <w:fldChar w:fldCharType="end"/>
       </w:r>
       <w:r>
-        <w:t>. In contrast, neurons in an SNN transmit discrete spikes once their activation threshold is achieved</w:t>
-      </w:r>
-      <w:r>
-        <w:t xml:space="preserve">, resulting in dramatically less computation activity </w:t>
+        <w:t xml:space="preserve">. Applying SNNs to hyperspectral classification has been accomplished with high accuracy and an approximately ten times reduction in energy consumption compared with CNNs performing the same classification tasks </w:t>
       </w:r>
       <w:r>
         <w:fldChar w:fldCharType="begin"/>
       </w:r>
       <w:r>
-        <w:instrText xml:space="preserve"> ADDIN ZOTERO_ITEM CSL_CITATION {"citationID":"zoTXBGjH","properties":{"unsorted":false,"formattedCitation":"[1]","plainCitation":"[1]","noteIndex":0},"citationItems":[{"id":1,"uris":["http://zotero.org/users/local/H13Fece5/items/267GENFB","http://zotero.org/users/20614932/items/267GENFB"],"itemData":{"id":1,"type":"article-journal","abstract":"Guided by brain-like ‘spiking’ computational frameworks, neuromorphic computing—brain-inspired computing for machine intelligence—promises to realize artificial intelligence while reducing the energy requirements of computing platforms. This interdisciplinary field began with the implementation of silicon circuits for biological neural routines, but has evolved to encompass the hardware implementation of algorithms with spike-based encoding and event-driven representations. Here we provide an overview of the developments in neuromorphic computing for both algorithms and hardware and highlight the fundamentals of learning and hardware frameworks. We discuss the main challenges and the future prospects of neuromorphic computing, with emphasis on algorithm–hardware codesign.","container-title":"Nature","DOI":"10.1038/s41586-019-1677-2","ISSN":"1476-4687","issue":"7784","language":"en","license":"2019 Springer Nature Limited","page":"607-617","publisher":"Nature Publishing Group","source":"www.nature.com","title":"Towards spike-based machine intelligence with neuromorphic computing","volume":"575","author":[{"family":"Roy","given":"Kaushik"},{"family":"Jaiswal","given":"Akhilesh"},{"family":"Panda","given":"Priyadarshini"}],"issued":{"date-parts":[["2019",11]]}}}],"schema":"https://github.com/citation-style-language/schema/raw/master/csl-citation.json"} </w:instrText>
+        <w:instrText xml:space="preserve"> ADDIN ZOTERO_ITEM CSL_CITATION {"citationID":"X9yCHXFr","properties":{"unsorted":false,"formattedCitation":"[11]","plainCitation":"[11]","noteIndex":0},"citationItems":[{"id":23,"uris":["http://zotero.org/users/20652394/items/HVN3RKV6"],"itemData":{"id":23,"type":"article-journal","container-title":"IEEE Transactions on Geoscience and Remote Sensing","DOI":"10.1109/TGRS.2022.3207098","ISSN":"0196-2892, 1558-0644","journalAbbreviation":"IEEE Trans. Geosci. Remote Sensing","license":"https://creativecommons.org/licenses/by-nc-nd/4.0/","page":"1-16","source":"DOI.org (Crossref)","title":"Hyperspectral Image Classification of Brain-Inspired Spiking Neural Network Based on Approximate Derivative Algorithm","volume":"60","author":[{"family":"Liu","given":"Yang"},{"family":"Cao","given":"Kejing"},{"family":"Li","given":"Rui"},{"family":"Zhang","given":"Hongxia"},{"family":"Zhou","given":"Liming"}],"issued":{"date-parts":[["2022"]]}}}],"schema":"https://github.com/citation-style-language/schema/raw/master/csl-citation.json"} </w:instrText>
       </w:r>
       <w:r>
         <w:fldChar w:fldCharType="separate"/>
@@ -452,22 +698,87 @@
         <w:rPr>
           <w:noProof/>
         </w:rPr>
-        <w:t>[1]</w:t>
+        <w:t>[11]</w:t>
       </w:r>
       <w:r>
         <w:fldChar w:fldCharType="end"/>
       </w:r>
       <w:r>
+        <w:t xml:space="preserve">. Lossless conversion of ANNs to SNNs for remote sensing scene classification tasks has been demonstrated using </w:t>
+      </w:r>
+      <w:r>
+        <w:t>aerial image datasets</w:t>
+      </w:r>
+      <w:r>
+        <w:t xml:space="preserve"> </w:t>
+      </w:r>
+      <w:r>
+        <w:fldChar w:fldCharType="begin"/>
+      </w:r>
+      <w:r>
+        <w:instrText xml:space="preserve"> ADDIN ZOTERO_ITEM CSL_CITATION {"citationID":"IrGoh30S","properties":{"unsorted":false,"formattedCitation":"[12]","plainCitation":"[12]","noteIndex":0},"citationItems":[{"id":25,"uris":["http://zotero.org/users/20652394/items/RR2WLLLG"],"itemData":{"id":25,"type":"paper-conference","container-title":"2021 IEEE International Geoscience and Remote Sensing Symposium IGARSS","DOI":"10.1109/IGARSS47720.2021.9554883","event-title":"IGARSS 2021 - 2021 IEEE International Geoscience and Remote Sensing Symposium","ISBN":"978-1-6654-0369-6","license":"https://ieeexplore.ieee.org/Xplorehelp/downloads/license-information/IEEE.html","page":"2795-2798","publisher":"IEEE","publisher-place":"Brussels, Belgium","source":"DOI.org (Crossref)","title":"Remote Sensing Imagery Scene Classification Based on Spiking Neural Network","URL":"https://ieeexplore.ieee.org/document/9554883/","author":[{"family":"Wu","given":"Saifei"},{"family":"Li","given":"Jie"},{"family":"Qi","given":"Lin"},{"family":"Liu","given":"Ziming"},{"family":"Gao","given":"Xinbo"}],"accessed":{"date-parts":[["2026",6,16]]},"issued":{"date-parts":[["2021",7,11]]}}}],"schema":"https://github.com/citation-style-language/schema/raw/master/csl-citation.json"} </w:instrText>
+      </w:r>
+      <w:r>
+        <w:fldChar w:fldCharType="separate"/>
+      </w:r>
+      <w:r>
+        <w:rPr>
+          <w:noProof/>
+        </w:rPr>
+        <w:t>[12]</w:t>
+      </w:r>
+      <w:r>
+        <w:fldChar w:fldCharType="end"/>
+      </w:r>
+      <w:r>
+        <w:t>. These efforts demonstrate the feasibility of achieving some of the promised gains associated with neuromorphic computing to small unmanned systems.</w:t>
+      </w:r>
+    </w:p>
+    <w:p>
+      <w:r>
+        <w:t>Neuromorphic techniques are well-suited to event-driven motion estimation due to the temporal processing strength inherent in spiking neural network</w:t>
+      </w:r>
+      <w:r>
+        <w:t>s; in fact, t</w:t>
+      </w:r>
+      <w:r>
+        <w:t xml:space="preserve">he power and latency benefits of spiking algorithms are best realized in applications that take specific advantage of the temporal nature of SNNs </w:t>
+      </w:r>
+      <w:r>
+        <w:fldChar w:fldCharType="begin"/>
+      </w:r>
+      <w:r>
+        <w:instrText xml:space="preserve"> ADDIN ZOTERO_ITEM CSL_CITATION {"citationID":"LXOSe7Qb","properties":{"unsorted":false,"formattedCitation":"[13]","plainCitation":"[13]","noteIndex":0},"citationItems":[{"id":13,"uris":["http://zotero.org/users/20652394/items/5R9H32Y3"],"itemData":{"id":13,"type":"article-journal","container-title":"Proceedings of the IEEE","DOI":"10.1109/JPROC.2021.3067593","ISSN":"0018-9219, 1558-2256","issue":"5","journalAbbreviation":"Proc. IEEE","license":"https://creativecommons.org/licenses/by/4.0/legalcode","page":"911-934","source":"DOI.org (Crossref)","title":"Advancing Neuromorphic Computing With Loihi: A Survey of Results and Outlook","title-short":"Advancing Neuromorphic Computing With Loihi","volume":"109","author":[{"family":"Davies","given":"Mike"},{"family":"Wild","given":"Andreas"},{"family":"Orchard","given":"Garrick"},{"family":"Sandamirskaya","given":"Yulia"},{"family":"Guerra","given":"Gabriel A. Fonseca"},{"family":"Joshi","given":"Prasad"},{"family":"Plank","given":"Philipp"},{"family":"Risbud","given":"Sumedh R."}],"issued":{"date-parts":[["2021",5]]}}}],"schema":"https://github.com/citation-style-language/schema/raw/master/csl-citation.json"} </w:instrText>
+      </w:r>
+      <w:r>
+        <w:fldChar w:fldCharType="separate"/>
+      </w:r>
+      <w:r>
+        <w:rPr>
+          <w:noProof/>
+        </w:rPr>
+        <w:t>[13]</w:t>
+      </w:r>
+      <w:r>
+        <w:fldChar w:fldCharType="end"/>
+      </w:r>
+      <w:r>
         <w:t xml:space="preserve">. </w:t>
       </w:r>
       <w:r>
-        <w:t xml:space="preserve">The relative reduction in activity between SNNs and ANNs performing comparable tasks increases with network depth, allowing SNNs to scale more efficiently </w:t>
+        <w:t xml:space="preserve">Optical flow estimation from event cameras via an SNN, a representative application of value to unmanned systems, has been shown to operate </w:t>
+      </w:r>
+      <w:r>
+        <w:t>at ten times the frequency</w:t>
+      </w:r>
+      <w:r>
+        <w:t xml:space="preserve"> with 58% of the energy consumption of a baseline deep learning approach </w:t>
       </w:r>
       <w:r>
         <w:fldChar w:fldCharType="begin"/>
       </w:r>
       <w:r>
-        <w:instrText xml:space="preserve"> ADDIN ZOTERO_ITEM CSL_CITATION {"citationID":"PGwnMTdE","properties":{"unsorted":false,"formattedCitation":"[8]","plainCitation":"[8]","noteIndex":0},"citationItems":[{"id":"0OytZoD3/8qMUwPG9","uris":["http://zotero.org/users/20652394/items/EL7KURLR"],"itemData":{"id":9,"type":"article-journal","container-title":"Frontiers in Neuroscience","DOI":"10.3389/fnins.2019.00095","ISSN":"1662-453X","journalAbbreviation":"Front. Neurosci.","page":"95","source":"DOI.org (Crossref)","title":"Going Deeper in Spiking Neural Networks: VGG and Residual Architectures","title-short":"Going Deeper in Spiking Neural Networks","volume":"13","author":[{"family":"Sengupta","given":"Abhronil"},{"family":"Ye","given":"Yuting"},{"family":"Wang","given":"Robert"},{"family":"Liu","given":"Chiao"},{"family":"Roy","given":"Kaushik"}],"issued":{"date-parts":[["2019",3,7]]}}}],"schema":"https://github.com/citation-style-language/schema/raw/master/csl-citation.json"} </w:instrText>
+        <w:instrText xml:space="preserve"> ADDIN ZOTERO_ITEM CSL_CITATION {"citationID":"wq62Yt16","properties":{"unsorted":false,"formattedCitation":"[14]","plainCitation":"[14]","noteIndex":0},"citationItems":[{"id":19,"uris":["http://zotero.org/users/20652394/items/IZFLX4LA"],"itemData":{"id":19,"type":"paper-conference","container-title":"2023 IEEE/CVF International Conference on Computer Vision (ICCV)","DOI":"10.1109/ICCV51070.2023.00901","event-title":"2023 IEEE/CVF International Conference on Computer Vision (ICCV)","ISBN":"979-8-3503-0718-4","language":"en","license":"https://doi.org/10.15223/policy-029","page":"9793-9802","publisher":"IEEE","publisher-place":"Paris, France","source":"DOI.org (Crossref)","title":"Event-based Temporally Dense Optical Flow Estimation with Sequential Learning","URL":"https://ieeexplore.ieee.org/document/10376548/","author":[{"family":"Ponghiran","given":"Wachirawit"},{"family":"Liyanagedera","given":"Chamika Mihiranga"},{"family":"Roy","given":"Kaushik"}],"accessed":{"date-parts":[["2026",6,16]]},"issued":{"date-parts":[["2023",10,1]]}}}],"schema":"https://github.com/citation-style-language/schema/raw/master/csl-citation.json"} </w:instrText>
       </w:r>
       <w:r>
         <w:fldChar w:fldCharType="separate"/>
@@ -476,7 +787,7 @@
         <w:rPr>
           <w:noProof/>
         </w:rPr>
-        <w:t>[8]</w:t>
+        <w:t>[14]</w:t>
       </w:r>
       <w:r>
         <w:fldChar w:fldCharType="end"/>
@@ -485,25 +796,73 @@
         <w:t xml:space="preserve">. </w:t>
       </w:r>
       <w:r>
-        <w:t xml:space="preserve">The computations that do occur in the SNN are dramatically simpler than in an </w:t>
-      </w:r>
-      <w:r>
-        <w:t>equivalent</w:t>
-      </w:r>
-      <w:r>
-        <w:t xml:space="preserve"> ANN insofar as </w:t>
-      </w:r>
-      <w:r>
-        <w:t>ANNs require multiply-and-accumulate operations because weights in ANNs are floating point values. In contrast, SNNs transmit binary spikes and only require accumulate operations</w:t>
+        <w:t>Vision-based drone navigation</w:t>
+      </w:r>
+      <w:r>
+        <w:t xml:space="preserve">, with its inherent spatiotemporal nature, is </w:t>
+      </w:r>
+      <w:r>
+        <w:t xml:space="preserve">also </w:t>
+      </w:r>
+      <w:r>
+        <w:t xml:space="preserve">well-suited to treatment with spiking networks </w:t>
+      </w:r>
+      <w:r>
+        <w:fldChar w:fldCharType="begin"/>
+      </w:r>
+      <w:r>
+        <w:instrText xml:space="preserve"> ADDIN ZOTERO_ITEM CSL_CITATION {"citationID":"Bev60wRS","properties":{"unsorted":false,"formattedCitation":"[10]","plainCitation":"[10]","noteIndex":0},"citationItems":[{"id":16,"uris":["http://zotero.org/users/20652394/items/N76VZG2U"],"itemData":{"id":16,"type":"article-journal","container-title":"Communications Engineering","DOI":"10.1038/s44172-025-00492-5","ISSN":"2731-3395","issue":"1","journalAbbreviation":"Commun Eng","language":"en","page":"152","source":"DOI.org (Crossref)","title":"Neuromorphic computing for robotic vision: algorithms to hardware advances","title-short":"Neuromorphic computing for robotic vision","volume":"4","author":[{"family":"Chowdhury","given":"Sayeed Shafayet"},{"family":"Sharma","given":"Deepika"},{"family":"Kosta","given":"Adarsh"},{"family":"Roy","given":"Kaushik"}],"issued":{"date-parts":[["2025",8,13]]}}}],"schema":"https://github.com/citation-style-language/schema/raw/master/csl-citation.json"} </w:instrText>
+      </w:r>
+      <w:r>
+        <w:fldChar w:fldCharType="separate"/>
+      </w:r>
+      <w:r>
+        <w:rPr>
+          <w:noProof/>
+        </w:rPr>
+        <w:t>[10]</w:t>
+      </w:r>
+      <w:r>
+        <w:fldChar w:fldCharType="end"/>
+      </w:r>
+      <w:r>
+        <w:t>.</w:t>
+      </w:r>
+    </w:p>
+    <w:p>
+      <w:pPr>
+        <w:ind w:firstLine="720"/>
+      </w:pPr>
+      <w:r>
+        <w:lastRenderedPageBreak/>
+        <w:t xml:space="preserve">Most of the promising results regarding power savings mentioned above warrant </w:t>
+      </w:r>
+      <w:r>
+        <w:t xml:space="preserve">scrutiny as they </w:t>
+      </w:r>
+      <w:r>
+        <w:t>lean heavily on assumptions that operation counts</w:t>
       </w:r>
       <w:r>
         <w:t xml:space="preserve"> </w:t>
       </w:r>
       <w:r>
+        <w:t>map cleanly to computation</w:t>
+      </w:r>
+      <w:r>
+        <w:t>al</w:t>
+      </w:r>
+      <w:r>
+        <w:t xml:space="preserve"> power. </w:t>
+      </w:r>
+      <w:r>
+        <w:t xml:space="preserve">Both the approximately tenfold power reduction reported for hyperspectral classification </w:t>
+      </w:r>
+      <w:r>
         <w:fldChar w:fldCharType="begin"/>
       </w:r>
       <w:r>
-        <w:instrText xml:space="preserve"> ADDIN ZOTERO_ITEM CSL_CITATION {"citationID":"5Ze6CzyE","properties":{"unsorted":false,"formattedCitation":"[1], [4]","plainCitation":"[1], [4]","dontUpdate":true,"noteIndex":0},"citationItems":[{"id":1,"uris":["http://zotero.org/users/local/H13Fece5/items/267GENFB","http://zotero.org/users/20614932/items/267GENFB"],"itemData":{"id":1,"type":"article-journal","abstract":"Guided by brain-like ‘spiking’ computational frameworks, neuromorphic computing—brain-inspired computing for machine intelligence—promises to realize artificial intelligence while reducing the energy requirements of computing platforms. This interdisciplinary field began with the implementation of silicon circuits for biological neural routines, but has evolved to encompass the hardware implementation of algorithms with spike-based encoding and event-driven representations. Here we provide an overview of the developments in neuromorphic computing for both algorithms and hardware and highlight the fundamentals of learning and hardware frameworks. We discuss the main challenges and the future prospects of neuromorphic computing, with emphasis on algorithm–hardware codesign.","container-title":"Nature","DOI":"10.1038/s41586-019-1677-2","ISSN":"1476-4687","issue":"7784","language":"en","license":"2019 Springer Nature Limited","page":"607-617","publisher":"Nature Publishing Group","source":"www.nature.com","title":"Towards spike-based machine intelligence with neuromorphic computing","volume":"575","author":[{"family":"Roy","given":"Kaushik"},{"family":"Jaiswal","given":"Akhilesh"},{"family":"Panda","given":"Priyadarshini"}],"issued":{"date-parts":[["2019",11]]}}},{"id":"0OytZoD3/9anXOGcw","uris":["http://zotero.org/users/20652394/items/BSB7Z4ID"],"itemData":{"id":11,"type":"article-journal","abstract":"Neuromorphic Computing, a concept pioneered in the late 1980s, is receiving a lot of attention lately due to its promise of reducing the computational energy, latency, as well as learning complexity in artificial neural networks. Taking inspiration from neuroscience, this interdisciplinary field performs a multi-stack optimization across devices, circuits, and algorithms by providing an end-to-end approach to achieving brain-like efficiency in machine intelligence. On one side, neuromorphic computing introduces a new algorithmic paradigm, known as Spiking Neural Networks (SNNs), which is a significant shift from standard deep learning and transmits information as spikes (“1” or “0”) rather than analog values. This has opened up novel algorithmic research directions to formulate methods to represent data in spike-trains, develop neuron models that can process information over time, design learning algorithms for event-driven dynamical systems, and engineer network architectures amenable to sparse, asynchronous, event-driven computing to achieve lower power consumption. On the other side, a parallel research thrust focuses on development of efficient computing platforms for new algorithms. Standard accelerators that are amenable to deep learning workloads are not particularly suitable to handle processing across multiple timesteps efficiently. To that effect, researchers have designed neuromorphic hardware that rely on event-driven sparse computations as well as efficient matrix operations. While most large-scale neuromorphic systems have been explored based on CMOS technology, recently, Non-Volatile Memory (NVM) technologies show promise toward implementing bio-mimetic functionalities on single devices. In this article, we outline several strides that neuromorphic computing based on spiking neural networks (SNNs) has taken over the recent past, and we present our outlook on the challenges that this field needs to overcome to make the bio-plausibility route a successful one.","container-title":"ACM Computing Surveys","DOI":"10.1145/3571155","ISSN":"0360-0300, 1557-7341","issue":"12","journalAbbreviation":"ACM Comput. Surv.","language":"en","page":"1-49","source":"DOI.org (Crossref)","title":"Exploring Neuromorphic Computing Based on Spiking Neural Networks: Algorithms to Hardware","title-short":"Exploring Neuromorphic Computing Based on Spiking Neural Networks","volume":"55","author":[{"family":"Rathi","given":"Nitin"},{"family":"Chakraborty","given":"Indranil"},{"family":"Kosta","given":"Adarsh"},{"family":"Sengupta","given":"Abhronil"},{"family":"Ankit","given":"Aayush"},{"family":"Panda","given":"Priyadarshini"},{"family":"Roy","given":"Kaushik"}],"issued":{"date-parts":[["2023",12,31]]}}}],"schema":"https://github.com/citation-style-language/schema/raw/master/csl-citation.json"} </w:instrText>
+        <w:instrText xml:space="preserve"> ADDIN ZOTERO_ITEM CSL_CITATION {"citationID":"9UR67zKk","properties":{"unsorted":false,"formattedCitation":"[11]","plainCitation":"[11]","noteIndex":0},"citationItems":[{"id":23,"uris":["http://zotero.org/users/20652394/items/HVN3RKV6"],"itemData":{"id":23,"type":"article-journal","container-title":"IEEE Transactions on Geoscience and Remote Sensing","DOI":"10.1109/TGRS.2022.3207098","ISSN":"0196-2892, 1558-0644","journalAbbreviation":"IEEE Trans. Geosci. Remote Sensing","license":"https://creativecommons.org/licenses/by-nc-nd/4.0/","page":"1-16","source":"DOI.org (Crossref)","title":"Hyperspectral Image Classification of Brain-Inspired Spiking Neural Network Based on Approximate Derivative Algorithm","volume":"60","author":[{"family":"Liu","given":"Yang"},{"family":"Cao","given":"Kejing"},{"family":"Li","given":"Rui"},{"family":"Zhang","given":"Hongxia"},{"family":"Zhou","given":"Liming"}],"issued":{"date-parts":[["2022"]]}}}],"schema":"https://github.com/citation-style-language/schema/raw/master/csl-citation.json"} </w:instrText>
       </w:r>
       <w:r>
         <w:fldChar w:fldCharType="separate"/>
@@ -512,31 +871,119 @@
         <w:rPr>
           <w:noProof/>
         </w:rPr>
-        <w:t>[1, 4]</w:t>
+        <w:t>[11]</w:t>
       </w:r>
       <w:r>
         <w:fldChar w:fldCharType="end"/>
       </w:r>
       <w:r>
+        <w:t xml:space="preserve"> and the savings claimed from event-driven optical flow </w:t>
+      </w:r>
+      <w:r>
+        <w:fldChar w:fldCharType="begin"/>
+      </w:r>
+      <w:r>
+        <w:instrText xml:space="preserve"> ADDIN ZOTERO_ITEM CSL_CITATION {"citationID":"Y4MLCqQu","properties":{"unsorted":false,"formattedCitation":"[14]","plainCitation":"[14]","noteIndex":0},"citationItems":[{"id":19,"uris":["http://zotero.org/users/20652394/items/IZFLX4LA"],"itemData":{"id":19,"type":"paper-conference","container-title":"2023 IEEE/CVF International Conference on Computer Vision (ICCV)","DOI":"10.1109/ICCV51070.2023.00901","event-title":"2023 IEEE/CVF International Conference on Computer Vision (ICCV)","ISBN":"979-8-3503-0718-4","language":"en","license":"https://doi.org/10.15223/policy-029","page":"9793-9802","publisher":"IEEE","publisher-place":"Paris, France","source":"DOI.org (Crossref)","title":"Event-based Temporally Dense Optical Flow Estimation with Sequential Learning","URL":"https://ieeexplore.ieee.org/document/10376548/","author":[{"family":"Ponghiran","given":"Wachirawit"},{"family":"Liyanagedera","given":"Chamika Mihiranga"},{"family":"Roy","given":"Kaushik"}],"accessed":{"date-parts":[["2026",6,16]]},"issued":{"date-parts":[["2023",10,1]]}}}],"schema":"https://github.com/citation-style-language/schema/raw/master/csl-citation.json"} </w:instrText>
+      </w:r>
+      <w:r>
+        <w:fldChar w:fldCharType="separate"/>
+      </w:r>
+      <w:r>
+        <w:rPr>
+          <w:noProof/>
+        </w:rPr>
+        <w:t>[14]</w:t>
+      </w:r>
+      <w:r>
+        <w:fldChar w:fldCharType="end"/>
+      </w:r>
+      <w:r>
+        <w:t xml:space="preserve"> rely on such assumptions. In practice, realizing power savings relies on spike sparsity to such a degree that savings can essentially evaporate </w:t>
+      </w:r>
+      <w:r>
+        <w:fldChar w:fldCharType="begin"/>
+      </w:r>
+      <w:r>
+        <w:instrText xml:space="preserve"> ADDIN ZOTERO_ITEM CSL_CITATION {"citationID":"K1WFIQy1","properties":{"unsorted":false,"formattedCitation":"[15]","plainCitation":"[15]","noteIndex":0},"citationItems":[{"id":39,"uris":["http://zotero.org/users/20652394/items/MTK2GFKB"],"itemData":{"id":39,"type":"article-journal","abstract":"Despite the success of Deep Neural Networks - a type of Artificial Neural Network (ANN) - in problem domains such as image recognition and speech processing, the energy and processing demands during both training and deployment are growing at an unsustainable rate in the push for greater accuracy. There is a temptation to look for radical new approaches to these applications, and one such approach is the notion that replacing the abstract neuron used in most deep networks with a more biologically-plausible spiking neuron might lead to savings in both energy and resource cost. The most common spiking networks use rate-coded neurons for which a simple translation from a pretrained ANN to an equivalent spike-based network (SNN) is readily achievable. But does the spike-based network offer an improvement of energy efficiency over the original deep network?In this work, we consider the digital implementations of the core steps in an ANN and the equivalent steps in a rate-coded spiking neural network. We establish a simple method of assessing the relative advantages of rate-based spike encoding over a conventional ANN model}. Assuming identical underlying silicon technology we show that most rate-coded spiking network implementations will not be more energy or resource efficient than the original ANN, concluding that more imaginative uses of spikes are required to displace conventional ANNs as the dominant computing framework for neural computation.","container-title":"Frontiers in Neuroscience","DOI":"10.3389/fnins.2021.651141","ISSN":"1662-453X","journalAbbreviation":"Front. Neurosci.","language":"English","publisher":"Frontiers","source":"Frontiers","title":"Comparison of Artificial and Spiking Neural Networks on Digital Hardware","URL":"https://www.frontiersin.org/journals/neuroscience/articles/10.3389/fnins.2021.651141/full","volume":"15","author":[{"family":"Davidson","given":"Simon"},{"family":"Furber","given":"Steve B."}],"accessed":{"date-parts":[["2026",6,22]]},"issued":{"date-parts":[["2021",4,6]]}}}],"schema":"https://github.com/citation-style-language/schema/raw/master/csl-citation.json"} </w:instrText>
+      </w:r>
+      <w:r>
+        <w:fldChar w:fldCharType="separate"/>
+      </w:r>
+      <w:r>
+        <w:rPr>
+          <w:noProof/>
+        </w:rPr>
+        <w:t>[15]</w:t>
+      </w:r>
+      <w:r>
+        <w:fldChar w:fldCharType="end"/>
+      </w:r>
+      <w:r>
         <w:t>.</w:t>
       </w:r>
-      <w:r>
-        <w:t xml:space="preserve"> The sparsity of SNNs </w:t>
-      </w:r>
-      <w:r>
-        <w:t xml:space="preserve">also yields reductions in parameter counts relative to </w:t>
-      </w:r>
-      <w:r>
-        <w:t>recurrent</w:t>
-      </w:r>
-      <w:r>
-        <w:t xml:space="preserve"> architectures performing similar tasks, reducing memory overhead </w:t>
+    </w:p>
+    <w:p>
+      <w:pPr>
+        <w:ind w:firstLine="720"/>
+      </w:pPr>
+      <w:r>
+        <w:t xml:space="preserve">However, </w:t>
+      </w:r>
+      <w:r>
+        <w:t>b</w:t>
+      </w:r>
+      <w:r>
+        <w:t xml:space="preserve">ecause </w:t>
+      </w:r>
+      <w:r>
+        <w:t xml:space="preserve">methods for </w:t>
+      </w:r>
+      <w:r>
+        <w:t xml:space="preserve">rigorous </w:t>
+      </w:r>
+      <w:proofErr w:type="spellStart"/>
+      <w:r>
+        <w:t>SWaP</w:t>
+      </w:r>
+      <w:proofErr w:type="spellEnd"/>
+      <w:r>
+        <w:t xml:space="preserve"> benchmarking </w:t>
+      </w:r>
+      <w:r>
+        <w:t xml:space="preserve">for machine </w:t>
+      </w:r>
+      <w:r>
+        <w:t>learning</w:t>
+      </w:r>
+      <w:r>
+        <w:t xml:space="preserve"> tasks on small unmanned systems </w:t>
+      </w:r>
+      <w:r>
+        <w:t>remain unsettled</w:t>
+      </w:r>
+      <w:r>
+        <w:t xml:space="preserve"> </w:t>
       </w:r>
       <w:r>
         <w:fldChar w:fldCharType="begin"/>
       </w:r>
       <w:r>
-        <w:instrText xml:space="preserve"> ADDIN ZOTERO_ITEM CSL_CITATION {"citationID":"knnLqeP3","properties":{"unsorted":false,"formattedCitation":"[6]","plainCitation":"[6]","noteIndex":0},"citationItems":[{"id":"0OytZoD3/YFg3rEnv","uris":["http://zotero.org/users/20652394/items/5DKNVKVW"],"itemData":{"id":12,"type":"article-journal","container-title":"IEEE Transactions on Cognitive and Developmental Systems","DOI":"10.1109/TCDS.2024.3396431","ISSN":"2379-8920, 2379-8939","issue":"6","journalAbbreviation":"IEEE Trans. Cogn. Dev. Syst.","license":"https://ieeexplore.ieee.org/Xplorehelp/downloads/license-information/IEEE.html","page":"1905-1914","source":"DOI.org (Crossref)","title":"LITE-SNN: Leveraging Inherent Dynamics to Train Energy-Efficient Spiking Neural Networks for Sequential Learning","title-short":"LITE-SNN","volume":"16","author":[{"family":"Rathi","given":"Nitin"},{"family":"Roy","given":"Kaushik"}],"issued":{"date-parts":[["2024",12]]}}}],"schema":"https://github.com/citation-style-language/schema/raw/master/csl-citation.json"} </w:instrText>
+        <w:instrText xml:space="preserve"> ADDIN ZOTERO_ITEM CSL_CITATION {"citationID":"yiY1l0x4","properties":{"unsorted":false,"formattedCitation":"[16]","plainCitation":"[16]","noteIndex":0},"citationItems":[{"id":42,"uris":["http://zotero.org/users/20652394/items/YYJLY866"],"itemData":{"id":42,"type":"article-journal","abstract":"Spiking Neural Networks (SNNs) hold the promise of lower energy consumption in embedded hardware due to their spike-based computations compared to traditional Artificial Neural Networks (ANNs). The relative energy efficiency of this emerging technology compared to traditional digital hardware has not been fully explored. Many studies do not consider memory accesses, which account for an important fraction of the energy consumption, use na</w:instrText>
+      </w:r>
+      <w:r>
+        <w:rPr>
+          <w:rFonts w:hint="eastAsia"/>
+        </w:rPr>
+        <w:instrText>ı</w:instrText>
+      </w:r>
+      <w:r>
+        <w:rPr>
+          <w:rFonts w:hint="eastAsia"/>
+        </w:rPr>
+        <w:instrText>¨</w:instrText>
+      </w:r>
+      <w:r>
+        <w:instrText xml:space="preserve">ve ANN hardware implementations, or lack generality. In this paper, we compare the relative energy efficiency of classical digital implementations of ANNs with novel event-based SNN implementations based on variants of the Integrate and Fire (IF) model. We provide a theoretical upper bound on the relative energy efficiency of ANNs, by computing the maximum possible benefit from ANN data reuse and sparsity. We also use the Eyeriss ANN accelerator as a case study. We show that the simpler IF model is more energy-efficient than the Leaky IF and temporal continuous synapse models. Moreover, SNNs with the IF model can compete with efficient ANN implementations when there is a very high spike sparsity, i.e. between 0.15 and 1.38 spikes per synapse per inference, depending on the ANN implementation. Our analysis shows that hybrid ANN-SNN architectures, leveraging a SNN eventbased approach in layers with high sparsity and ANN parallel processing for the others, are a promising new path for further energy savings.","container-title":"IEEE Transactions on Emerging Topics in Computational Intelligence","DOI":"10.1109/TETCI.2022.3214509","ISSN":"2471-285X","issue":"3","journalAbbreviation":"IEEE Trans. Emerg. Top. Comput. Intell.","language":"en","license":"https://ieeexplore.ieee.org/Xplorehelp/downloads/license-information/IEEE.html","page":"731-741","source":"DOI.org (Crossref)","title":"Are SNNs Really More Energy-Efficient Than ANNs? an In-Depth Hardware-Aware Study","title-short":"Are SNNs Really More Energy-Efficient Than ANNs?","volume":"7","author":[{"family":"Dampfhoffer","given":"Manon"},{"family":"Mesquida","given":"Thomas"},{"family":"Valentian","given":"Alexandre"},{"family":"Anghel","given":"Lorena"}],"issued":{"date-parts":[["2023",6]]}}}],"schema":"https://github.com/citation-style-language/schema/raw/master/csl-citation.json"} </w:instrText>
       </w:r>
       <w:r>
         <w:fldChar w:fldCharType="separate"/>
@@ -545,33 +992,19 @@
         <w:rPr>
           <w:noProof/>
         </w:rPr>
-        <w:t>[6]</w:t>
+        <w:t>[16]</w:t>
       </w:r>
       <w:r>
         <w:fldChar w:fldCharType="end"/>
       </w:r>
       <w:r>
-        <w:t>.</w:t>
-      </w:r>
-      <w:r>
-        <w:t xml:space="preserve"> Reducing power and memory requirements is especially consequential for small edge systems where</w:t>
-      </w:r>
-      <w:r>
-        <w:t xml:space="preserve"> payloads and power are severely constrained.</w:t>
-      </w:r>
-    </w:p>
-    <w:p>
-      <w:pPr>
-        <w:pStyle w:val="Heading2"/>
-      </w:pPr>
-      <w:r>
-        <w:lastRenderedPageBreak/>
-        <w:t xml:space="preserve">Neuromorphic Computing Applied to Small Unmanned Systems </w:t>
-      </w:r>
-    </w:p>
-    <w:p>
-      <w:r>
-        <w:t xml:space="preserve">Small unmanned systems are particularly </w:t>
+        <w:t xml:space="preserve">, </w:t>
+      </w:r>
+      <w:r>
+        <w:t xml:space="preserve">the </w:t>
+      </w:r>
+      <w:r>
+        <w:t>specific space, weight, and power (</w:t>
       </w:r>
       <w:proofErr w:type="spellStart"/>
       <w:r>
@@ -579,308 +1012,16 @@
       </w:r>
       <w:proofErr w:type="spellEnd"/>
       <w:r>
-        <w:t xml:space="preserve"> constrained</w:t>
+        <w:t>) savings to small unmanned systems offered by adopting neuromorphic techniques</w:t>
       </w:r>
       <w:r>
         <w:t xml:space="preserve"> </w:t>
       </w:r>
       <w:r>
-        <w:fldChar w:fldCharType="begin"/>
-      </w:r>
-      <w:r>
-        <w:instrText xml:space="preserve"> ADDIN ZOTERO_ITEM CSL_CITATION {"citationID":"Kxax1obe","properties":{"unsorted":false,"formattedCitation":"[9]","plainCitation":"[9]","noteIndex":0},"citationItems":[{"id":"0OytZoD3/XgnDGoqU","uris":["http://zotero.org/users/20652394/items/ZY5C25FY"],"itemData":{"id":20,"type":"chapter","container-title":"14th AIAA Aviation Technology, Integration, and Operations Conference","DOI":"10.2514/6.2014-2705","note":"_eprint: https://arc.aiaa.org/doi/pdf/10.2514/6.2014-2705\nDOI: 10.2514/6.2014-2705","publisher":"American Institute of Aeronautics and Astronautics","source":"American Institute of Aeronautics and Astronautics","title":"Reducing Size, Weight, and Power (SWaP) of Perception Systems in Small Autonomous Aerial Systems","URL":"https://arc.aiaa.org/doi/abs/10.2514/6.2014-2705","author":[{"family":"Jones","given":"Kennie H."},{"family":"Gross","given":"Jason N."}],"accessed":{"date-parts":[["2026",6,16]]}}}],"schema":"https://github.com/citation-style-language/schema/raw/master/csl-citation.json"} </w:instrText>
-      </w:r>
-      <w:r>
-        <w:fldChar w:fldCharType="separate"/>
-      </w:r>
-      <w:r>
-        <w:rPr>
-          <w:noProof/>
-        </w:rPr>
-        <w:t>[9]</w:t>
-      </w:r>
-      <w:r>
-        <w:fldChar w:fldCharType="end"/>
-      </w:r>
-      <w:r>
-        <w:t xml:space="preserve">, and neuromorphic techniques have been applied to elements of their operation. Conventional deep neural networks </w:t>
-      </w:r>
-      <w:r>
-        <w:t xml:space="preserve">running on GPUs frequently require </w:t>
-      </w:r>
-      <w:r>
-        <w:t>hundreds of</w:t>
-      </w:r>
-      <w:r>
-        <w:t xml:space="preserve"> watts of power</w:t>
-      </w:r>
-      <w:r>
-        <w:t xml:space="preserve">, making them poorly suited for deployment on small </w:t>
-      </w:r>
-      <w:r>
-        <w:t>unmanned</w:t>
-      </w:r>
-      <w:r>
-        <w:t xml:space="preserve"> platforms operating under strict size, weight, and power budgets </w:t>
-      </w:r>
-      <w:r>
-        <w:fldChar w:fldCharType="begin"/>
-      </w:r>
-      <w:r>
-        <w:instrText xml:space="preserve"> ADDIN ZOTERO_ITEM CSL_CITATION {"citationID":"DwNYCV7n","properties":{"unsorted":false,"formattedCitation":"[10]","plainCitation":"[10]","noteIndex":0},"citationItems":[{"id":"0OytZoD3/KpAXZiHm","uris":["http://zotero.org/users/20652394/items/N76VZG2U"],"itemData":{"id":16,"type":"article-journal","container-title":"Communications Engineering","DOI":"10.1038/s44172-025-00492-5","ISSN":"2731-3395","issue":"1","journalAbbreviation":"Commun Eng","language":"en","page":"152","source":"DOI.org (Crossref)","title":"Neuromorphic computing for robotic vision: algorithms to hardware advances","title-short":"Neuromorphic computing for robotic vision","volume":"4","author":[{"family":"Chowdhury","given":"Sayeed Shafayet"},{"family":"Sharma","given":"Deepika"},{"family":"Kosta","given":"Adarsh"},{"family":"Roy","given":"Kaushik"}],"issued":{"date-parts":[["2025",8,13]]}}}],"schema":"https://github.com/citation-style-language/schema/raw/master/csl-citation.json"} </w:instrText>
-      </w:r>
-      <w:r>
-        <w:fldChar w:fldCharType="separate"/>
-      </w:r>
-      <w:r>
-        <w:rPr>
-          <w:noProof/>
-        </w:rPr>
-        <w:t>[10]</w:t>
-      </w:r>
-      <w:r>
-        <w:fldChar w:fldCharType="end"/>
-      </w:r>
-      <w:r>
-        <w:t xml:space="preserve">. </w:t>
-      </w:r>
-      <w:r>
-        <w:t>T</w:t>
-      </w:r>
-      <w:r>
-        <w:t xml:space="preserve">he event-driven, sparse computation of SNNs is well-matched to the low-power, low-latency sensing and processing requirements of </w:t>
-      </w:r>
-      <w:r>
-        <w:t>small</w:t>
-      </w:r>
-      <w:r>
-        <w:t xml:space="preserve"> edge systems </w:t>
-      </w:r>
-      <w:r>
-        <w:fldChar w:fldCharType="begin"/>
-      </w:r>
-      <w:r>
-        <w:instrText xml:space="preserve"> ADDIN ZOTERO_ITEM CSL_CITATION {"citationID":"BWOFJO2F","properties":{"unsorted":false,"formattedCitation":"[10]","plainCitation":"[10]","noteIndex":0},"citationItems":[{"id":"0OytZoD3/KpAXZiHm","uris":["http://zotero.org/users/20652394/items/N76VZG2U"],"itemData":{"id":16,"type":"article-journal","container-title":"Communications Engineering","DOI":"10.1038/s44172-025-00492-5","ISSN":"2731-3395","issue":"1","journalAbbreviation":"Commun Eng","language":"en","page":"152","source":"DOI.org (Crossref)","title":"Neuromorphic computing for robotic vision: algorithms to hardware advances","title-short":"Neuromorphic computing for robotic vision","volume":"4","author":[{"family":"Chowdhury","given":"Sayeed Shafayet"},{"family":"Sharma","given":"Deepika"},{"family":"Kosta","given":"Adarsh"},{"family":"Roy","given":"Kaushik"}],"issued":{"date-parts":[["2025",8,13]]}}}],"schema":"https://github.com/citation-style-language/schema/raw/master/csl-citation.json"} </w:instrText>
-      </w:r>
-      <w:r>
-        <w:fldChar w:fldCharType="separate"/>
-      </w:r>
-      <w:r>
-        <w:rPr>
-          <w:noProof/>
-        </w:rPr>
-        <w:t>[10]</w:t>
-      </w:r>
-      <w:r>
-        <w:fldChar w:fldCharType="end"/>
-      </w:r>
-      <w:r>
-        <w:t>.</w:t>
-      </w:r>
-    </w:p>
-    <w:p>
-      <w:r>
-        <w:t>Neuromorphic techniques have been applied to remote sensing and spectral image classification, demonstrating the feasibility of such approaches to support image classification in small autonomous systems</w:t>
-      </w:r>
-      <w:r>
-        <w:t xml:space="preserve">. </w:t>
-      </w:r>
-      <w:r>
-        <w:t>Hyperspectral image classification is a computationally</w:t>
-      </w:r>
-      <w:r>
-        <w:t xml:space="preserve"> </w:t>
-      </w:r>
-      <w:r>
-        <w:t xml:space="preserve">intensive task that has been difficult to deploy on small edge systems using conventional ANNs </w:t>
-      </w:r>
-      <w:r>
-        <w:fldChar w:fldCharType="begin"/>
-      </w:r>
-      <w:r>
-        <w:instrText xml:space="preserve"> ADDIN ZOTERO_ITEM CSL_CITATION {"citationID":"C5fxQFg6","properties":{"unsorted":false,"formattedCitation":"[11]","plainCitation":"[11]","noteIndex":0},"citationItems":[{"id":"0OytZoD3/1LmZTZog","uris":["http://zotero.org/users/20652394/items/HVN3RKV6"],"itemData":{"id":23,"type":"article-journal","container-title":"IEEE Transactions on Geoscience and Remote Sensing","DOI":"10.1109/TGRS.2022.3207098","ISSN":"0196-2892, 1558-0644","journalAbbreviation":"IEEE Trans. Geosci. Remote Sensing","license":"https://creativecommons.org/licenses/by-nc-nd/4.0/","page":"1-16","source":"DOI.org (Crossref)","title":"Hyperspectral Image Classification of Brain-Inspired Spiking Neural Network Based on Approximate Derivative Algorithm","volume":"60","author":[{"family":"Liu","given":"Yang"},{"family":"Cao","given":"Kejing"},{"family":"Li","given":"Rui"},{"family":"Zhang","given":"Hongxia"},{"family":"Zhou","given":"Liming"}],"issued":{"date-parts":[["2022"]]}}}],"schema":"https://github.com/citation-style-language/schema/raw/master/csl-citation.json"} </w:instrText>
-      </w:r>
-      <w:r>
-        <w:fldChar w:fldCharType="separate"/>
-      </w:r>
-      <w:r>
-        <w:rPr>
-          <w:noProof/>
-        </w:rPr>
-        <w:t>[11]</w:t>
-      </w:r>
-      <w:r>
-        <w:fldChar w:fldCharType="end"/>
-      </w:r>
-      <w:r>
-        <w:t xml:space="preserve">. Applying SNNs to hyperspectral classification has been accomplished with high accuracy and an approximately ten times reduction in energy consumption compared with CNNs performing the same classification tasks </w:t>
-      </w:r>
-      <w:r>
-        <w:fldChar w:fldCharType="begin"/>
-      </w:r>
-      <w:r>
-        <w:instrText xml:space="preserve"> ADDIN ZOTERO_ITEM CSL_CITATION {"citationID":"X9yCHXFr","properties":{"unsorted":false,"formattedCitation":"[11]","plainCitation":"[11]","noteIndex":0},"citationItems":[{"id":"0OytZoD3/1LmZTZog","uris":["http://zotero.org/users/20652394/items/HVN3RKV6"],"itemData":{"id":23,"type":"article-journal","container-title":"IEEE Transactions on Geoscience and Remote Sensing","DOI":"10.1109/TGRS.2022.3207098","ISSN":"0196-2892, 1558-0644","journalAbbreviation":"IEEE Trans. Geosci. Remote Sensing","license":"https://creativecommons.org/licenses/by-nc-nd/4.0/","page":"1-16","source":"DOI.org (Crossref)","title":"Hyperspectral Image Classification of Brain-Inspired Spiking Neural Network Based on Approximate Derivative Algorithm","volume":"60","author":[{"family":"Liu","given":"Yang"},{"family":"Cao","given":"Kejing"},{"family":"Li","given":"Rui"},{"family":"Zhang","given":"Hongxia"},{"family":"Zhou","given":"Liming"}],"issued":{"date-parts":[["2022"]]}}}],"schema":"https://github.com/citation-style-language/schema/raw/master/csl-citation.json"} </w:instrText>
-      </w:r>
-      <w:r>
-        <w:fldChar w:fldCharType="separate"/>
-      </w:r>
-      <w:r>
-        <w:rPr>
-          <w:noProof/>
-        </w:rPr>
-        <w:t>[11]</w:t>
-      </w:r>
-      <w:r>
-        <w:fldChar w:fldCharType="end"/>
-      </w:r>
-      <w:r>
-        <w:t xml:space="preserve">. Lossless conversion of ANNs to SNNs for remote sensing scene classification tasks has been demonstrated using </w:t>
-      </w:r>
-      <w:r>
-        <w:t>aerial image datasets</w:t>
-      </w:r>
-      <w:r>
-        <w:t xml:space="preserve"> </w:t>
-      </w:r>
-      <w:r>
-        <w:fldChar w:fldCharType="begin"/>
-      </w:r>
-      <w:r>
-        <w:instrText xml:space="preserve"> ADDIN ZOTERO_ITEM CSL_CITATION {"citationID":"IrGoh30S","properties":{"unsorted":false,"formattedCitation":"[12]","plainCitation":"[12]","noteIndex":0},"citationItems":[{"id":"0OytZoD3/LUH02G0O","uris":["http://zotero.org/users/20652394/items/RR2WLLLG"],"itemData":{"id":25,"type":"paper-conference","container-title":"2021 IEEE International Geoscience and Remote Sensing Symposium IGARSS","DOI":"10.1109/IGARSS47720.2021.9554883","event-title":"IGARSS 2021 - 2021 IEEE International Geoscience and Remote Sensing Symposium","ISBN":"978-1-6654-0369-6","license":"https://ieeexplore.ieee.org/Xplorehelp/downloads/license-information/IEEE.html","page":"2795-2798","publisher":"IEEE","publisher-place":"Brussels, Belgium","source":"DOI.org (Crossref)","title":"Remote Sensing Imagery Scene Classification Based on Spiking Neural Network","URL":"https://ieeexplore.ieee.org/document/9554883/","author":[{"family":"Wu","given":"Saifei"},{"family":"Li","given":"Jie"},{"family":"Qi","given":"Lin"},{"family":"Liu","given":"Ziming"},{"family":"Gao","given":"Xinbo"}],"accessed":{"date-parts":[["2026",6,16]]},"issued":{"date-parts":[["2021",7,11]]}}}],"schema":"https://github.com/citation-style-language/schema/raw/master/csl-citation.json"} </w:instrText>
-      </w:r>
-      <w:r>
-        <w:fldChar w:fldCharType="separate"/>
-      </w:r>
-      <w:r>
-        <w:rPr>
-          <w:noProof/>
-        </w:rPr>
-        <w:t>[12]</w:t>
-      </w:r>
-      <w:r>
-        <w:fldChar w:fldCharType="end"/>
-      </w:r>
-      <w:r>
-        <w:t>. These efforts demonstrate the feasibility of achieving some of the promised gains associated with neuromorphic computing to small unmanned systems.</w:t>
-      </w:r>
-    </w:p>
-    <w:p>
-      <w:r>
-        <w:t>Neuromorphic techniques are well-suited to event-driven motion estimation due to the temporal processing strength inherent in spiking neural network</w:t>
-      </w:r>
-      <w:r>
-        <w:t>s; in fact, t</w:t>
-      </w:r>
-      <w:r>
-        <w:t xml:space="preserve">he power and latency benefits of spiking algorithms are best realized in applications that take specific advantage of the temporal nature of SNNs </w:t>
-      </w:r>
-      <w:r>
-        <w:fldChar w:fldCharType="begin"/>
-      </w:r>
-      <w:r>
-        <w:instrText xml:space="preserve"> ADDIN ZOTERO_ITEM CSL_CITATION {"citationID":"LXOSe7Qb","properties":{"unsorted":false,"formattedCitation":"[13]","plainCitation":"[13]","noteIndex":0},"citationItems":[{"id":"0OytZoD3/bHTxndRO","uris":["http://zotero.org/users/20652394/items/5R9H32Y3"],"itemData":{"id":13,"type":"article-journal","container-title":"Proceedings of the IEEE","DOI":"10.1109/JPROC.2021.3067593","ISSN":"0018-9219, 1558-2256","issue":"5","journalAbbreviation":"Proc. IEEE","license":"https://creativecommons.org/licenses/by/4.0/legalcode","page":"911-934","source":"DOI.org (Crossref)","title":"Advancing Neuromorphic Computing With Loihi: A Survey of Results and Outlook","title-short":"Advancing Neuromorphic Computing With Loihi","volume":"109","author":[{"family":"Davies","given":"Mike"},{"family":"Wild","given":"Andreas"},{"family":"Orchard","given":"Garrick"},{"family":"Sandamirskaya","given":"Yulia"},{"family":"Guerra","given":"Gabriel A. Fonseca"},{"family":"Joshi","given":"Prasad"},{"family":"Plank","given":"Philipp"},{"family":"Risbud","given":"Sumedh R."}],"issued":{"date-parts":[["2021",5]]}}}],"schema":"https://github.com/citation-style-language/schema/raw/master/csl-citation.json"} </w:instrText>
-      </w:r>
-      <w:r>
-        <w:fldChar w:fldCharType="separate"/>
-      </w:r>
-      <w:r>
-        <w:rPr>
-          <w:noProof/>
-        </w:rPr>
-        <w:t>[13]</w:t>
-      </w:r>
-      <w:r>
-        <w:fldChar w:fldCharType="end"/>
-      </w:r>
-      <w:r>
-        <w:t xml:space="preserve">. </w:t>
-      </w:r>
-      <w:r>
-        <w:t xml:space="preserve">Optical flow estimation from event cameras via an SNN, a representative application of value to unmanned systems, has been shown to operate </w:t>
-      </w:r>
-      <w:r>
-        <w:t>at ten times the frequency</w:t>
-      </w:r>
-      <w:r>
-        <w:t xml:space="preserve"> with 58% of the energy consumption of a baseline deep learning approach </w:t>
-      </w:r>
-      <w:r>
-        <w:fldChar w:fldCharType="begin"/>
-      </w:r>
-      <w:r>
-        <w:instrText xml:space="preserve"> ADDIN ZOTERO_ITEM CSL_CITATION {"citationID":"wq62Yt16","properties":{"unsorted":false,"formattedCitation":"[14]","plainCitation":"[14]","noteIndex":0},"citationItems":[{"id":"0OytZoD3/nwPS69Fv","uris":["http://zotero.org/users/20652394/items/IZFLX4LA"],"itemData":{"id":19,"type":"paper-conference","container-title":"2023 IEEE/CVF International Conference on Computer Vision (ICCV)","DOI":"10.1109/ICCV51070.2023.00901","event-title":"2023 IEEE/CVF International Conference on Computer Vision (ICCV)","ISBN":"979-8-3503-0718-4","language":"en","license":"https://doi.org/10.15223/policy-029","page":"9793-9802","publisher":"IEEE","publisher-place":"Paris, France","source":"DOI.org (Crossref)","title":"Event-based Temporally Dense Optical Flow Estimation with Sequential Learning","URL":"https://ieeexplore.ieee.org/document/10376548/","author":[{"family":"Ponghiran","given":"Wachirawit"},{"family":"Liyanagedera","given":"Chamika Mihiranga"},{"family":"Roy","given":"Kaushik"}],"accessed":{"date-parts":[["2026",6,16]]},"issued":{"date-parts":[["2023",10,1]]}}}],"schema":"https://github.com/citation-style-language/schema/raw/master/csl-citation.json"} </w:instrText>
-      </w:r>
-      <w:r>
-        <w:fldChar w:fldCharType="separate"/>
-      </w:r>
-      <w:r>
-        <w:rPr>
-          <w:noProof/>
-        </w:rPr>
-        <w:t>[14]</w:t>
-      </w:r>
-      <w:r>
-        <w:fldChar w:fldCharType="end"/>
-      </w:r>
-      <w:r>
-        <w:t xml:space="preserve">. </w:t>
-      </w:r>
-      <w:r>
-        <w:t>Vision-based drone navigation</w:t>
-      </w:r>
-      <w:r>
-        <w:t xml:space="preserve">, with its inherent spatiotemporal nature, is </w:t>
-      </w:r>
-      <w:r>
-        <w:t xml:space="preserve">also </w:t>
-      </w:r>
-      <w:r>
-        <w:t xml:space="preserve">well-suited to treatment with spiking networks </w:t>
-      </w:r>
-      <w:r>
-        <w:fldChar w:fldCharType="begin"/>
-      </w:r>
-      <w:r>
-        <w:instrText xml:space="preserve"> ADDIN ZOTERO_ITEM CSL_CITATION {"citationID":"Bev60wRS","properties":{"unsorted":false,"formattedCitation":"[10]","plainCitation":"[10]","noteIndex":0},"citationItems":[{"id":"0OytZoD3/KpAXZiHm","uris":["http://zotero.org/users/20652394/items/N76VZG2U"],"itemData":{"id":16,"type":"article-journal","container-title":"Communications Engineering","DOI":"10.1038/s44172-025-00492-5","ISSN":"2731-3395","issue":"1","journalAbbreviation":"Commun Eng","language":"en","page":"152","source":"DOI.org (Crossref)","title":"Neuromorphic computing for robotic vision: algorithms to hardware advances","title-short":"Neuromorphic computing for robotic vision","volume":"4","author":[{"family":"Chowdhury","given":"Sayeed Shafayet"},{"family":"Sharma","given":"Deepika"},{"family":"Kosta","given":"Adarsh"},{"family":"Roy","given":"Kaushik"}],"issued":{"date-parts":[["2025",8,13]]}}}],"schema":"https://github.com/citation-style-language/schema/raw/master/csl-citation.json"} </w:instrText>
-      </w:r>
-      <w:r>
-        <w:fldChar w:fldCharType="separate"/>
-      </w:r>
-      <w:r>
-        <w:rPr>
-          <w:noProof/>
-        </w:rPr>
-        <w:t>[10]</w:t>
-      </w:r>
-      <w:r>
-        <w:fldChar w:fldCharType="end"/>
-      </w:r>
-      <w:r>
-        <w:t>.</w:t>
-      </w:r>
-    </w:p>
-    <w:p>
-      <w:r>
-        <w:t xml:space="preserve">Because rigorous </w:t>
-      </w:r>
-      <w:proofErr w:type="spellStart"/>
-      <w:r>
-        <w:t>SWaP</w:t>
-      </w:r>
-      <w:proofErr w:type="spellEnd"/>
-      <w:r>
-        <w:t xml:space="preserve"> benchmarking is methodologically difficult, a</w:t>
-      </w:r>
-      <w:r>
-        <w:t>n outstanding research question is the quantification of the specific benefit in terms of space, weight, and power (</w:t>
-      </w:r>
-      <w:proofErr w:type="spellStart"/>
-      <w:r>
-        <w:t>SWaP</w:t>
-      </w:r>
-      <w:proofErr w:type="spellEnd"/>
-      <w:r>
-        <w:t>) savings to small unmanned systems offered by adopting neuromorphic techniques.</w:t>
+        <w:t>are</w:t>
+      </w:r>
+      <w:r>
+        <w:t xml:space="preserve"> unquantified. This work addresses this gap.</w:t>
       </w:r>
     </w:p>
     <w:bookmarkEnd w:id="0"/>
@@ -889,7 +1030,6 @@
         <w:pStyle w:val="Heading1"/>
       </w:pPr>
       <w:r>
-        <w:lastRenderedPageBreak/>
         <w:t>Research objectives</w:t>
       </w:r>
     </w:p>
@@ -929,7 +1069,6 @@
         <w:ind w:left="0" w:firstLine="0"/>
       </w:pPr>
     </w:p>
-    <w:bookmarkStart w:id="2" w:name="_Hlk232464904"/>
     <w:p>
       <w:pPr>
         <w:pStyle w:val="Bibliography"/>
@@ -1024,6 +1163,78 @@
       </w:r>
       <w:r>
         <w:tab/>
+        <w:t xml:space="preserve">N. Rathi </w:t>
+      </w:r>
+      <w:r>
+        <w:rPr>
+          <w:i/>
+          <w:iCs/>
+        </w:rPr>
+        <w:t>et al.</w:t>
+      </w:r>
+      <w:r>
+        <w:t xml:space="preserve">, “Exploring Neuromorphic Computing Based on Spiking Neural Networks: Algorithms to Hardware,” </w:t>
+      </w:r>
+      <w:r>
+        <w:rPr>
+          <w:i/>
+          <w:iCs/>
+        </w:rPr>
+        <w:t xml:space="preserve">ACM </w:t>
+      </w:r>
+      <w:proofErr w:type="spellStart"/>
+      <w:r>
+        <w:rPr>
+          <w:i/>
+          <w:iCs/>
+        </w:rPr>
+        <w:t>Comput</w:t>
+      </w:r>
+      <w:proofErr w:type="spellEnd"/>
+      <w:r>
+        <w:rPr>
+          <w:i/>
+          <w:iCs/>
+        </w:rPr>
+        <w:t xml:space="preserve">. </w:t>
+      </w:r>
+      <w:proofErr w:type="spellStart"/>
+      <w:r>
+        <w:rPr>
+          <w:i/>
+          <w:iCs/>
+        </w:rPr>
+        <w:t>Surv</w:t>
+      </w:r>
+      <w:proofErr w:type="spellEnd"/>
+      <w:r>
+        <w:rPr>
+          <w:i/>
+          <w:iCs/>
+        </w:rPr>
+        <w:t>.</w:t>
+      </w:r>
+      <w:r>
+        <w:t xml:space="preserve">, vol. 55, no. 12, pp. 1–49, Dec. 2023, </w:t>
+      </w:r>
+      <w:proofErr w:type="spellStart"/>
+      <w:r>
+        <w:t>doi</w:t>
+      </w:r>
+      <w:proofErr w:type="spellEnd"/>
+      <w:r>
+        <w:t>: 10.1145/3571155.</w:t>
+      </w:r>
+    </w:p>
+    <w:p>
+      <w:pPr>
+        <w:pStyle w:val="Bibliography"/>
+      </w:pPr>
+      <w:r>
+        <w:t>[4]</w:t>
+      </w:r>
+      <w:r>
+        <w:tab/>
         <w:t xml:space="preserve">W. Maass, “Networks of spiking neurons: The third generation of neural network models,” </w:t>
       </w:r>
       <w:r>
@@ -1050,74 +1261,26 @@
         <w:pStyle w:val="Bibliography"/>
       </w:pPr>
       <w:r>
-        <w:t>[4]</w:t>
+        <w:t>[5]</w:t>
       </w:r>
       <w:r>
         <w:tab/>
-        <w:t xml:space="preserve">A. Sengupta, Y. Ye, R. Wang, C. Liu, and K. Roy, “Going deeper in spiking neural networks: VGG and residual architectures,” </w:t>
-      </w:r>
-      <w:r>
-        <w:rPr>
-          <w:i/>
-          <w:iCs/>
-        </w:rPr>
-        <w:t>Frontiers in neuroscience</w:t>
-      </w:r>
-      <w:r>
-        <w:t>, vol. 13, p. 95, 2019.</w:t>
-      </w:r>
-    </w:p>
-    <w:p>
-      <w:pPr>
-        <w:pStyle w:val="Bibliography"/>
-      </w:pPr>
-      <w:r>
-        <w:t>[5]</w:t>
-      </w:r>
-      <w:r>
-        <w:tab/>
-        <w:t xml:space="preserve">N. Rathi </w:t>
-      </w:r>
-      <w:r>
-        <w:rPr>
-          <w:i/>
-          <w:iCs/>
-        </w:rPr>
-        <w:t>et al.</w:t>
-      </w:r>
-      <w:r>
-        <w:t xml:space="preserve">, “Exploring Neuromorphic Computing Based on Spiking Neural Networks: Algorithms to Hardware,” </w:t>
-      </w:r>
-      <w:r>
-        <w:rPr>
-          <w:i/>
-          <w:iCs/>
-        </w:rPr>
-        <w:t xml:space="preserve">ACM </w:t>
-      </w:r>
-      <w:proofErr w:type="spellStart"/>
-      <w:r>
-        <w:rPr>
-          <w:i/>
-          <w:iCs/>
-        </w:rPr>
-        <w:t>Comput</w:t>
-      </w:r>
-      <w:proofErr w:type="spellEnd"/>
-      <w:r>
-        <w:rPr>
-          <w:i/>
-          <w:iCs/>
-        </w:rPr>
-        <w:t xml:space="preserve">. </w:t>
-      </w:r>
-      <w:proofErr w:type="spellStart"/>
-      <w:r>
-        <w:rPr>
-          <w:i/>
-          <w:iCs/>
-        </w:rPr>
-        <w:t>Surv</w:t>
+        <w:t xml:space="preserve">A. Sengupta, Y. Ye, R. Wang, C. Liu, and K. Roy, “Going Deeper in Spiking Neural Networks: VGG and Residual Architectures,” </w:t>
+      </w:r>
+      <w:r>
+        <w:rPr>
+          <w:i/>
+          <w:iCs/>
+        </w:rPr>
+        <w:t xml:space="preserve">Front. </w:t>
+      </w:r>
+      <w:proofErr w:type="spellStart"/>
+      <w:r>
+        <w:rPr>
+          <w:i/>
+          <w:iCs/>
+        </w:rPr>
+        <w:t>Neurosci</w:t>
       </w:r>
       <w:proofErr w:type="spellEnd"/>
       <w:r>
@@ -1128,7 +1291,7 @@
         <w:t>.</w:t>
       </w:r>
       <w:r>
-        <w:t xml:space="preserve">, vol. 55, no. 12, pp. 1–49, Dec. 2023, </w:t>
+        <w:t xml:space="preserve">, vol. 13, p. 95, Mar. 2019, </w:t>
       </w:r>
       <w:proofErr w:type="spellStart"/>
       <w:r>
@@ -1136,7 +1299,7 @@
       </w:r>
       <w:proofErr w:type="spellEnd"/>
       <w:r>
-        <w:t>: 10.1145/3571155.</w:t>
+        <w:t>: 10.3389/fnins.2019.00095.</w:t>
       </w:r>
     </w:p>
     <w:p>
@@ -1194,23 +1357,33 @@
       </w:r>
       <w:r>
         <w:tab/>
-        <w:t xml:space="preserve">R.-J. Zhu, Q. Zhao, G. Li, and J. K. </w:t>
-      </w:r>
-      <w:proofErr w:type="spellStart"/>
-      <w:r>
-        <w:t>Eshraghian</w:t>
-      </w:r>
-      <w:proofErr w:type="spellEnd"/>
-      <w:r>
-        <w:t>, “</w:t>
-      </w:r>
-      <w:proofErr w:type="spellStart"/>
-      <w:r>
-        <w:t>SpikeGPT</w:t>
-      </w:r>
-      <w:proofErr w:type="spellEnd"/>
-      <w:r>
-        <w:t xml:space="preserve">: Generative Pre-trained Language Model with Spiking Neural Networks,” 2023, </w:t>
+        <w:t xml:space="preserve">C. Lee, S. S. Sarwar, P. Panda, G. Srinivasan, and K. Roy, “Enabling Spike-Based Backpropagation for Training Deep Neural Network Architectures,” </w:t>
+      </w:r>
+      <w:r>
+        <w:rPr>
+          <w:i/>
+          <w:iCs/>
+        </w:rPr>
+        <w:t xml:space="preserve">Front. </w:t>
+      </w:r>
+      <w:proofErr w:type="spellStart"/>
+      <w:r>
+        <w:rPr>
+          <w:i/>
+          <w:iCs/>
+        </w:rPr>
+        <w:t>Neurosci</w:t>
+      </w:r>
+      <w:proofErr w:type="spellEnd"/>
+      <w:r>
+        <w:rPr>
+          <w:i/>
+          <w:iCs/>
+        </w:rPr>
+        <w:t>.</w:t>
+      </w:r>
+      <w:r>
+        <w:t xml:space="preserve">, vol. 14, Feb. 2020, </w:t>
       </w:r>
       <w:proofErr w:type="spellStart"/>
       <w:r>
@@ -1218,7 +1391,7 @@
       </w:r>
       <w:proofErr w:type="spellEnd"/>
       <w:r>
-        <w:t>: 10.48550/ARXIV.2302.13939.</w:t>
+        <w:t>: 10.3389/fnins.2020.00119.</w:t>
       </w:r>
     </w:p>
     <w:p>
@@ -1226,53 +1399,8 @@
         <w:pStyle w:val="Bibliography"/>
       </w:pPr>
       <w:r>
+        <w:lastRenderedPageBreak/>
         <w:t>[8]</w:t>
-      </w:r>
-      <w:r>
-        <w:tab/>
-        <w:t xml:space="preserve">A. Sengupta, Y. Ye, R. Wang, C. Liu, and K. Roy, “Going Deeper in Spiking Neural Networks: VGG and Residual Architectures,” </w:t>
-      </w:r>
-      <w:r>
-        <w:rPr>
-          <w:i/>
-          <w:iCs/>
-        </w:rPr>
-        <w:t xml:space="preserve">Front. </w:t>
-      </w:r>
-      <w:proofErr w:type="spellStart"/>
-      <w:r>
-        <w:rPr>
-          <w:i/>
-          <w:iCs/>
-        </w:rPr>
-        <w:t>Neurosci</w:t>
-      </w:r>
-      <w:proofErr w:type="spellEnd"/>
-      <w:r>
-        <w:rPr>
-          <w:i/>
-          <w:iCs/>
-        </w:rPr>
-        <w:t>.</w:t>
-      </w:r>
-      <w:r>
-        <w:t xml:space="preserve">, vol. 13, p. 95, Mar. 2019, </w:t>
-      </w:r>
-      <w:proofErr w:type="spellStart"/>
-      <w:r>
-        <w:t>doi</w:t>
-      </w:r>
-      <w:proofErr w:type="spellEnd"/>
-      <w:r>
-        <w:t>: 10.3389/fnins.2019.00095.</w:t>
-      </w:r>
-    </w:p>
-    <w:p>
-      <w:pPr>
-        <w:pStyle w:val="Bibliography"/>
-      </w:pPr>
-      <w:r>
-        <w:t>[9]</w:t>
       </w:r>
       <w:r>
         <w:tab/>
@@ -1294,7 +1422,7 @@
         <w:t>14th AIAA Aviation Technology, Integration, and Operations Conference</w:t>
       </w:r>
       <w:r>
-        <w:t xml:space="preserve">, American Institute of Aeronautics and Astronautics. </w:t>
+        <w:t xml:space="preserve">, American Institute of Aeronautics and Astronautics, 2014. </w:t>
       </w:r>
       <w:proofErr w:type="spellStart"/>
       <w:r>
@@ -1303,6 +1431,36 @@
       <w:proofErr w:type="spellEnd"/>
       <w:r>
         <w:t>: 10.2514/6.2014-2705.</w:t>
+      </w:r>
+    </w:p>
+    <w:p>
+      <w:pPr>
+        <w:pStyle w:val="Bibliography"/>
+      </w:pPr>
+      <w:r>
+        <w:t>[9]</w:t>
+      </w:r>
+      <w:r>
+        <w:tab/>
+        <w:t xml:space="preserve">S. Krishnan, Z. Wan, K. Bhardwaj, N. Jadhav, A. Faust, and V. J. Reddi, “Roofline Model for UAVs: A Bottleneck Analysis Tool for Onboard Compute Characterization of Autonomous Unmanned Aerial Vehicles,” in </w:t>
+      </w:r>
+      <w:r>
+        <w:rPr>
+          <w:i/>
+          <w:iCs/>
+        </w:rPr>
+        <w:t>2022 IEEE International Symposium on Performance Analysis of Systems and Software (ISPASS)</w:t>
+      </w:r>
+      <w:r>
+        <w:t xml:space="preserve">, May 2022, pp. 162–174. </w:t>
+      </w:r>
+      <w:proofErr w:type="spellStart"/>
+      <w:r>
+        <w:t>doi</w:t>
+      </w:r>
+      <w:proofErr w:type="spellEnd"/>
+      <w:r>
+        <w:t>: 10.1109/ISPASS55109.2022.00023.</w:t>
       </w:r>
     </w:p>
     <w:p>
@@ -1499,15 +1657,7 @@
           <w:i/>
           <w:iCs/>
         </w:rPr>
-        <w:t xml:space="preserve">2023 IEEE/CVF International Conference on Computer </w:t>
-      </w:r>
-      <w:r>
-        <w:rPr>
-          <w:i/>
-          <w:iCs/>
-        </w:rPr>
-        <w:lastRenderedPageBreak/>
-        <w:t>Vision (ICCV)</w:t>
+        <w:t>2023 IEEE/CVF International Conference on Computer Vision (ICCV)</w:t>
       </w:r>
       <w:r>
         <w:t xml:space="preserve">, Paris, France: IEEE, Oct. 2023, pp. 9793–9802. </w:t>
@@ -1526,9 +1676,116 @@
         <w:pStyle w:val="Bibliography"/>
       </w:pPr>
       <w:r>
+        <w:t>[15]</w:t>
+      </w:r>
+      <w:r>
+        <w:tab/>
+        <w:t xml:space="preserve">S. Davidson and S. B. Furber, “Comparison of Artificial and Spiking Neural Networks on Digital Hardware,” </w:t>
+      </w:r>
+      <w:r>
+        <w:rPr>
+          <w:i/>
+          <w:iCs/>
+        </w:rPr>
+        <w:t xml:space="preserve">Front. </w:t>
+      </w:r>
+      <w:proofErr w:type="spellStart"/>
+      <w:r>
+        <w:rPr>
+          <w:i/>
+          <w:iCs/>
+        </w:rPr>
+        <w:t>Neurosci</w:t>
+      </w:r>
+      <w:proofErr w:type="spellEnd"/>
+      <w:r>
+        <w:rPr>
+          <w:i/>
+          <w:iCs/>
+        </w:rPr>
+        <w:t>.</w:t>
+      </w:r>
+      <w:r>
+        <w:t xml:space="preserve">, vol. 15, Apr. 2021, </w:t>
+      </w:r>
+      <w:proofErr w:type="spellStart"/>
+      <w:r>
+        <w:t>doi</w:t>
+      </w:r>
+      <w:proofErr w:type="spellEnd"/>
+      <w:r>
+        <w:t>: 10.3389/fnins.2021.651141.</w:t>
+      </w:r>
+    </w:p>
+    <w:p>
+      <w:pPr>
+        <w:pStyle w:val="Bibliography"/>
+      </w:pPr>
+      <w:r>
+        <w:t>[16]</w:t>
+      </w:r>
+      <w:r>
+        <w:tab/>
+        <w:t xml:space="preserve">M. </w:t>
+      </w:r>
+      <w:proofErr w:type="spellStart"/>
+      <w:r>
+        <w:t>Dampfhoffer</w:t>
+      </w:r>
+      <w:proofErr w:type="spellEnd"/>
+      <w:r>
+        <w:t xml:space="preserve">, T. Mesquida, A. </w:t>
+      </w:r>
+      <w:proofErr w:type="spellStart"/>
+      <w:r>
+        <w:t>Valentian</w:t>
+      </w:r>
+      <w:proofErr w:type="spellEnd"/>
+      <w:r>
+        <w:t xml:space="preserve">, and L. Anghel, “Are SNNs Really More Energy-Efficient Than ANNs? an In-Depth Hardware-Aware Study,” </w:t>
+      </w:r>
+      <w:r>
+        <w:rPr>
+          <w:i/>
+          <w:iCs/>
+        </w:rPr>
+        <w:t xml:space="preserve">IEEE Trans. Emerg. Top. </w:t>
+      </w:r>
+      <w:proofErr w:type="spellStart"/>
+      <w:r>
+        <w:rPr>
+          <w:i/>
+          <w:iCs/>
+        </w:rPr>
+        <w:t>Comput</w:t>
+      </w:r>
+      <w:proofErr w:type="spellEnd"/>
+      <w:r>
+        <w:rPr>
+          <w:i/>
+          <w:iCs/>
+        </w:rPr>
+        <w:t>. Intell.</w:t>
+      </w:r>
+      <w:r>
+        <w:t xml:space="preserve">, vol. 7, no. 3, pp. 731–741, Jun. 2023, </w:t>
+      </w:r>
+      <w:proofErr w:type="spellStart"/>
+      <w:r>
+        <w:t>doi</w:t>
+      </w:r>
+      <w:proofErr w:type="spellEnd"/>
+      <w:r>
+        <w:t>: 10.1109/TETCI.2022.3214509.</w:t>
+      </w:r>
+    </w:p>
+    <w:p>
+      <w:pPr>
+        <w:pStyle w:val="Bibliography"/>
+      </w:pPr>
+      <w:r>
         <w:fldChar w:fldCharType="end"/>
       </w:r>
-      <w:bookmarkEnd w:id="2"/>
     </w:p>
     <w:sectPr>
       <w:headerReference w:type="even" r:id="rId6"/>
@@ -2229,9 +2486,10 @@
     <w:pPr>
       <w:tabs>
         <w:tab w:val="left" w:pos="380"/>
+        <w:tab w:val="left" w:pos="500"/>
       </w:tabs>
       <w:spacing w:line="240" w:lineRule="auto"/>
-      <w:ind w:left="384" w:hanging="384"/>
+      <w:ind w:left="504" w:hanging="504"/>
     </w:pPr>
   </w:style>
   <w:style w:type="paragraph" w:styleId="Header">
